--- a/docs/Tindahan_POS_Technical_Documentation.docx
+++ b/docs/Tindahan_POS_Technical_Documentation.docx
@@ -47635,6 +47635,8232 @@
           <w:szCs w:val="20"/>
         </w:rPr>
         <w:t xml:space="preserve"> "Utang" is Filipino for customer credit and is used throughout the product. "Order slip" is the Alpha document type, deliberately chosen so it is not confused with an official receipt or invoice.</w:t>
+      </w:r>
+    </w:p>
+    <w:p>
+      <w:pPr>
+        <w:pStyle w:val="Heading1"/>
+        <w:pageBreakBefore/>
+        <w:spacing w:after="120" w:before="320"/>
+      </w:pPr>
+      <w:r>
+        <w:rPr>
+          <w:b/>
+          <w:bCs/>
+          <w:color w:val="1F4E79"/>
+          <w:sz w:val="30"/>
+          <w:szCs w:val="30"/>
+        </w:rPr>
+        <w:t xml:space="preserve">48. Screenshots, user flows and operating procedures</w:t>
+      </w:r>
+    </w:p>
+    <w:p>
+      <w:pPr>
+        <w:spacing w:after="120"/>
+      </w:pPr>
+      <w:r>
+        <w:rPr>
+          <w:color w:val="1A1A1A"/>
+          <w:sz w:val="20"/>
+          <w:szCs w:val="20"/>
+        </w:rPr>
+        <w:t xml:space="preserve">This part demonstrates the system rather than describing it. Every figure is a capture of the </w:t>
+      </w:r>
+      <w:r>
+        <w:rPr>
+          <w:b/>
+          <w:bCs/>
+          <w:color w:val="1A1A1A"/>
+          <w:sz w:val="20"/>
+          <w:szCs w:val="20"/>
+        </w:rPr>
+        <w:t xml:space="preserve">actual running application</w:t>
+      </w:r>
+      <w:r>
+        <w:rPr>
+          <w:color w:val="1A1A1A"/>
+          <w:sz w:val="20"/>
+          <w:szCs w:val="20"/>
+        </w:rPr>
+        <w:t xml:space="preserve"> at the documented revision. No mock-ups, stock images, generated UI, or screens for functionality that does not exist.</w:t>
+      </w:r>
+    </w:p>
+    <w:p>
+      <w:pPr>
+        <w:pStyle w:val="Heading2"/>
+        <w:spacing w:after="120" w:before="220"/>
+      </w:pPr>
+      <w:r>
+        <w:rPr>
+          <w:b/>
+          <w:bCs/>
+          <w:color w:val="1F4E79"/>
+          <w:sz w:val="24"/>
+          <w:szCs w:val="24"/>
+        </w:rPr>
+        <w:t xml:space="preserve">48.1 How the evidence was produced</w:t>
+      </w:r>
+    </w:p>
+    <w:tbl>
+      <w:tblPr>
+        <w:tblW w:type="dxa" w:w="9360"/>
+        <w:tblBorders>
+          <w:top w:val="single" w:color="C9CDD3" w:sz="4"/>
+          <w:left w:val="single" w:color="C9CDD3" w:sz="4"/>
+          <w:bottom w:val="single" w:color="C9CDD3" w:sz="4"/>
+          <w:right w:val="single" w:color="C9CDD3" w:sz="4"/>
+          <w:insideH w:val="single" w:color="C9CDD3" w:sz="2"/>
+          <w:insideV w:val="single" w:color="C9CDD3" w:sz="2"/>
+        </w:tblBorders>
+      </w:tblPr>
+      <w:tblGrid>
+        <w:gridCol w:w="4680"/>
+        <w:gridCol w:w="4680"/>
+      </w:tblGrid>
+      <w:tr>
+        <w:trPr>
+          <w:tblHeader/>
+        </w:trPr>
+        <w:tc>
+          <w:tcPr>
+            <w:tcW w:type="dxa" w:w="4680"/>
+            <w:shd w:fill="EDF1F6" w:color="auto" w:val="clear"/>
+            <w:tcMar>
+              <w:top w:type="dxa" w:w="60"/>
+              <w:left w:type="dxa" w:w="100"/>
+              <w:bottom w:type="dxa" w:w="60"/>
+              <w:right w:type="dxa" w:w="100"/>
+            </w:tcMar>
+          </w:tcPr>
+          <w:p>
+            <w:pPr>
+              <w:spacing w:after="0"/>
+            </w:pPr>
+            <w:r>
+              <w:rPr>
+                <w:b/>
+                <w:bCs/>
+                <w:color w:val="1A1A1A"/>
+                <w:sz w:val="18"/>
+                <w:szCs w:val="18"/>
+              </w:rPr>
+              <w:t xml:space="preserve"/>
+            </w:r>
+          </w:p>
+        </w:tc>
+        <w:tc>
+          <w:tcPr>
+            <w:tcW w:type="dxa" w:w="4680"/>
+            <w:shd w:fill="EDF1F6" w:color="auto" w:val="clear"/>
+            <w:tcMar>
+              <w:top w:type="dxa" w:w="60"/>
+              <w:left w:type="dxa" w:w="100"/>
+              <w:bottom w:type="dxa" w:w="60"/>
+              <w:right w:type="dxa" w:w="100"/>
+            </w:tcMar>
+          </w:tcPr>
+          <w:p>
+            <w:pPr>
+              <w:spacing w:after="0"/>
+            </w:pPr>
+            <w:r>
+              <w:rPr>
+                <w:b/>
+                <w:bCs/>
+                <w:color w:val="1A1A1A"/>
+                <w:sz w:val="18"/>
+                <w:szCs w:val="18"/>
+              </w:rPr>
+              <w:t xml:space="preserve"/>
+            </w:r>
+          </w:p>
+        </w:tc>
+      </w:tr>
+      <w:tr>
+        <w:tc>
+          <w:tcPr>
+            <w:tcW w:type="dxa" w:w="4680"/>
+            <w:tcMar>
+              <w:top w:type="dxa" w:w="60"/>
+              <w:left w:type="dxa" w:w="100"/>
+              <w:bottom w:type="dxa" w:w="60"/>
+              <w:right w:type="dxa" w:w="100"/>
+            </w:tcMar>
+          </w:tcPr>
+          <w:p>
+            <w:pPr>
+              <w:spacing w:after="0"/>
+            </w:pPr>
+            <w:r>
+              <w:rPr>
+                <w:color w:val="1A1A1A"/>
+                <w:sz w:val="18"/>
+                <w:szCs w:val="18"/>
+              </w:rPr>
+              <w:t xml:space="preserve">Web captures</w:t>
+            </w:r>
+          </w:p>
+        </w:tc>
+        <w:tc>
+          <w:tcPr>
+            <w:tcW w:type="dxa" w:w="4680"/>
+            <w:tcMar>
+              <w:top w:type="dxa" w:w="60"/>
+              <w:left w:type="dxa" w:w="100"/>
+              <w:bottom w:type="dxa" w:w="60"/>
+              <w:right w:type="dxa" w:w="100"/>
+            </w:tcMar>
+          </w:tcPr>
+          <w:p>
+            <w:pPr>
+              <w:spacing w:after="0"/>
+            </w:pPr>
+            <w:r>
+              <w:rPr>
+                <w:color w:val="1A1A1A"/>
+                <w:sz w:val="18"/>
+                <w:szCs w:val="18"/>
+              </w:rPr>
+              <w:t xml:space="preserve">Playwright, </w:t>
+            </w:r>
+            <w:r>
+              <w:rPr>
+                <w:rFonts w:ascii="Consolas" w:cs="Consolas" w:eastAsia="Consolas" w:hAnsi="Consolas"/>
+                <w:color w:val="1A1A1A"/>
+                <w:sz w:val="18"/>
+                <w:szCs w:val="18"/>
+              </w:rPr>
+              <w:t xml:space="preserve">apps/tindahan-pos/e2e/capture-screenshots.spec.ts</w:t>
+            </w:r>
+            <w:r>
+              <w:rPr>
+                <w:color w:val="1A1A1A"/>
+                <w:sz w:val="18"/>
+                <w:szCs w:val="18"/>
+              </w:rPr>
+              <w:t xml:space="preserve">, Chromium at 1440×900, against the built application signed in as a real staff account</w:t>
+            </w:r>
+          </w:p>
+        </w:tc>
+      </w:tr>
+      <w:tr>
+        <w:tc>
+          <w:tcPr>
+            <w:tcW w:type="dxa" w:w="4680"/>
+            <w:tcMar>
+              <w:top w:type="dxa" w:w="60"/>
+              <w:left w:type="dxa" w:w="100"/>
+              <w:bottom w:type="dxa" w:w="60"/>
+              <w:right w:type="dxa" w:w="100"/>
+            </w:tcMar>
+          </w:tcPr>
+          <w:p>
+            <w:pPr>
+              <w:spacing w:after="0"/>
+            </w:pPr>
+            <w:r>
+              <w:rPr>
+                <w:color w:val="1A1A1A"/>
+                <w:sz w:val="18"/>
+                <w:szCs w:val="18"/>
+              </w:rPr>
+              <w:t xml:space="preserve">Mobile captures</w:t>
+            </w:r>
+          </w:p>
+        </w:tc>
+        <w:tc>
+          <w:tcPr>
+            <w:tcW w:type="dxa" w:w="4680"/>
+            <w:tcMar>
+              <w:top w:type="dxa" w:w="60"/>
+              <w:left w:type="dxa" w:w="100"/>
+              <w:bottom w:type="dxa" w:w="60"/>
+              <w:right w:type="dxa" w:w="100"/>
+            </w:tcMar>
+          </w:tcPr>
+          <w:p>
+            <w:pPr>
+              <w:spacing w:after="0"/>
+            </w:pPr>
+            <w:r>
+              <w:rPr>
+                <w:rFonts w:ascii="Consolas" w:cs="Consolas" w:eastAsia="Consolas" w:hAnsi="Consolas"/>
+                <w:color w:val="1A1A1A"/>
+                <w:sz w:val="18"/>
+                <w:szCs w:val="18"/>
+              </w:rPr>
+              <w:t xml:space="preserve">xcrun simctl io … screenshot</w:t>
+            </w:r>
+            <w:r>
+              <w:rPr>
+                <w:color w:val="1A1A1A"/>
+                <w:sz w:val="18"/>
+                <w:szCs w:val="18"/>
+              </w:rPr>
+              <w:t xml:space="preserve">, iPhone 15 Pro simulator, Expo development build</w:t>
+            </w:r>
+          </w:p>
+        </w:tc>
+      </w:tr>
+      <w:tr>
+        <w:tc>
+          <w:tcPr>
+            <w:tcW w:type="dxa" w:w="4680"/>
+            <w:tcMar>
+              <w:top w:type="dxa" w:w="60"/>
+              <w:left w:type="dxa" w:w="100"/>
+              <w:bottom w:type="dxa" w:w="60"/>
+              <w:right w:type="dxa" w:w="100"/>
+            </w:tcMar>
+          </w:tcPr>
+          <w:p>
+            <w:pPr>
+              <w:spacing w:after="0"/>
+            </w:pPr>
+            <w:r>
+              <w:rPr>
+                <w:color w:val="1A1A1A"/>
+                <w:sz w:val="18"/>
+                <w:szCs w:val="18"/>
+              </w:rPr>
+              <w:t xml:space="preserve">Reproducibility</w:t>
+            </w:r>
+          </w:p>
+        </w:tc>
+        <w:tc>
+          <w:tcPr>
+            <w:tcW w:type="dxa" w:w="4680"/>
+            <w:tcMar>
+              <w:top w:type="dxa" w:w="60"/>
+              <w:left w:type="dxa" w:w="100"/>
+              <w:bottom w:type="dxa" w:w="60"/>
+              <w:right w:type="dxa" w:w="100"/>
+            </w:tcMar>
+          </w:tcPr>
+          <w:p>
+            <w:pPr>
+              <w:spacing w:after="0"/>
+            </w:pPr>
+            <w:r>
+              <w:rPr>
+                <w:color w:val="1A1A1A"/>
+                <w:sz w:val="18"/>
+                <w:szCs w:val="18"/>
+              </w:rPr>
+              <w:t xml:space="preserve">Re-running the capture spec regenerates the whole web set against whatever is currently built</w:t>
+            </w:r>
+          </w:p>
+        </w:tc>
+      </w:tr>
+      <w:tr>
+        <w:tc>
+          <w:tcPr>
+            <w:tcW w:type="dxa" w:w="4680"/>
+            <w:tcMar>
+              <w:top w:type="dxa" w:w="60"/>
+              <w:left w:type="dxa" w:w="100"/>
+              <w:bottom w:type="dxa" w:w="60"/>
+              <w:right w:type="dxa" w:w="100"/>
+            </w:tcMar>
+          </w:tcPr>
+          <w:p>
+            <w:pPr>
+              <w:spacing w:after="0"/>
+            </w:pPr>
+            <w:r>
+              <w:rPr>
+                <w:color w:val="1A1A1A"/>
+                <w:sz w:val="18"/>
+                <w:szCs w:val="18"/>
+              </w:rPr>
+              <w:t xml:space="preserve">Credentials</w:t>
+            </w:r>
+          </w:p>
+        </w:tc>
+        <w:tc>
+          <w:tcPr>
+            <w:tcW w:type="dxa" w:w="4680"/>
+            <w:tcMar>
+              <w:top w:type="dxa" w:w="60"/>
+              <w:left w:type="dxa" w:w="100"/>
+              <w:bottom w:type="dxa" w:w="60"/>
+              <w:right w:type="dxa" w:w="100"/>
+            </w:tcMar>
+          </w:tcPr>
+          <w:p>
+            <w:pPr>
+              <w:spacing w:after="0"/>
+            </w:pPr>
+            <w:r>
+              <w:rPr>
+                <w:color w:val="1A1A1A"/>
+                <w:sz w:val="18"/>
+                <w:szCs w:val="18"/>
+              </w:rPr>
+              <w:t xml:space="preserve">Supplied by environment variable at run time; never committed and never visible in a figure</w:t>
+            </w:r>
+          </w:p>
+        </w:tc>
+      </w:tr>
+    </w:tbl>
+    <w:p>
+      <w:pPr>
+        <w:spacing w:after="160"/>
+      </w:pPr>
+    </w:p>
+    <w:p>
+      <w:pPr>
+        <w:spacing w:after="120"/>
+      </w:pPr>
+      <w:r>
+        <w:rPr>
+          <w:b/>
+          <w:bCs/>
+          <w:color w:val="1A1A1A"/>
+          <w:sz w:val="20"/>
+          <w:szCs w:val="20"/>
+        </w:rPr>
+        <w:t xml:space="preserve">Disclosure — mobile figures.</w:t>
+      </w:r>
+      <w:r>
+        <w:rPr>
+          <w:color w:val="1A1A1A"/>
+          <w:sz w:val="20"/>
+          <w:szCs w:val="20"/>
+        </w:rPr>
+        <w:t xml:space="preserve"> The mobile captures come from an </w:t>
+      </w:r>
+      <w:r>
+        <w:rPr>
+          <w:b/>
+          <w:bCs/>
+          <w:color w:val="1A1A1A"/>
+          <w:sz w:val="20"/>
+          <w:szCs w:val="20"/>
+        </w:rPr>
+        <w:t xml:space="preserve">Expo development build</w:t>
+      </w:r>
+      <w:r>
+        <w:rPr>
+          <w:color w:val="1A1A1A"/>
+          <w:sz w:val="20"/>
+          <w:szCs w:val="20"/>
+        </w:rPr>
+        <w:t xml:space="preserve">, so the React Native performance overlay (RAM / JS frame rate) is visible in the top-left. That overlay is a development artifact and is </w:t>
+      </w:r>
+      <w:r>
+        <w:rPr>
+          <w:b/>
+          <w:bCs/>
+          <w:color w:val="1A1A1A"/>
+          <w:sz w:val="20"/>
+          <w:szCs w:val="20"/>
+        </w:rPr>
+        <w:t xml:space="preserve">not part of the shipped interface</w:t>
+      </w:r>
+      <w:r>
+        <w:rPr>
+          <w:color w:val="1A1A1A"/>
+          <w:sz w:val="20"/>
+          <w:szCs w:val="20"/>
+        </w:rPr>
+        <w:t xml:space="preserve">. It is left in rather than edited out, because editing screenshots would breach the requirement that evidence be unaltered captures of the real application.</w:t>
+      </w:r>
+    </w:p>
+    <w:p>
+      <w:pPr>
+        <w:pStyle w:val="Heading2"/>
+        <w:spacing w:after="120" w:before="220"/>
+      </w:pPr>
+      <w:r>
+        <w:rPr>
+          <w:b/>
+          <w:bCs/>
+          <w:color w:val="1F4E79"/>
+          <w:sz w:val="24"/>
+          <w:szCs w:val="24"/>
+        </w:rPr>
+        <w:t xml:space="preserve">48.2 Screenshot evidence table</w:t>
+      </w:r>
+    </w:p>
+    <w:tbl>
+      <w:tblPr>
+        <w:tblW w:type="dxa" w:w="9360"/>
+        <w:tblBorders>
+          <w:top w:val="single" w:color="C9CDD3" w:sz="4"/>
+          <w:left w:val="single" w:color="C9CDD3" w:sz="4"/>
+          <w:bottom w:val="single" w:color="C9CDD3" w:sz="4"/>
+          <w:right w:val="single" w:color="C9CDD3" w:sz="4"/>
+          <w:insideH w:val="single" w:color="C9CDD3" w:sz="2"/>
+          <w:insideV w:val="single" w:color="C9CDD3" w:sz="2"/>
+        </w:tblBorders>
+      </w:tblPr>
+      <w:tblGrid>
+        <w:gridCol w:w="1560"/>
+        <w:gridCol w:w="1560"/>
+        <w:gridCol w:w="1560"/>
+        <w:gridCol w:w="1560"/>
+        <w:gridCol w:w="1560"/>
+        <w:gridCol w:w="1560"/>
+      </w:tblGrid>
+      <w:tr>
+        <w:trPr>
+          <w:tblHeader/>
+        </w:trPr>
+        <w:tc>
+          <w:tcPr>
+            <w:tcW w:type="dxa" w:w="1560"/>
+            <w:shd w:fill="EDF1F6" w:color="auto" w:val="clear"/>
+            <w:tcMar>
+              <w:top w:type="dxa" w:w="60"/>
+              <w:left w:type="dxa" w:w="100"/>
+              <w:bottom w:type="dxa" w:w="60"/>
+              <w:right w:type="dxa" w:w="100"/>
+            </w:tcMar>
+          </w:tcPr>
+          <w:p>
+            <w:pPr>
+              <w:spacing w:after="0"/>
+            </w:pPr>
+            <w:r>
+              <w:rPr>
+                <w:b/>
+                <w:bCs/>
+                <w:color w:val="1A1A1A"/>
+                <w:sz w:val="18"/>
+                <w:szCs w:val="18"/>
+              </w:rPr>
+              <w:t xml:space="preserve">Fig.</w:t>
+            </w:r>
+          </w:p>
+        </w:tc>
+        <w:tc>
+          <w:tcPr>
+            <w:tcW w:type="dxa" w:w="1560"/>
+            <w:shd w:fill="EDF1F6" w:color="auto" w:val="clear"/>
+            <w:tcMar>
+              <w:top w:type="dxa" w:w="60"/>
+              <w:left w:type="dxa" w:w="100"/>
+              <w:bottom w:type="dxa" w:w="60"/>
+              <w:right w:type="dxa" w:w="100"/>
+            </w:tcMar>
+          </w:tcPr>
+          <w:p>
+            <w:pPr>
+              <w:spacing w:after="0"/>
+            </w:pPr>
+            <w:r>
+              <w:rPr>
+                <w:b/>
+                <w:bCs/>
+                <w:color w:val="1A1A1A"/>
+                <w:sz w:val="18"/>
+                <w:szCs w:val="18"/>
+              </w:rPr>
+              <w:t xml:space="preserve">App</w:t>
+            </w:r>
+          </w:p>
+        </w:tc>
+        <w:tc>
+          <w:tcPr>
+            <w:tcW w:type="dxa" w:w="1560"/>
+            <w:shd w:fill="EDF1F6" w:color="auto" w:val="clear"/>
+            <w:tcMar>
+              <w:top w:type="dxa" w:w="60"/>
+              <w:left w:type="dxa" w:w="100"/>
+              <w:bottom w:type="dxa" w:w="60"/>
+              <w:right w:type="dxa" w:w="100"/>
+            </w:tcMar>
+          </w:tcPr>
+          <w:p>
+            <w:pPr>
+              <w:spacing w:after="0"/>
+            </w:pPr>
+            <w:r>
+              <w:rPr>
+                <w:b/>
+                <w:bCs/>
+                <w:color w:val="1A1A1A"/>
+                <w:sz w:val="18"/>
+                <w:szCs w:val="18"/>
+              </w:rPr>
+              <w:t xml:space="preserve">Screen / flow</w:t>
+            </w:r>
+          </w:p>
+        </w:tc>
+        <w:tc>
+          <w:tcPr>
+            <w:tcW w:type="dxa" w:w="1560"/>
+            <w:shd w:fill="EDF1F6" w:color="auto" w:val="clear"/>
+            <w:tcMar>
+              <w:top w:type="dxa" w:w="60"/>
+              <w:left w:type="dxa" w:w="100"/>
+              <w:bottom w:type="dxa" w:w="60"/>
+              <w:right w:type="dxa" w:w="100"/>
+            </w:tcMar>
+          </w:tcPr>
+          <w:p>
+            <w:pPr>
+              <w:spacing w:after="0"/>
+            </w:pPr>
+            <w:r>
+              <w:rPr>
+                <w:b/>
+                <w:bCs/>
+                <w:color w:val="1A1A1A"/>
+                <w:sz w:val="18"/>
+                <w:szCs w:val="18"/>
+              </w:rPr>
+              <w:t xml:space="preserve">Role</w:t>
+            </w:r>
+          </w:p>
+        </w:tc>
+        <w:tc>
+          <w:tcPr>
+            <w:tcW w:type="dxa" w:w="1560"/>
+            <w:shd w:fill="EDF1F6" w:color="auto" w:val="clear"/>
+            <w:tcMar>
+              <w:top w:type="dxa" w:w="60"/>
+              <w:left w:type="dxa" w:w="100"/>
+              <w:bottom w:type="dxa" w:w="60"/>
+              <w:right w:type="dxa" w:w="100"/>
+            </w:tcMar>
+          </w:tcPr>
+          <w:p>
+            <w:pPr>
+              <w:spacing w:after="0"/>
+            </w:pPr>
+            <w:r>
+              <w:rPr>
+                <w:b/>
+                <w:bCs/>
+                <w:color w:val="1A1A1A"/>
+                <w:sz w:val="18"/>
+                <w:szCs w:val="18"/>
+              </w:rPr>
+              <w:t xml:space="preserve">Purpose</w:t>
+            </w:r>
+          </w:p>
+        </w:tc>
+        <w:tc>
+          <w:tcPr>
+            <w:tcW w:type="dxa" w:w="1560"/>
+            <w:shd w:fill="EDF1F6" w:color="auto" w:val="clear"/>
+            <w:tcMar>
+              <w:top w:type="dxa" w:w="60"/>
+              <w:left w:type="dxa" w:w="100"/>
+              <w:bottom w:type="dxa" w:w="60"/>
+              <w:right w:type="dxa" w:w="100"/>
+            </w:tcMar>
+          </w:tcPr>
+          <w:p>
+            <w:pPr>
+              <w:spacing w:after="0"/>
+            </w:pPr>
+            <w:r>
+              <w:rPr>
+                <w:b/>
+                <w:bCs/>
+                <w:color w:val="1A1A1A"/>
+                <w:sz w:val="18"/>
+                <w:szCs w:val="18"/>
+              </w:rPr>
+              <w:t xml:space="preserve">Status</w:t>
+            </w:r>
+          </w:p>
+        </w:tc>
+      </w:tr>
+      <w:tr>
+        <w:tc>
+          <w:tcPr>
+            <w:tcW w:type="dxa" w:w="1560"/>
+            <w:tcMar>
+              <w:top w:type="dxa" w:w="60"/>
+              <w:left w:type="dxa" w:w="100"/>
+              <w:bottom w:type="dxa" w:w="60"/>
+              <w:right w:type="dxa" w:w="100"/>
+            </w:tcMar>
+          </w:tcPr>
+          <w:p>
+            <w:pPr>
+              <w:spacing w:after="0"/>
+            </w:pPr>
+            <w:r>
+              <w:rPr>
+                <w:color w:val="1A1A1A"/>
+                <w:sz w:val="18"/>
+                <w:szCs w:val="18"/>
+              </w:rPr>
+              <w:t xml:space="preserve">1</w:t>
+            </w:r>
+          </w:p>
+        </w:tc>
+        <w:tc>
+          <w:tcPr>
+            <w:tcW w:type="dxa" w:w="1560"/>
+            <w:tcMar>
+              <w:top w:type="dxa" w:w="60"/>
+              <w:left w:type="dxa" w:w="100"/>
+              <w:bottom w:type="dxa" w:w="60"/>
+              <w:right w:type="dxa" w:w="100"/>
+            </w:tcMar>
+          </w:tcPr>
+          <w:p>
+            <w:pPr>
+              <w:spacing w:after="0"/>
+            </w:pPr>
+            <w:r>
+              <w:rPr>
+                <w:color w:val="1A1A1A"/>
+                <w:sz w:val="18"/>
+                <w:szCs w:val="18"/>
+              </w:rPr>
+              <w:t xml:space="preserve">Web</w:t>
+            </w:r>
+          </w:p>
+        </w:tc>
+        <w:tc>
+          <w:tcPr>
+            <w:tcW w:type="dxa" w:w="1560"/>
+            <w:tcMar>
+              <w:top w:type="dxa" w:w="60"/>
+              <w:left w:type="dxa" w:w="100"/>
+              <w:bottom w:type="dxa" w:w="60"/>
+              <w:right w:type="dxa" w:w="100"/>
+            </w:tcMar>
+          </w:tcPr>
+          <w:p>
+            <w:pPr>
+              <w:spacing w:after="0"/>
+            </w:pPr>
+            <w:r>
+              <w:rPr>
+                <w:color w:val="1A1A1A"/>
+                <w:sz w:val="18"/>
+                <w:szCs w:val="18"/>
+              </w:rPr>
+              <w:t xml:space="preserve">Login</w:t>
+            </w:r>
+          </w:p>
+        </w:tc>
+        <w:tc>
+          <w:tcPr>
+            <w:tcW w:type="dxa" w:w="1560"/>
+            <w:tcMar>
+              <w:top w:type="dxa" w:w="60"/>
+              <w:left w:type="dxa" w:w="100"/>
+              <w:bottom w:type="dxa" w:w="60"/>
+              <w:right w:type="dxa" w:w="100"/>
+            </w:tcMar>
+          </w:tcPr>
+          <w:p>
+            <w:pPr>
+              <w:spacing w:after="0"/>
+            </w:pPr>
+            <w:r>
+              <w:rPr>
+                <w:color w:val="1A1A1A"/>
+                <w:sz w:val="18"/>
+                <w:szCs w:val="18"/>
+              </w:rPr>
+              <w:t xml:space="preserve">Public</w:t>
+            </w:r>
+          </w:p>
+        </w:tc>
+        <w:tc>
+          <w:tcPr>
+            <w:tcW w:type="dxa" w:w="1560"/>
+            <w:tcMar>
+              <w:top w:type="dxa" w:w="60"/>
+              <w:left w:type="dxa" w:w="100"/>
+              <w:bottom w:type="dxa" w:w="60"/>
+              <w:right w:type="dxa" w:w="100"/>
+            </w:tcMar>
+          </w:tcPr>
+          <w:p>
+            <w:pPr>
+              <w:spacing w:after="0"/>
+            </w:pPr>
+            <w:r>
+              <w:rPr>
+                <w:color w:val="1A1A1A"/>
+                <w:sz w:val="18"/>
+                <w:szCs w:val="18"/>
+              </w:rPr>
+              <w:t xml:space="preserve">Authentication entry point</w:t>
+            </w:r>
+          </w:p>
+        </w:tc>
+        <w:tc>
+          <w:tcPr>
+            <w:tcW w:type="dxa" w:w="1560"/>
+            <w:tcMar>
+              <w:top w:type="dxa" w:w="60"/>
+              <w:left w:type="dxa" w:w="100"/>
+              <w:bottom w:type="dxa" w:w="60"/>
+              <w:right w:type="dxa" w:w="100"/>
+            </w:tcMar>
+          </w:tcPr>
+          <w:p>
+            <w:pPr>
+              <w:spacing w:after="0"/>
+            </w:pPr>
+            <w:r>
+              <w:rPr>
+                <w:color w:val="1A1A1A"/>
+                <w:sz w:val="18"/>
+                <w:szCs w:val="18"/>
+              </w:rPr>
+              <w:t xml:space="preserve">CAPTURED</w:t>
+            </w:r>
+          </w:p>
+        </w:tc>
+      </w:tr>
+      <w:tr>
+        <w:tc>
+          <w:tcPr>
+            <w:tcW w:type="dxa" w:w="1560"/>
+            <w:tcMar>
+              <w:top w:type="dxa" w:w="60"/>
+              <w:left w:type="dxa" w:w="100"/>
+              <w:bottom w:type="dxa" w:w="60"/>
+              <w:right w:type="dxa" w:w="100"/>
+            </w:tcMar>
+          </w:tcPr>
+          <w:p>
+            <w:pPr>
+              <w:spacing w:after="0"/>
+            </w:pPr>
+            <w:r>
+              <w:rPr>
+                <w:color w:val="1A1A1A"/>
+                <w:sz w:val="18"/>
+                <w:szCs w:val="18"/>
+              </w:rPr>
+              <w:t xml:space="preserve">2</w:t>
+            </w:r>
+          </w:p>
+        </w:tc>
+        <w:tc>
+          <w:tcPr>
+            <w:tcW w:type="dxa" w:w="1560"/>
+            <w:tcMar>
+              <w:top w:type="dxa" w:w="60"/>
+              <w:left w:type="dxa" w:w="100"/>
+              <w:bottom w:type="dxa" w:w="60"/>
+              <w:right w:type="dxa" w:w="100"/>
+            </w:tcMar>
+          </w:tcPr>
+          <w:p>
+            <w:pPr>
+              <w:spacing w:after="0"/>
+            </w:pPr>
+            <w:r>
+              <w:rPr>
+                <w:color w:val="1A1A1A"/>
+                <w:sz w:val="18"/>
+                <w:szCs w:val="18"/>
+              </w:rPr>
+              <w:t xml:space="preserve">Web</w:t>
+            </w:r>
+          </w:p>
+        </w:tc>
+        <w:tc>
+          <w:tcPr>
+            <w:tcW w:type="dxa" w:w="1560"/>
+            <w:tcMar>
+              <w:top w:type="dxa" w:w="60"/>
+              <w:left w:type="dxa" w:w="100"/>
+              <w:bottom w:type="dxa" w:w="60"/>
+              <w:right w:type="dxa" w:w="100"/>
+            </w:tcMar>
+          </w:tcPr>
+          <w:p>
+            <w:pPr>
+              <w:spacing w:after="0"/>
+            </w:pPr>
+            <w:r>
+              <w:rPr>
+                <w:color w:val="1A1A1A"/>
+                <w:sz w:val="18"/>
+                <w:szCs w:val="18"/>
+              </w:rPr>
+              <w:t xml:space="preserve">Landing page</w:t>
+            </w:r>
+          </w:p>
+        </w:tc>
+        <w:tc>
+          <w:tcPr>
+            <w:tcW w:type="dxa" w:w="1560"/>
+            <w:tcMar>
+              <w:top w:type="dxa" w:w="60"/>
+              <w:left w:type="dxa" w:w="100"/>
+              <w:bottom w:type="dxa" w:w="60"/>
+              <w:right w:type="dxa" w:w="100"/>
+            </w:tcMar>
+          </w:tcPr>
+          <w:p>
+            <w:pPr>
+              <w:spacing w:after="0"/>
+            </w:pPr>
+            <w:r>
+              <w:rPr>
+                <w:color w:val="1A1A1A"/>
+                <w:sz w:val="18"/>
+                <w:szCs w:val="18"/>
+              </w:rPr>
+              <w:t xml:space="preserve">Public</w:t>
+            </w:r>
+          </w:p>
+        </w:tc>
+        <w:tc>
+          <w:tcPr>
+            <w:tcW w:type="dxa" w:w="1560"/>
+            <w:tcMar>
+              <w:top w:type="dxa" w:w="60"/>
+              <w:left w:type="dxa" w:w="100"/>
+              <w:bottom w:type="dxa" w:w="60"/>
+              <w:right w:type="dxa" w:w="100"/>
+            </w:tcMar>
+          </w:tcPr>
+          <w:p>
+            <w:pPr>
+              <w:spacing w:after="0"/>
+            </w:pPr>
+            <w:r>
+              <w:rPr>
+                <w:color w:val="1A1A1A"/>
+                <w:sz w:val="18"/>
+                <w:szCs w:val="18"/>
+              </w:rPr>
+              <w:t xml:space="preserve">Product presentation</w:t>
+            </w:r>
+          </w:p>
+        </w:tc>
+        <w:tc>
+          <w:tcPr>
+            <w:tcW w:type="dxa" w:w="1560"/>
+            <w:tcMar>
+              <w:top w:type="dxa" w:w="60"/>
+              <w:left w:type="dxa" w:w="100"/>
+              <w:bottom w:type="dxa" w:w="60"/>
+              <w:right w:type="dxa" w:w="100"/>
+            </w:tcMar>
+          </w:tcPr>
+          <w:p>
+            <w:pPr>
+              <w:spacing w:after="0"/>
+            </w:pPr>
+            <w:r>
+              <w:rPr>
+                <w:color w:val="1A1A1A"/>
+                <w:sz w:val="18"/>
+                <w:szCs w:val="18"/>
+              </w:rPr>
+              <w:t xml:space="preserve">CAPTURED</w:t>
+            </w:r>
+          </w:p>
+        </w:tc>
+      </w:tr>
+      <w:tr>
+        <w:tc>
+          <w:tcPr>
+            <w:tcW w:type="dxa" w:w="1560"/>
+            <w:tcMar>
+              <w:top w:type="dxa" w:w="60"/>
+              <w:left w:type="dxa" w:w="100"/>
+              <w:bottom w:type="dxa" w:w="60"/>
+              <w:right w:type="dxa" w:w="100"/>
+            </w:tcMar>
+          </w:tcPr>
+          <w:p>
+            <w:pPr>
+              <w:spacing w:after="0"/>
+            </w:pPr>
+            <w:r>
+              <w:rPr>
+                <w:color w:val="1A1A1A"/>
+                <w:sz w:val="18"/>
+                <w:szCs w:val="18"/>
+              </w:rPr>
+              <w:t xml:space="preserve">3</w:t>
+            </w:r>
+          </w:p>
+        </w:tc>
+        <w:tc>
+          <w:tcPr>
+            <w:tcW w:type="dxa" w:w="1560"/>
+            <w:tcMar>
+              <w:top w:type="dxa" w:w="60"/>
+              <w:left w:type="dxa" w:w="100"/>
+              <w:bottom w:type="dxa" w:w="60"/>
+              <w:right w:type="dxa" w:w="100"/>
+            </w:tcMar>
+          </w:tcPr>
+          <w:p>
+            <w:pPr>
+              <w:spacing w:after="0"/>
+            </w:pPr>
+            <w:r>
+              <w:rPr>
+                <w:color w:val="1A1A1A"/>
+                <w:sz w:val="18"/>
+                <w:szCs w:val="18"/>
+              </w:rPr>
+              <w:t xml:space="preserve">Web</w:t>
+            </w:r>
+          </w:p>
+        </w:tc>
+        <w:tc>
+          <w:tcPr>
+            <w:tcW w:type="dxa" w:w="1560"/>
+            <w:tcMar>
+              <w:top w:type="dxa" w:w="60"/>
+              <w:left w:type="dxa" w:w="100"/>
+              <w:bottom w:type="dxa" w:w="60"/>
+              <w:right w:type="dxa" w:w="100"/>
+            </w:tcMar>
+          </w:tcPr>
+          <w:p>
+            <w:pPr>
+              <w:spacing w:after="0"/>
+            </w:pPr>
+            <w:r>
+              <w:rPr>
+                <w:color w:val="1A1A1A"/>
+                <w:sz w:val="18"/>
+                <w:szCs w:val="18"/>
+              </w:rPr>
+              <w:t xml:space="preserve">POS / register</w:t>
+            </w:r>
+          </w:p>
+        </w:tc>
+        <w:tc>
+          <w:tcPr>
+            <w:tcW w:type="dxa" w:w="1560"/>
+            <w:tcMar>
+              <w:top w:type="dxa" w:w="60"/>
+              <w:left w:type="dxa" w:w="100"/>
+              <w:bottom w:type="dxa" w:w="60"/>
+              <w:right w:type="dxa" w:w="100"/>
+            </w:tcMar>
+          </w:tcPr>
+          <w:p>
+            <w:pPr>
+              <w:spacing w:after="0"/>
+            </w:pPr>
+            <w:r>
+              <w:rPr>
+                <w:color w:val="1A1A1A"/>
+                <w:sz w:val="18"/>
+                <w:szCs w:val="18"/>
+              </w:rPr>
+              <w:t xml:space="preserve">Admin, Cashier</w:t>
+            </w:r>
+          </w:p>
+        </w:tc>
+        <w:tc>
+          <w:tcPr>
+            <w:tcW w:type="dxa" w:w="1560"/>
+            <w:tcMar>
+              <w:top w:type="dxa" w:w="60"/>
+              <w:left w:type="dxa" w:w="100"/>
+              <w:bottom w:type="dxa" w:w="60"/>
+              <w:right w:type="dxa" w:w="100"/>
+            </w:tcMar>
+          </w:tcPr>
+          <w:p>
+            <w:pPr>
+              <w:spacing w:after="0"/>
+            </w:pPr>
+            <w:r>
+              <w:rPr>
+                <w:color w:val="1A1A1A"/>
+                <w:sz w:val="18"/>
+                <w:szCs w:val="18"/>
+              </w:rPr>
+              <w:t xml:space="preserve">Sales entry</w:t>
+            </w:r>
+          </w:p>
+        </w:tc>
+        <w:tc>
+          <w:tcPr>
+            <w:tcW w:type="dxa" w:w="1560"/>
+            <w:tcMar>
+              <w:top w:type="dxa" w:w="60"/>
+              <w:left w:type="dxa" w:w="100"/>
+              <w:bottom w:type="dxa" w:w="60"/>
+              <w:right w:type="dxa" w:w="100"/>
+            </w:tcMar>
+          </w:tcPr>
+          <w:p>
+            <w:pPr>
+              <w:spacing w:after="0"/>
+            </w:pPr>
+            <w:r>
+              <w:rPr>
+                <w:color w:val="1A1A1A"/>
+                <w:sz w:val="18"/>
+                <w:szCs w:val="18"/>
+              </w:rPr>
+              <w:t xml:space="preserve">CAPTURED</w:t>
+            </w:r>
+          </w:p>
+        </w:tc>
+      </w:tr>
+      <w:tr>
+        <w:tc>
+          <w:tcPr>
+            <w:tcW w:type="dxa" w:w="1560"/>
+            <w:tcMar>
+              <w:top w:type="dxa" w:w="60"/>
+              <w:left w:type="dxa" w:w="100"/>
+              <w:bottom w:type="dxa" w:w="60"/>
+              <w:right w:type="dxa" w:w="100"/>
+            </w:tcMar>
+          </w:tcPr>
+          <w:p>
+            <w:pPr>
+              <w:spacing w:after="0"/>
+            </w:pPr>
+            <w:r>
+              <w:rPr>
+                <w:color w:val="1A1A1A"/>
+                <w:sz w:val="18"/>
+                <w:szCs w:val="18"/>
+              </w:rPr>
+              <w:t xml:space="preserve">4</w:t>
+            </w:r>
+          </w:p>
+        </w:tc>
+        <w:tc>
+          <w:tcPr>
+            <w:tcW w:type="dxa" w:w="1560"/>
+            <w:tcMar>
+              <w:top w:type="dxa" w:w="60"/>
+              <w:left w:type="dxa" w:w="100"/>
+              <w:bottom w:type="dxa" w:w="60"/>
+              <w:right w:type="dxa" w:w="100"/>
+            </w:tcMar>
+          </w:tcPr>
+          <w:p>
+            <w:pPr>
+              <w:spacing w:after="0"/>
+            </w:pPr>
+            <w:r>
+              <w:rPr>
+                <w:color w:val="1A1A1A"/>
+                <w:sz w:val="18"/>
+                <w:szCs w:val="18"/>
+              </w:rPr>
+              <w:t xml:space="preserve">Web</w:t>
+            </w:r>
+          </w:p>
+        </w:tc>
+        <w:tc>
+          <w:tcPr>
+            <w:tcW w:type="dxa" w:w="1560"/>
+            <w:tcMar>
+              <w:top w:type="dxa" w:w="60"/>
+              <w:left w:type="dxa" w:w="100"/>
+              <w:bottom w:type="dxa" w:w="60"/>
+              <w:right w:type="dxa" w:w="100"/>
+            </w:tcMar>
+          </w:tcPr>
+          <w:p>
+            <w:pPr>
+              <w:spacing w:after="0"/>
+            </w:pPr>
+            <w:r>
+              <w:rPr>
+                <w:color w:val="1A1A1A"/>
+                <w:sz w:val="18"/>
+                <w:szCs w:val="18"/>
+              </w:rPr>
+              <w:t xml:space="preserve">POS with cart</w:t>
+            </w:r>
+          </w:p>
+        </w:tc>
+        <w:tc>
+          <w:tcPr>
+            <w:tcW w:type="dxa" w:w="1560"/>
+            <w:tcMar>
+              <w:top w:type="dxa" w:w="60"/>
+              <w:left w:type="dxa" w:w="100"/>
+              <w:bottom w:type="dxa" w:w="60"/>
+              <w:right w:type="dxa" w:w="100"/>
+            </w:tcMar>
+          </w:tcPr>
+          <w:p>
+            <w:pPr>
+              <w:spacing w:after="0"/>
+            </w:pPr>
+            <w:r>
+              <w:rPr>
+                <w:color w:val="1A1A1A"/>
+                <w:sz w:val="18"/>
+                <w:szCs w:val="18"/>
+              </w:rPr>
+              <w:t xml:space="preserve">Cashier</w:t>
+            </w:r>
+          </w:p>
+        </w:tc>
+        <w:tc>
+          <w:tcPr>
+            <w:tcW w:type="dxa" w:w="1560"/>
+            <w:tcMar>
+              <w:top w:type="dxa" w:w="60"/>
+              <w:left w:type="dxa" w:w="100"/>
+              <w:bottom w:type="dxa" w:w="60"/>
+              <w:right w:type="dxa" w:w="100"/>
+            </w:tcMar>
+          </w:tcPr>
+          <w:p>
+            <w:pPr>
+              <w:spacing w:after="0"/>
+            </w:pPr>
+            <w:r>
+              <w:rPr>
+                <w:color w:val="1A1A1A"/>
+                <w:sz w:val="18"/>
+                <w:szCs w:val="18"/>
+              </w:rPr>
+              <w:t xml:space="preserve">Cart, quantity, totals</w:t>
+            </w:r>
+          </w:p>
+        </w:tc>
+        <w:tc>
+          <w:tcPr>
+            <w:tcW w:type="dxa" w:w="1560"/>
+            <w:tcMar>
+              <w:top w:type="dxa" w:w="60"/>
+              <w:left w:type="dxa" w:w="100"/>
+              <w:bottom w:type="dxa" w:w="60"/>
+              <w:right w:type="dxa" w:w="100"/>
+            </w:tcMar>
+          </w:tcPr>
+          <w:p>
+            <w:pPr>
+              <w:spacing w:after="0"/>
+            </w:pPr>
+            <w:r>
+              <w:rPr>
+                <w:color w:val="1A1A1A"/>
+                <w:sz w:val="18"/>
+                <w:szCs w:val="18"/>
+              </w:rPr>
+              <w:t xml:space="preserve">CAPTURED</w:t>
+            </w:r>
+          </w:p>
+        </w:tc>
+      </w:tr>
+      <w:tr>
+        <w:tc>
+          <w:tcPr>
+            <w:tcW w:type="dxa" w:w="1560"/>
+            <w:tcMar>
+              <w:top w:type="dxa" w:w="60"/>
+              <w:left w:type="dxa" w:w="100"/>
+              <w:bottom w:type="dxa" w:w="60"/>
+              <w:right w:type="dxa" w:w="100"/>
+            </w:tcMar>
+          </w:tcPr>
+          <w:p>
+            <w:pPr>
+              <w:spacing w:after="0"/>
+            </w:pPr>
+            <w:r>
+              <w:rPr>
+                <w:color w:val="1A1A1A"/>
+                <w:sz w:val="18"/>
+                <w:szCs w:val="18"/>
+              </w:rPr>
+              <w:t xml:space="preserve">5</w:t>
+            </w:r>
+          </w:p>
+        </w:tc>
+        <w:tc>
+          <w:tcPr>
+            <w:tcW w:type="dxa" w:w="1560"/>
+            <w:tcMar>
+              <w:top w:type="dxa" w:w="60"/>
+              <w:left w:type="dxa" w:w="100"/>
+              <w:bottom w:type="dxa" w:w="60"/>
+              <w:right w:type="dxa" w:w="100"/>
+            </w:tcMar>
+          </w:tcPr>
+          <w:p>
+            <w:pPr>
+              <w:spacing w:after="0"/>
+            </w:pPr>
+            <w:r>
+              <w:rPr>
+                <w:color w:val="1A1A1A"/>
+                <w:sz w:val="18"/>
+                <w:szCs w:val="18"/>
+              </w:rPr>
+              <w:t xml:space="preserve">Web</w:t>
+            </w:r>
+          </w:p>
+        </w:tc>
+        <w:tc>
+          <w:tcPr>
+            <w:tcW w:type="dxa" w:w="1560"/>
+            <w:tcMar>
+              <w:top w:type="dxa" w:w="60"/>
+              <w:left w:type="dxa" w:w="100"/>
+              <w:bottom w:type="dxa" w:w="60"/>
+              <w:right w:type="dxa" w:w="100"/>
+            </w:tcMar>
+          </w:tcPr>
+          <w:p>
+            <w:pPr>
+              <w:spacing w:after="0"/>
+            </w:pPr>
+            <w:r>
+              <w:rPr>
+                <w:color w:val="1A1A1A"/>
+                <w:sz w:val="18"/>
+                <w:szCs w:val="18"/>
+              </w:rPr>
+              <w:t xml:space="preserve">Dashboard</w:t>
+            </w:r>
+          </w:p>
+        </w:tc>
+        <w:tc>
+          <w:tcPr>
+            <w:tcW w:type="dxa" w:w="1560"/>
+            <w:tcMar>
+              <w:top w:type="dxa" w:w="60"/>
+              <w:left w:type="dxa" w:w="100"/>
+              <w:bottom w:type="dxa" w:w="60"/>
+              <w:right w:type="dxa" w:w="100"/>
+            </w:tcMar>
+          </w:tcPr>
+          <w:p>
+            <w:pPr>
+              <w:spacing w:after="0"/>
+            </w:pPr>
+            <w:r>
+              <w:rPr>
+                <w:color w:val="1A1A1A"/>
+                <w:sz w:val="18"/>
+                <w:szCs w:val="18"/>
+              </w:rPr>
+              <w:t xml:space="preserve">Admin</w:t>
+            </w:r>
+          </w:p>
+        </w:tc>
+        <w:tc>
+          <w:tcPr>
+            <w:tcW w:type="dxa" w:w="1560"/>
+            <w:tcMar>
+              <w:top w:type="dxa" w:w="60"/>
+              <w:left w:type="dxa" w:w="100"/>
+              <w:bottom w:type="dxa" w:w="60"/>
+              <w:right w:type="dxa" w:w="100"/>
+            </w:tcMar>
+          </w:tcPr>
+          <w:p>
+            <w:pPr>
+              <w:spacing w:after="0"/>
+            </w:pPr>
+            <w:r>
+              <w:rPr>
+                <w:color w:val="1A1A1A"/>
+                <w:sz w:val="18"/>
+                <w:szCs w:val="18"/>
+              </w:rPr>
+              <w:t xml:space="preserve">Business overview, ALPHA indicator</w:t>
+            </w:r>
+          </w:p>
+        </w:tc>
+        <w:tc>
+          <w:tcPr>
+            <w:tcW w:type="dxa" w:w="1560"/>
+            <w:tcMar>
+              <w:top w:type="dxa" w:w="60"/>
+              <w:left w:type="dxa" w:w="100"/>
+              <w:bottom w:type="dxa" w:w="60"/>
+              <w:right w:type="dxa" w:w="100"/>
+            </w:tcMar>
+          </w:tcPr>
+          <w:p>
+            <w:pPr>
+              <w:spacing w:after="0"/>
+            </w:pPr>
+            <w:r>
+              <w:rPr>
+                <w:color w:val="1A1A1A"/>
+                <w:sz w:val="18"/>
+                <w:szCs w:val="18"/>
+              </w:rPr>
+              <w:t xml:space="preserve">CAPTURED</w:t>
+            </w:r>
+          </w:p>
+        </w:tc>
+      </w:tr>
+      <w:tr>
+        <w:tc>
+          <w:tcPr>
+            <w:tcW w:type="dxa" w:w="1560"/>
+            <w:tcMar>
+              <w:top w:type="dxa" w:w="60"/>
+              <w:left w:type="dxa" w:w="100"/>
+              <w:bottom w:type="dxa" w:w="60"/>
+              <w:right w:type="dxa" w:w="100"/>
+            </w:tcMar>
+          </w:tcPr>
+          <w:p>
+            <w:pPr>
+              <w:spacing w:after="0"/>
+            </w:pPr>
+            <w:r>
+              <w:rPr>
+                <w:color w:val="1A1A1A"/>
+                <w:sz w:val="18"/>
+                <w:szCs w:val="18"/>
+              </w:rPr>
+              <w:t xml:space="preserve">6</w:t>
+            </w:r>
+          </w:p>
+        </w:tc>
+        <w:tc>
+          <w:tcPr>
+            <w:tcW w:type="dxa" w:w="1560"/>
+            <w:tcMar>
+              <w:top w:type="dxa" w:w="60"/>
+              <w:left w:type="dxa" w:w="100"/>
+              <w:bottom w:type="dxa" w:w="60"/>
+              <w:right w:type="dxa" w:w="100"/>
+            </w:tcMar>
+          </w:tcPr>
+          <w:p>
+            <w:pPr>
+              <w:spacing w:after="0"/>
+            </w:pPr>
+            <w:r>
+              <w:rPr>
+                <w:color w:val="1A1A1A"/>
+                <w:sz w:val="18"/>
+                <w:szCs w:val="18"/>
+              </w:rPr>
+              <w:t xml:space="preserve">Web</w:t>
+            </w:r>
+          </w:p>
+        </w:tc>
+        <w:tc>
+          <w:tcPr>
+            <w:tcW w:type="dxa" w:w="1560"/>
+            <w:tcMar>
+              <w:top w:type="dxa" w:w="60"/>
+              <w:left w:type="dxa" w:w="100"/>
+              <w:bottom w:type="dxa" w:w="60"/>
+              <w:right w:type="dxa" w:w="100"/>
+            </w:tcMar>
+          </w:tcPr>
+          <w:p>
+            <w:pPr>
+              <w:spacing w:after="0"/>
+            </w:pPr>
+            <w:r>
+              <w:rPr>
+                <w:color w:val="1A1A1A"/>
+                <w:sz w:val="18"/>
+                <w:szCs w:val="18"/>
+              </w:rPr>
+              <w:t xml:space="preserve">Inventory</w:t>
+            </w:r>
+          </w:p>
+        </w:tc>
+        <w:tc>
+          <w:tcPr>
+            <w:tcW w:type="dxa" w:w="1560"/>
+            <w:tcMar>
+              <w:top w:type="dxa" w:w="60"/>
+              <w:left w:type="dxa" w:w="100"/>
+              <w:bottom w:type="dxa" w:w="60"/>
+              <w:right w:type="dxa" w:w="100"/>
+            </w:tcMar>
+          </w:tcPr>
+          <w:p>
+            <w:pPr>
+              <w:spacing w:after="0"/>
+            </w:pPr>
+            <w:r>
+              <w:rPr>
+                <w:color w:val="1A1A1A"/>
+                <w:sz w:val="18"/>
+                <w:szCs w:val="18"/>
+              </w:rPr>
+              <w:t xml:space="preserve">Admin, Cashier</w:t>
+            </w:r>
+          </w:p>
+        </w:tc>
+        <w:tc>
+          <w:tcPr>
+            <w:tcW w:type="dxa" w:w="1560"/>
+            <w:tcMar>
+              <w:top w:type="dxa" w:w="60"/>
+              <w:left w:type="dxa" w:w="100"/>
+              <w:bottom w:type="dxa" w:w="60"/>
+              <w:right w:type="dxa" w:w="100"/>
+            </w:tcMar>
+          </w:tcPr>
+          <w:p>
+            <w:pPr>
+              <w:spacing w:after="0"/>
+            </w:pPr>
+            <w:r>
+              <w:rPr>
+                <w:color w:val="1A1A1A"/>
+                <w:sz w:val="18"/>
+                <w:szCs w:val="18"/>
+              </w:rPr>
+              <w:t xml:space="preserve">Stock levels</w:t>
+            </w:r>
+          </w:p>
+        </w:tc>
+        <w:tc>
+          <w:tcPr>
+            <w:tcW w:type="dxa" w:w="1560"/>
+            <w:tcMar>
+              <w:top w:type="dxa" w:w="60"/>
+              <w:left w:type="dxa" w:w="100"/>
+              <w:bottom w:type="dxa" w:w="60"/>
+              <w:right w:type="dxa" w:w="100"/>
+            </w:tcMar>
+          </w:tcPr>
+          <w:p>
+            <w:pPr>
+              <w:spacing w:after="0"/>
+            </w:pPr>
+            <w:r>
+              <w:rPr>
+                <w:color w:val="1A1A1A"/>
+                <w:sz w:val="18"/>
+                <w:szCs w:val="18"/>
+              </w:rPr>
+              <w:t xml:space="preserve">CAPTURED</w:t>
+            </w:r>
+          </w:p>
+        </w:tc>
+      </w:tr>
+      <w:tr>
+        <w:tc>
+          <w:tcPr>
+            <w:tcW w:type="dxa" w:w="1560"/>
+            <w:tcMar>
+              <w:top w:type="dxa" w:w="60"/>
+              <w:left w:type="dxa" w:w="100"/>
+              <w:bottom w:type="dxa" w:w="60"/>
+              <w:right w:type="dxa" w:w="100"/>
+            </w:tcMar>
+          </w:tcPr>
+          <w:p>
+            <w:pPr>
+              <w:spacing w:after="0"/>
+            </w:pPr>
+            <w:r>
+              <w:rPr>
+                <w:color w:val="1A1A1A"/>
+                <w:sz w:val="18"/>
+                <w:szCs w:val="18"/>
+              </w:rPr>
+              <w:t xml:space="preserve">7</w:t>
+            </w:r>
+          </w:p>
+        </w:tc>
+        <w:tc>
+          <w:tcPr>
+            <w:tcW w:type="dxa" w:w="1560"/>
+            <w:tcMar>
+              <w:top w:type="dxa" w:w="60"/>
+              <w:left w:type="dxa" w:w="100"/>
+              <w:bottom w:type="dxa" w:w="60"/>
+              <w:right w:type="dxa" w:w="100"/>
+            </w:tcMar>
+          </w:tcPr>
+          <w:p>
+            <w:pPr>
+              <w:spacing w:after="0"/>
+            </w:pPr>
+            <w:r>
+              <w:rPr>
+                <w:color w:val="1A1A1A"/>
+                <w:sz w:val="18"/>
+                <w:szCs w:val="18"/>
+              </w:rPr>
+              <w:t xml:space="preserve">Web</w:t>
+            </w:r>
+          </w:p>
+        </w:tc>
+        <w:tc>
+          <w:tcPr>
+            <w:tcW w:type="dxa" w:w="1560"/>
+            <w:tcMar>
+              <w:top w:type="dxa" w:w="60"/>
+              <w:left w:type="dxa" w:w="100"/>
+              <w:bottom w:type="dxa" w:w="60"/>
+              <w:right w:type="dxa" w:w="100"/>
+            </w:tcMar>
+          </w:tcPr>
+          <w:p>
+            <w:pPr>
+              <w:spacing w:after="0"/>
+            </w:pPr>
+            <w:r>
+              <w:rPr>
+                <w:color w:val="1A1A1A"/>
+                <w:sz w:val="18"/>
+                <w:szCs w:val="18"/>
+              </w:rPr>
+              <w:t xml:space="preserve">Customers / utang</w:t>
+            </w:r>
+          </w:p>
+        </w:tc>
+        <w:tc>
+          <w:tcPr>
+            <w:tcW w:type="dxa" w:w="1560"/>
+            <w:tcMar>
+              <w:top w:type="dxa" w:w="60"/>
+              <w:left w:type="dxa" w:w="100"/>
+              <w:bottom w:type="dxa" w:w="60"/>
+              <w:right w:type="dxa" w:w="100"/>
+            </w:tcMar>
+          </w:tcPr>
+          <w:p>
+            <w:pPr>
+              <w:spacing w:after="0"/>
+            </w:pPr>
+            <w:r>
+              <w:rPr>
+                <w:color w:val="1A1A1A"/>
+                <w:sz w:val="18"/>
+                <w:szCs w:val="18"/>
+              </w:rPr>
+              <w:t xml:space="preserve">Admin, Cashier</w:t>
+            </w:r>
+          </w:p>
+        </w:tc>
+        <w:tc>
+          <w:tcPr>
+            <w:tcW w:type="dxa" w:w="1560"/>
+            <w:tcMar>
+              <w:top w:type="dxa" w:w="60"/>
+              <w:left w:type="dxa" w:w="100"/>
+              <w:bottom w:type="dxa" w:w="60"/>
+              <w:right w:type="dxa" w:w="100"/>
+            </w:tcMar>
+          </w:tcPr>
+          <w:p>
+            <w:pPr>
+              <w:spacing w:after="0"/>
+            </w:pPr>
+            <w:r>
+              <w:rPr>
+                <w:color w:val="1A1A1A"/>
+                <w:sz w:val="18"/>
+                <w:szCs w:val="18"/>
+              </w:rPr>
+              <w:t xml:space="preserve">Credit balances</w:t>
+            </w:r>
+          </w:p>
+        </w:tc>
+        <w:tc>
+          <w:tcPr>
+            <w:tcW w:type="dxa" w:w="1560"/>
+            <w:tcMar>
+              <w:top w:type="dxa" w:w="60"/>
+              <w:left w:type="dxa" w:w="100"/>
+              <w:bottom w:type="dxa" w:w="60"/>
+              <w:right w:type="dxa" w:w="100"/>
+            </w:tcMar>
+          </w:tcPr>
+          <w:p>
+            <w:pPr>
+              <w:spacing w:after="0"/>
+            </w:pPr>
+            <w:r>
+              <w:rPr>
+                <w:color w:val="1A1A1A"/>
+                <w:sz w:val="18"/>
+                <w:szCs w:val="18"/>
+              </w:rPr>
+              <w:t xml:space="preserve">CAPTURED</w:t>
+            </w:r>
+          </w:p>
+        </w:tc>
+      </w:tr>
+      <w:tr>
+        <w:tc>
+          <w:tcPr>
+            <w:tcW w:type="dxa" w:w="1560"/>
+            <w:tcMar>
+              <w:top w:type="dxa" w:w="60"/>
+              <w:left w:type="dxa" w:w="100"/>
+              <w:bottom w:type="dxa" w:w="60"/>
+              <w:right w:type="dxa" w:w="100"/>
+            </w:tcMar>
+          </w:tcPr>
+          <w:p>
+            <w:pPr>
+              <w:spacing w:after="0"/>
+            </w:pPr>
+            <w:r>
+              <w:rPr>
+                <w:color w:val="1A1A1A"/>
+                <w:sz w:val="18"/>
+                <w:szCs w:val="18"/>
+              </w:rPr>
+              <w:t xml:space="preserve">8</w:t>
+            </w:r>
+          </w:p>
+        </w:tc>
+        <w:tc>
+          <w:tcPr>
+            <w:tcW w:type="dxa" w:w="1560"/>
+            <w:tcMar>
+              <w:top w:type="dxa" w:w="60"/>
+              <w:left w:type="dxa" w:w="100"/>
+              <w:bottom w:type="dxa" w:w="60"/>
+              <w:right w:type="dxa" w:w="100"/>
+            </w:tcMar>
+          </w:tcPr>
+          <w:p>
+            <w:pPr>
+              <w:spacing w:after="0"/>
+            </w:pPr>
+            <w:r>
+              <w:rPr>
+                <w:color w:val="1A1A1A"/>
+                <w:sz w:val="18"/>
+                <w:szCs w:val="18"/>
+              </w:rPr>
+              <w:t xml:space="preserve">Web</w:t>
+            </w:r>
+          </w:p>
+        </w:tc>
+        <w:tc>
+          <w:tcPr>
+            <w:tcW w:type="dxa" w:w="1560"/>
+            <w:tcMar>
+              <w:top w:type="dxa" w:w="60"/>
+              <w:left w:type="dxa" w:w="100"/>
+              <w:bottom w:type="dxa" w:w="60"/>
+              <w:right w:type="dxa" w:w="100"/>
+            </w:tcMar>
+          </w:tcPr>
+          <w:p>
+            <w:pPr>
+              <w:spacing w:after="0"/>
+            </w:pPr>
+            <w:r>
+              <w:rPr>
+                <w:color w:val="1A1A1A"/>
+                <w:sz w:val="18"/>
+                <w:szCs w:val="18"/>
+              </w:rPr>
+              <w:t xml:space="preserve">Reports</w:t>
+            </w:r>
+          </w:p>
+        </w:tc>
+        <w:tc>
+          <w:tcPr>
+            <w:tcW w:type="dxa" w:w="1560"/>
+            <w:tcMar>
+              <w:top w:type="dxa" w:w="60"/>
+              <w:left w:type="dxa" w:w="100"/>
+              <w:bottom w:type="dxa" w:w="60"/>
+              <w:right w:type="dxa" w:w="100"/>
+            </w:tcMar>
+          </w:tcPr>
+          <w:p>
+            <w:pPr>
+              <w:spacing w:after="0"/>
+            </w:pPr>
+            <w:r>
+              <w:rPr>
+                <w:color w:val="1A1A1A"/>
+                <w:sz w:val="18"/>
+                <w:szCs w:val="18"/>
+              </w:rPr>
+              <w:t xml:space="preserve">Admin + </w:t>
+            </w:r>
+            <w:r>
+              <w:rPr>
+                <w:rFonts w:ascii="Consolas" w:cs="Consolas" w:eastAsia="Consolas" w:hAnsi="Consolas"/>
+                <w:color w:val="1A1A1A"/>
+                <w:sz w:val="18"/>
+                <w:szCs w:val="18"/>
+              </w:rPr>
+              <w:t xml:space="preserve">pos.report.view</w:t>
+            </w:r>
+          </w:p>
+        </w:tc>
+        <w:tc>
+          <w:tcPr>
+            <w:tcW w:type="dxa" w:w="1560"/>
+            <w:tcMar>
+              <w:top w:type="dxa" w:w="60"/>
+              <w:left w:type="dxa" w:w="100"/>
+              <w:bottom w:type="dxa" w:w="60"/>
+              <w:right w:type="dxa" w:w="100"/>
+            </w:tcMar>
+          </w:tcPr>
+          <w:p>
+            <w:pPr>
+              <w:spacing w:after="0"/>
+            </w:pPr>
+            <w:r>
+              <w:rPr>
+                <w:color w:val="1A1A1A"/>
+                <w:sz w:val="18"/>
+                <w:szCs w:val="18"/>
+              </w:rPr>
+              <w:t xml:space="preserve">Sales reporting, Z-Reading</w:t>
+            </w:r>
+          </w:p>
+        </w:tc>
+        <w:tc>
+          <w:tcPr>
+            <w:tcW w:type="dxa" w:w="1560"/>
+            <w:tcMar>
+              <w:top w:type="dxa" w:w="60"/>
+              <w:left w:type="dxa" w:w="100"/>
+              <w:bottom w:type="dxa" w:w="60"/>
+              <w:right w:type="dxa" w:w="100"/>
+            </w:tcMar>
+          </w:tcPr>
+          <w:p>
+            <w:pPr>
+              <w:spacing w:after="0"/>
+            </w:pPr>
+            <w:r>
+              <w:rPr>
+                <w:color w:val="1A1A1A"/>
+                <w:sz w:val="18"/>
+                <w:szCs w:val="18"/>
+              </w:rPr>
+              <w:t xml:space="preserve">CAPTURED</w:t>
+            </w:r>
+          </w:p>
+        </w:tc>
+      </w:tr>
+      <w:tr>
+        <w:tc>
+          <w:tcPr>
+            <w:tcW w:type="dxa" w:w="1560"/>
+            <w:tcMar>
+              <w:top w:type="dxa" w:w="60"/>
+              <w:left w:type="dxa" w:w="100"/>
+              <w:bottom w:type="dxa" w:w="60"/>
+              <w:right w:type="dxa" w:w="100"/>
+            </w:tcMar>
+          </w:tcPr>
+          <w:p>
+            <w:pPr>
+              <w:spacing w:after="0"/>
+            </w:pPr>
+            <w:r>
+              <w:rPr>
+                <w:color w:val="1A1A1A"/>
+                <w:sz w:val="18"/>
+                <w:szCs w:val="18"/>
+              </w:rPr>
+              <w:t xml:space="preserve">9</w:t>
+            </w:r>
+          </w:p>
+        </w:tc>
+        <w:tc>
+          <w:tcPr>
+            <w:tcW w:type="dxa" w:w="1560"/>
+            <w:tcMar>
+              <w:top w:type="dxa" w:w="60"/>
+              <w:left w:type="dxa" w:w="100"/>
+              <w:bottom w:type="dxa" w:w="60"/>
+              <w:right w:type="dxa" w:w="100"/>
+            </w:tcMar>
+          </w:tcPr>
+          <w:p>
+            <w:pPr>
+              <w:spacing w:after="0"/>
+            </w:pPr>
+            <w:r>
+              <w:rPr>
+                <w:color w:val="1A1A1A"/>
+                <w:sz w:val="18"/>
+                <w:szCs w:val="18"/>
+              </w:rPr>
+              <w:t xml:space="preserve">Web</w:t>
+            </w:r>
+          </w:p>
+        </w:tc>
+        <w:tc>
+          <w:tcPr>
+            <w:tcW w:type="dxa" w:w="1560"/>
+            <w:tcMar>
+              <w:top w:type="dxa" w:w="60"/>
+              <w:left w:type="dxa" w:w="100"/>
+              <w:bottom w:type="dxa" w:w="60"/>
+              <w:right w:type="dxa" w:w="100"/>
+            </w:tcMar>
+          </w:tcPr>
+          <w:p>
+            <w:pPr>
+              <w:spacing w:after="0"/>
+            </w:pPr>
+            <w:r>
+              <w:rPr>
+                <w:color w:val="1A1A1A"/>
+                <w:sz w:val="18"/>
+                <w:szCs w:val="18"/>
+              </w:rPr>
+              <w:t xml:space="preserve">Settings → Receipts</w:t>
+            </w:r>
+          </w:p>
+        </w:tc>
+        <w:tc>
+          <w:tcPr>
+            <w:tcW w:type="dxa" w:w="1560"/>
+            <w:tcMar>
+              <w:top w:type="dxa" w:w="60"/>
+              <w:left w:type="dxa" w:w="100"/>
+              <w:bottom w:type="dxa" w:w="60"/>
+              <w:right w:type="dxa" w:w="100"/>
+            </w:tcMar>
+          </w:tcPr>
+          <w:p>
+            <w:pPr>
+              <w:spacing w:after="0"/>
+            </w:pPr>
+            <w:r>
+              <w:rPr>
+                <w:color w:val="1A1A1A"/>
+                <w:sz w:val="18"/>
+                <w:szCs w:val="18"/>
+              </w:rPr>
+              <w:t xml:space="preserve">Admin</w:t>
+            </w:r>
+          </w:p>
+        </w:tc>
+        <w:tc>
+          <w:tcPr>
+            <w:tcW w:type="dxa" w:w="1560"/>
+            <w:tcMar>
+              <w:top w:type="dxa" w:w="60"/>
+              <w:left w:type="dxa" w:w="100"/>
+              <w:bottom w:type="dxa" w:w="60"/>
+              <w:right w:type="dxa" w:w="100"/>
+            </w:tcMar>
+          </w:tcPr>
+          <w:p>
+            <w:pPr>
+              <w:spacing w:after="0"/>
+            </w:pPr>
+            <w:r>
+              <w:rPr>
+                <w:color w:val="1A1A1A"/>
+                <w:sz w:val="18"/>
+                <w:szCs w:val="18"/>
+              </w:rPr>
+              <w:t xml:space="preserve">Alpha order slip and guardrails</w:t>
+            </w:r>
+          </w:p>
+        </w:tc>
+        <w:tc>
+          <w:tcPr>
+            <w:tcW w:type="dxa" w:w="1560"/>
+            <w:tcMar>
+              <w:top w:type="dxa" w:w="60"/>
+              <w:left w:type="dxa" w:w="100"/>
+              <w:bottom w:type="dxa" w:w="60"/>
+              <w:right w:type="dxa" w:w="100"/>
+            </w:tcMar>
+          </w:tcPr>
+          <w:p>
+            <w:pPr>
+              <w:spacing w:after="0"/>
+            </w:pPr>
+            <w:r>
+              <w:rPr>
+                <w:color w:val="1A1A1A"/>
+                <w:sz w:val="18"/>
+                <w:szCs w:val="18"/>
+              </w:rPr>
+              <w:t xml:space="preserve">CAPTURED</w:t>
+            </w:r>
+          </w:p>
+        </w:tc>
+      </w:tr>
+      <w:tr>
+        <w:tc>
+          <w:tcPr>
+            <w:tcW w:type="dxa" w:w="1560"/>
+            <w:tcMar>
+              <w:top w:type="dxa" w:w="60"/>
+              <w:left w:type="dxa" w:w="100"/>
+              <w:bottom w:type="dxa" w:w="60"/>
+              <w:right w:type="dxa" w:w="100"/>
+            </w:tcMar>
+          </w:tcPr>
+          <w:p>
+            <w:pPr>
+              <w:spacing w:after="0"/>
+            </w:pPr>
+            <w:r>
+              <w:rPr>
+                <w:color w:val="1A1A1A"/>
+                <w:sz w:val="18"/>
+                <w:szCs w:val="18"/>
+              </w:rPr>
+              <w:t xml:space="preserve">10</w:t>
+            </w:r>
+          </w:p>
+        </w:tc>
+        <w:tc>
+          <w:tcPr>
+            <w:tcW w:type="dxa" w:w="1560"/>
+            <w:tcMar>
+              <w:top w:type="dxa" w:w="60"/>
+              <w:left w:type="dxa" w:w="100"/>
+              <w:bottom w:type="dxa" w:w="60"/>
+              <w:right w:type="dxa" w:w="100"/>
+            </w:tcMar>
+          </w:tcPr>
+          <w:p>
+            <w:pPr>
+              <w:spacing w:after="0"/>
+            </w:pPr>
+            <w:r>
+              <w:rPr>
+                <w:color w:val="1A1A1A"/>
+                <w:sz w:val="18"/>
+                <w:szCs w:val="18"/>
+              </w:rPr>
+              <w:t xml:space="preserve">Web</w:t>
+            </w:r>
+          </w:p>
+        </w:tc>
+        <w:tc>
+          <w:tcPr>
+            <w:tcW w:type="dxa" w:w="1560"/>
+            <w:tcMar>
+              <w:top w:type="dxa" w:w="60"/>
+              <w:left w:type="dxa" w:w="100"/>
+              <w:bottom w:type="dxa" w:w="60"/>
+              <w:right w:type="dxa" w:w="100"/>
+            </w:tcMar>
+          </w:tcPr>
+          <w:p>
+            <w:pPr>
+              <w:spacing w:after="0"/>
+            </w:pPr>
+            <w:r>
+              <w:rPr>
+                <w:color w:val="1A1A1A"/>
+                <w:sz w:val="18"/>
+                <w:szCs w:val="18"/>
+              </w:rPr>
+              <w:t xml:space="preserve">Audit log</w:t>
+            </w:r>
+          </w:p>
+        </w:tc>
+        <w:tc>
+          <w:tcPr>
+            <w:tcW w:type="dxa" w:w="1560"/>
+            <w:tcMar>
+              <w:top w:type="dxa" w:w="60"/>
+              <w:left w:type="dxa" w:w="100"/>
+              <w:bottom w:type="dxa" w:w="60"/>
+              <w:right w:type="dxa" w:w="100"/>
+            </w:tcMar>
+          </w:tcPr>
+          <w:p>
+            <w:pPr>
+              <w:spacing w:after="0"/>
+            </w:pPr>
+            <w:r>
+              <w:rPr>
+                <w:color w:val="1A1A1A"/>
+                <w:sz w:val="18"/>
+                <w:szCs w:val="18"/>
+              </w:rPr>
+              <w:t xml:space="preserve">Admin</w:t>
+            </w:r>
+          </w:p>
+        </w:tc>
+        <w:tc>
+          <w:tcPr>
+            <w:tcW w:type="dxa" w:w="1560"/>
+            <w:tcMar>
+              <w:top w:type="dxa" w:w="60"/>
+              <w:left w:type="dxa" w:w="100"/>
+              <w:bottom w:type="dxa" w:w="60"/>
+              <w:right w:type="dxa" w:w="100"/>
+            </w:tcMar>
+          </w:tcPr>
+          <w:p>
+            <w:pPr>
+              <w:spacing w:after="0"/>
+            </w:pPr>
+            <w:r>
+              <w:rPr>
+                <w:color w:val="1A1A1A"/>
+                <w:sz w:val="18"/>
+                <w:szCs w:val="18"/>
+              </w:rPr>
+              <w:t xml:space="preserve">Tamper-evident history</w:t>
+            </w:r>
+          </w:p>
+        </w:tc>
+        <w:tc>
+          <w:tcPr>
+            <w:tcW w:type="dxa" w:w="1560"/>
+            <w:tcMar>
+              <w:top w:type="dxa" w:w="60"/>
+              <w:left w:type="dxa" w:w="100"/>
+              <w:bottom w:type="dxa" w:w="60"/>
+              <w:right w:type="dxa" w:w="100"/>
+            </w:tcMar>
+          </w:tcPr>
+          <w:p>
+            <w:pPr>
+              <w:spacing w:after="0"/>
+            </w:pPr>
+            <w:r>
+              <w:rPr>
+                <w:color w:val="1A1A1A"/>
+                <w:sz w:val="18"/>
+                <w:szCs w:val="18"/>
+              </w:rPr>
+              <w:t xml:space="preserve">CAPTURED</w:t>
+            </w:r>
+          </w:p>
+        </w:tc>
+      </w:tr>
+      <w:tr>
+        <w:tc>
+          <w:tcPr>
+            <w:tcW w:type="dxa" w:w="1560"/>
+            <w:tcMar>
+              <w:top w:type="dxa" w:w="60"/>
+              <w:left w:type="dxa" w:w="100"/>
+              <w:bottom w:type="dxa" w:w="60"/>
+              <w:right w:type="dxa" w:w="100"/>
+            </w:tcMar>
+          </w:tcPr>
+          <w:p>
+            <w:pPr>
+              <w:spacing w:after="0"/>
+            </w:pPr>
+            <w:r>
+              <w:rPr>
+                <w:color w:val="1A1A1A"/>
+                <w:sz w:val="18"/>
+                <w:szCs w:val="18"/>
+              </w:rPr>
+              <w:t xml:space="preserve">11</w:t>
+            </w:r>
+          </w:p>
+        </w:tc>
+        <w:tc>
+          <w:tcPr>
+            <w:tcW w:type="dxa" w:w="1560"/>
+            <w:tcMar>
+              <w:top w:type="dxa" w:w="60"/>
+              <w:left w:type="dxa" w:w="100"/>
+              <w:bottom w:type="dxa" w:w="60"/>
+              <w:right w:type="dxa" w:w="100"/>
+            </w:tcMar>
+          </w:tcPr>
+          <w:p>
+            <w:pPr>
+              <w:spacing w:after="0"/>
+            </w:pPr>
+            <w:r>
+              <w:rPr>
+                <w:color w:val="1A1A1A"/>
+                <w:sz w:val="18"/>
+                <w:szCs w:val="18"/>
+              </w:rPr>
+              <w:t xml:space="preserve">Web</w:t>
+            </w:r>
+          </w:p>
+        </w:tc>
+        <w:tc>
+          <w:tcPr>
+            <w:tcW w:type="dxa" w:w="1560"/>
+            <w:tcMar>
+              <w:top w:type="dxa" w:w="60"/>
+              <w:left w:type="dxa" w:w="100"/>
+              <w:bottom w:type="dxa" w:w="60"/>
+              <w:right w:type="dxa" w:w="100"/>
+            </w:tcMar>
+          </w:tcPr>
+          <w:p>
+            <w:pPr>
+              <w:spacing w:after="0"/>
+            </w:pPr>
+            <w:r>
+              <w:rPr>
+                <w:color w:val="1A1A1A"/>
+                <w:sz w:val="18"/>
+                <w:szCs w:val="18"/>
+              </w:rPr>
+              <w:t xml:space="preserve">Staff and roles</w:t>
+            </w:r>
+          </w:p>
+        </w:tc>
+        <w:tc>
+          <w:tcPr>
+            <w:tcW w:type="dxa" w:w="1560"/>
+            <w:tcMar>
+              <w:top w:type="dxa" w:w="60"/>
+              <w:left w:type="dxa" w:w="100"/>
+              <w:bottom w:type="dxa" w:w="60"/>
+              <w:right w:type="dxa" w:w="100"/>
+            </w:tcMar>
+          </w:tcPr>
+          <w:p>
+            <w:pPr>
+              <w:spacing w:after="0"/>
+            </w:pPr>
+            <w:r>
+              <w:rPr>
+                <w:color w:val="1A1A1A"/>
+                <w:sz w:val="18"/>
+                <w:szCs w:val="18"/>
+              </w:rPr>
+              <w:t xml:space="preserve">Admin + </w:t>
+            </w:r>
+            <w:r>
+              <w:rPr>
+                <w:rFonts w:ascii="Consolas" w:cs="Consolas" w:eastAsia="Consolas" w:hAnsi="Consolas"/>
+                <w:color w:val="1A1A1A"/>
+                <w:sz w:val="18"/>
+                <w:szCs w:val="18"/>
+              </w:rPr>
+              <w:t xml:space="preserve">staff.manage</w:t>
+            </w:r>
+          </w:p>
+        </w:tc>
+        <w:tc>
+          <w:tcPr>
+            <w:tcW w:type="dxa" w:w="1560"/>
+            <w:tcMar>
+              <w:top w:type="dxa" w:w="60"/>
+              <w:left w:type="dxa" w:w="100"/>
+              <w:bottom w:type="dxa" w:w="60"/>
+              <w:right w:type="dxa" w:w="100"/>
+            </w:tcMar>
+          </w:tcPr>
+          <w:p>
+            <w:pPr>
+              <w:spacing w:after="0"/>
+            </w:pPr>
+            <w:r>
+              <w:rPr>
+                <w:color w:val="1A1A1A"/>
+                <w:sz w:val="18"/>
+                <w:szCs w:val="18"/>
+              </w:rPr>
+              <w:t xml:space="preserve">Segregation of duties</w:t>
+            </w:r>
+          </w:p>
+        </w:tc>
+        <w:tc>
+          <w:tcPr>
+            <w:tcW w:type="dxa" w:w="1560"/>
+            <w:tcMar>
+              <w:top w:type="dxa" w:w="60"/>
+              <w:left w:type="dxa" w:w="100"/>
+              <w:bottom w:type="dxa" w:w="60"/>
+              <w:right w:type="dxa" w:w="100"/>
+            </w:tcMar>
+          </w:tcPr>
+          <w:p>
+            <w:pPr>
+              <w:spacing w:after="0"/>
+            </w:pPr>
+            <w:r>
+              <w:rPr>
+                <w:color w:val="1A1A1A"/>
+                <w:sz w:val="18"/>
+                <w:szCs w:val="18"/>
+              </w:rPr>
+              <w:t xml:space="preserve">CAPTURED</w:t>
+            </w:r>
+          </w:p>
+        </w:tc>
+      </w:tr>
+      <w:tr>
+        <w:tc>
+          <w:tcPr>
+            <w:tcW w:type="dxa" w:w="1560"/>
+            <w:tcMar>
+              <w:top w:type="dxa" w:w="60"/>
+              <w:left w:type="dxa" w:w="100"/>
+              <w:bottom w:type="dxa" w:w="60"/>
+              <w:right w:type="dxa" w:w="100"/>
+            </w:tcMar>
+          </w:tcPr>
+          <w:p>
+            <w:pPr>
+              <w:spacing w:after="0"/>
+            </w:pPr>
+            <w:r>
+              <w:rPr>
+                <w:color w:val="1A1A1A"/>
+                <w:sz w:val="18"/>
+                <w:szCs w:val="18"/>
+              </w:rPr>
+              <w:t xml:space="preserve">12</w:t>
+            </w:r>
+          </w:p>
+        </w:tc>
+        <w:tc>
+          <w:tcPr>
+            <w:tcW w:type="dxa" w:w="1560"/>
+            <w:tcMar>
+              <w:top w:type="dxa" w:w="60"/>
+              <w:left w:type="dxa" w:w="100"/>
+              <w:bottom w:type="dxa" w:w="60"/>
+              <w:right w:type="dxa" w:w="100"/>
+            </w:tcMar>
+          </w:tcPr>
+          <w:p>
+            <w:pPr>
+              <w:spacing w:after="0"/>
+            </w:pPr>
+            <w:r>
+              <w:rPr>
+                <w:color w:val="1A1A1A"/>
+                <w:sz w:val="18"/>
+                <w:szCs w:val="18"/>
+              </w:rPr>
+              <w:t xml:space="preserve">Web</w:t>
+            </w:r>
+          </w:p>
+        </w:tc>
+        <w:tc>
+          <w:tcPr>
+            <w:tcW w:type="dxa" w:w="1560"/>
+            <w:tcMar>
+              <w:top w:type="dxa" w:w="60"/>
+              <w:left w:type="dxa" w:w="100"/>
+              <w:bottom w:type="dxa" w:w="60"/>
+              <w:right w:type="dxa" w:w="100"/>
+            </w:tcMar>
+          </w:tcPr>
+          <w:p>
+            <w:pPr>
+              <w:spacing w:after="0"/>
+            </w:pPr>
+            <w:r>
+              <w:rPr>
+                <w:color w:val="1A1A1A"/>
+                <w:sz w:val="18"/>
+                <w:szCs w:val="18"/>
+              </w:rPr>
+              <w:t xml:space="preserve">Settings → Store</w:t>
+            </w:r>
+          </w:p>
+        </w:tc>
+        <w:tc>
+          <w:tcPr>
+            <w:tcW w:type="dxa" w:w="1560"/>
+            <w:tcMar>
+              <w:top w:type="dxa" w:w="60"/>
+              <w:left w:type="dxa" w:w="100"/>
+              <w:bottom w:type="dxa" w:w="60"/>
+              <w:right w:type="dxa" w:w="100"/>
+            </w:tcMar>
+          </w:tcPr>
+          <w:p>
+            <w:pPr>
+              <w:spacing w:after="0"/>
+            </w:pPr>
+            <w:r>
+              <w:rPr>
+                <w:color w:val="1A1A1A"/>
+                <w:sz w:val="18"/>
+                <w:szCs w:val="18"/>
+              </w:rPr>
+              <w:t xml:space="preserve">Admin</w:t>
+            </w:r>
+          </w:p>
+        </w:tc>
+        <w:tc>
+          <w:tcPr>
+            <w:tcW w:type="dxa" w:w="1560"/>
+            <w:tcMar>
+              <w:top w:type="dxa" w:w="60"/>
+              <w:left w:type="dxa" w:w="100"/>
+              <w:bottom w:type="dxa" w:w="60"/>
+              <w:right w:type="dxa" w:w="100"/>
+            </w:tcMar>
+          </w:tcPr>
+          <w:p>
+            <w:pPr>
+              <w:spacing w:after="0"/>
+            </w:pPr>
+            <w:r>
+              <w:rPr>
+                <w:color w:val="1A1A1A"/>
+                <w:sz w:val="18"/>
+                <w:szCs w:val="18"/>
+              </w:rPr>
+              <w:t xml:space="preserve">Store and BIR fields</w:t>
+            </w:r>
+          </w:p>
+        </w:tc>
+        <w:tc>
+          <w:tcPr>
+            <w:tcW w:type="dxa" w:w="1560"/>
+            <w:tcMar>
+              <w:top w:type="dxa" w:w="60"/>
+              <w:left w:type="dxa" w:w="100"/>
+              <w:bottom w:type="dxa" w:w="60"/>
+              <w:right w:type="dxa" w:w="100"/>
+            </w:tcMar>
+          </w:tcPr>
+          <w:p>
+            <w:pPr>
+              <w:spacing w:after="0"/>
+            </w:pPr>
+            <w:r>
+              <w:rPr>
+                <w:color w:val="1A1A1A"/>
+                <w:sz w:val="18"/>
+                <w:szCs w:val="18"/>
+              </w:rPr>
+              <w:t xml:space="preserve">CAPTURED</w:t>
+            </w:r>
+          </w:p>
+        </w:tc>
+      </w:tr>
+      <w:tr>
+        <w:tc>
+          <w:tcPr>
+            <w:tcW w:type="dxa" w:w="1560"/>
+            <w:tcMar>
+              <w:top w:type="dxa" w:w="60"/>
+              <w:left w:type="dxa" w:w="100"/>
+              <w:bottom w:type="dxa" w:w="60"/>
+              <w:right w:type="dxa" w:w="100"/>
+            </w:tcMar>
+          </w:tcPr>
+          <w:p>
+            <w:pPr>
+              <w:spacing w:after="0"/>
+            </w:pPr>
+            <w:r>
+              <w:rPr>
+                <w:color w:val="1A1A1A"/>
+                <w:sz w:val="18"/>
+                <w:szCs w:val="18"/>
+              </w:rPr>
+              <w:t xml:space="preserve">13</w:t>
+            </w:r>
+          </w:p>
+        </w:tc>
+        <w:tc>
+          <w:tcPr>
+            <w:tcW w:type="dxa" w:w="1560"/>
+            <w:tcMar>
+              <w:top w:type="dxa" w:w="60"/>
+              <w:left w:type="dxa" w:w="100"/>
+              <w:bottom w:type="dxa" w:w="60"/>
+              <w:right w:type="dxa" w:w="100"/>
+            </w:tcMar>
+          </w:tcPr>
+          <w:p>
+            <w:pPr>
+              <w:spacing w:after="0"/>
+            </w:pPr>
+            <w:r>
+              <w:rPr>
+                <w:color w:val="1A1A1A"/>
+                <w:sz w:val="18"/>
+                <w:szCs w:val="18"/>
+              </w:rPr>
+              <w:t xml:space="preserve">Mobile</w:t>
+            </w:r>
+          </w:p>
+        </w:tc>
+        <w:tc>
+          <w:tcPr>
+            <w:tcW w:type="dxa" w:w="1560"/>
+            <w:tcMar>
+              <w:top w:type="dxa" w:w="60"/>
+              <w:left w:type="dxa" w:w="100"/>
+              <w:bottom w:type="dxa" w:w="60"/>
+              <w:right w:type="dxa" w:w="100"/>
+            </w:tcMar>
+          </w:tcPr>
+          <w:p>
+            <w:pPr>
+              <w:spacing w:after="0"/>
+            </w:pPr>
+            <w:r>
+              <w:rPr>
+                <w:color w:val="1A1A1A"/>
+                <w:sz w:val="18"/>
+                <w:szCs w:val="18"/>
+              </w:rPr>
+              <w:t xml:space="preserve">Settings → Receipts</w:t>
+            </w:r>
+          </w:p>
+        </w:tc>
+        <w:tc>
+          <w:tcPr>
+            <w:tcW w:type="dxa" w:w="1560"/>
+            <w:tcMar>
+              <w:top w:type="dxa" w:w="60"/>
+              <w:left w:type="dxa" w:w="100"/>
+              <w:bottom w:type="dxa" w:w="60"/>
+              <w:right w:type="dxa" w:w="100"/>
+            </w:tcMar>
+          </w:tcPr>
+          <w:p>
+            <w:pPr>
+              <w:spacing w:after="0"/>
+            </w:pPr>
+            <w:r>
+              <w:rPr>
+                <w:color w:val="1A1A1A"/>
+                <w:sz w:val="18"/>
+                <w:szCs w:val="18"/>
+              </w:rPr>
+              <w:t xml:space="preserve">Admin</w:t>
+            </w:r>
+          </w:p>
+        </w:tc>
+        <w:tc>
+          <w:tcPr>
+            <w:tcW w:type="dxa" w:w="1560"/>
+            <w:tcMar>
+              <w:top w:type="dxa" w:w="60"/>
+              <w:left w:type="dxa" w:w="100"/>
+              <w:bottom w:type="dxa" w:w="60"/>
+              <w:right w:type="dxa" w:w="100"/>
+            </w:tcMar>
+          </w:tcPr>
+          <w:p>
+            <w:pPr>
+              <w:spacing w:after="0"/>
+            </w:pPr>
+            <w:r>
+              <w:rPr>
+                <w:color w:val="1A1A1A"/>
+                <w:sz w:val="18"/>
+                <w:szCs w:val="18"/>
+              </w:rPr>
+              <w:t xml:space="preserve">Alpha order slip and guardrails</w:t>
+            </w:r>
+          </w:p>
+        </w:tc>
+        <w:tc>
+          <w:tcPr>
+            <w:tcW w:type="dxa" w:w="1560"/>
+            <w:tcMar>
+              <w:top w:type="dxa" w:w="60"/>
+              <w:left w:type="dxa" w:w="100"/>
+              <w:bottom w:type="dxa" w:w="60"/>
+              <w:right w:type="dxa" w:w="100"/>
+            </w:tcMar>
+          </w:tcPr>
+          <w:p>
+            <w:pPr>
+              <w:spacing w:after="0"/>
+            </w:pPr>
+            <w:r>
+              <w:rPr>
+                <w:color w:val="1A1A1A"/>
+                <w:sz w:val="18"/>
+                <w:szCs w:val="18"/>
+              </w:rPr>
+              <w:t xml:space="preserve">CAPTURED</w:t>
+            </w:r>
+          </w:p>
+        </w:tc>
+      </w:tr>
+      <w:tr>
+        <w:tc>
+          <w:tcPr>
+            <w:tcW w:type="dxa" w:w="1560"/>
+            <w:tcMar>
+              <w:top w:type="dxa" w:w="60"/>
+              <w:left w:type="dxa" w:w="100"/>
+              <w:bottom w:type="dxa" w:w="60"/>
+              <w:right w:type="dxa" w:w="100"/>
+            </w:tcMar>
+          </w:tcPr>
+          <w:p>
+            <w:pPr>
+              <w:spacing w:after="0"/>
+            </w:pPr>
+            <w:r>
+              <w:rPr>
+                <w:color w:val="1A1A1A"/>
+                <w:sz w:val="18"/>
+                <w:szCs w:val="18"/>
+              </w:rPr>
+              <w:t xml:space="preserve">—</w:t>
+            </w:r>
+          </w:p>
+        </w:tc>
+        <w:tc>
+          <w:tcPr>
+            <w:tcW w:type="dxa" w:w="1560"/>
+            <w:tcMar>
+              <w:top w:type="dxa" w:w="60"/>
+              <w:left w:type="dxa" w:w="100"/>
+              <w:bottom w:type="dxa" w:w="60"/>
+              <w:right w:type="dxa" w:w="100"/>
+            </w:tcMar>
+          </w:tcPr>
+          <w:p>
+            <w:pPr>
+              <w:spacing w:after="0"/>
+            </w:pPr>
+            <w:r>
+              <w:rPr>
+                <w:color w:val="1A1A1A"/>
+                <w:sz w:val="18"/>
+                <w:szCs w:val="18"/>
+              </w:rPr>
+              <w:t xml:space="preserve">Mobile</w:t>
+            </w:r>
+          </w:p>
+        </w:tc>
+        <w:tc>
+          <w:tcPr>
+            <w:tcW w:type="dxa" w:w="1560"/>
+            <w:tcMar>
+              <w:top w:type="dxa" w:w="60"/>
+              <w:left w:type="dxa" w:w="100"/>
+              <w:bottom w:type="dxa" w:w="60"/>
+              <w:right w:type="dxa" w:w="100"/>
+            </w:tcMar>
+          </w:tcPr>
+          <w:p>
+            <w:pPr>
+              <w:spacing w:after="0"/>
+            </w:pPr>
+            <w:r>
+              <w:rPr>
+                <w:color w:val="1A1A1A"/>
+                <w:sz w:val="18"/>
+                <w:szCs w:val="18"/>
+              </w:rPr>
+              <w:t xml:space="preserve">Home, POS, settings menu</w:t>
+            </w:r>
+          </w:p>
+        </w:tc>
+        <w:tc>
+          <w:tcPr>
+            <w:tcW w:type="dxa" w:w="1560"/>
+            <w:tcMar>
+              <w:top w:type="dxa" w:w="60"/>
+              <w:left w:type="dxa" w:w="100"/>
+              <w:bottom w:type="dxa" w:w="60"/>
+              <w:right w:type="dxa" w:w="100"/>
+            </w:tcMar>
+          </w:tcPr>
+          <w:p>
+            <w:pPr>
+              <w:spacing w:after="0"/>
+            </w:pPr>
+            <w:r>
+              <w:rPr>
+                <w:color w:val="1A1A1A"/>
+                <w:sz w:val="18"/>
+                <w:szCs w:val="18"/>
+              </w:rPr>
+              <w:t xml:space="preserve">Admin</w:t>
+            </w:r>
+          </w:p>
+        </w:tc>
+        <w:tc>
+          <w:tcPr>
+            <w:tcW w:type="dxa" w:w="1560"/>
+            <w:tcMar>
+              <w:top w:type="dxa" w:w="60"/>
+              <w:left w:type="dxa" w:w="100"/>
+              <w:bottom w:type="dxa" w:w="60"/>
+              <w:right w:type="dxa" w:w="100"/>
+            </w:tcMar>
+          </w:tcPr>
+          <w:p>
+            <w:pPr>
+              <w:spacing w:after="0"/>
+            </w:pPr>
+            <w:r>
+              <w:rPr>
+                <w:color w:val="1A1A1A"/>
+                <w:sz w:val="18"/>
+                <w:szCs w:val="18"/>
+              </w:rPr>
+              <w:t xml:space="preserve">Mobile navigation and register</w:t>
+            </w:r>
+          </w:p>
+        </w:tc>
+        <w:tc>
+          <w:tcPr>
+            <w:tcW w:type="dxa" w:w="1560"/>
+            <w:tcMar>
+              <w:top w:type="dxa" w:w="60"/>
+              <w:left w:type="dxa" w:w="100"/>
+              <w:bottom w:type="dxa" w:w="60"/>
+              <w:right w:type="dxa" w:w="100"/>
+            </w:tcMar>
+          </w:tcPr>
+          <w:p>
+            <w:pPr>
+              <w:spacing w:after="0"/>
+            </w:pPr>
+            <w:r>
+              <w:rPr>
+                <w:color w:val="1A1A1A"/>
+                <w:sz w:val="18"/>
+                <w:szCs w:val="18"/>
+              </w:rPr>
+              <w:t xml:space="preserve">PENDING CAPTURE</w:t>
+            </w:r>
+          </w:p>
+        </w:tc>
+      </w:tr>
+      <w:tr>
+        <w:tc>
+          <w:tcPr>
+            <w:tcW w:type="dxa" w:w="1560"/>
+            <w:tcMar>
+              <w:top w:type="dxa" w:w="60"/>
+              <w:left w:type="dxa" w:w="100"/>
+              <w:bottom w:type="dxa" w:w="60"/>
+              <w:right w:type="dxa" w:w="100"/>
+            </w:tcMar>
+          </w:tcPr>
+          <w:p>
+            <w:pPr>
+              <w:spacing w:after="0"/>
+            </w:pPr>
+            <w:r>
+              <w:rPr>
+                <w:color w:val="1A1A1A"/>
+                <w:sz w:val="18"/>
+                <w:szCs w:val="18"/>
+              </w:rPr>
+              <w:t xml:space="preserve">—</w:t>
+            </w:r>
+          </w:p>
+        </w:tc>
+        <w:tc>
+          <w:tcPr>
+            <w:tcW w:type="dxa" w:w="1560"/>
+            <w:tcMar>
+              <w:top w:type="dxa" w:w="60"/>
+              <w:left w:type="dxa" w:w="100"/>
+              <w:bottom w:type="dxa" w:w="60"/>
+              <w:right w:type="dxa" w:w="100"/>
+            </w:tcMar>
+          </w:tcPr>
+          <w:p>
+            <w:pPr>
+              <w:spacing w:after="0"/>
+            </w:pPr>
+            <w:r>
+              <w:rPr>
+                <w:color w:val="1A1A1A"/>
+                <w:sz w:val="18"/>
+                <w:szCs w:val="18"/>
+              </w:rPr>
+              <w:t xml:space="preserve">Web</w:t>
+            </w:r>
+          </w:p>
+        </w:tc>
+        <w:tc>
+          <w:tcPr>
+            <w:tcW w:type="dxa" w:w="1560"/>
+            <w:tcMar>
+              <w:top w:type="dxa" w:w="60"/>
+              <w:left w:type="dxa" w:w="100"/>
+              <w:bottom w:type="dxa" w:w="60"/>
+              <w:right w:type="dxa" w:w="100"/>
+            </w:tcMar>
+          </w:tcPr>
+          <w:p>
+            <w:pPr>
+              <w:spacing w:after="0"/>
+            </w:pPr>
+            <w:r>
+              <w:rPr>
+                <w:color w:val="1A1A1A"/>
+                <w:sz w:val="18"/>
+                <w:szCs w:val="18"/>
+              </w:rPr>
+              <w:t xml:space="preserve">Completed-sale receipt modal, reprint</w:t>
+            </w:r>
+          </w:p>
+        </w:tc>
+        <w:tc>
+          <w:tcPr>
+            <w:tcW w:type="dxa" w:w="1560"/>
+            <w:tcMar>
+              <w:top w:type="dxa" w:w="60"/>
+              <w:left w:type="dxa" w:w="100"/>
+              <w:bottom w:type="dxa" w:w="60"/>
+              <w:right w:type="dxa" w:w="100"/>
+            </w:tcMar>
+          </w:tcPr>
+          <w:p>
+            <w:pPr>
+              <w:spacing w:after="0"/>
+            </w:pPr>
+            <w:r>
+              <w:rPr>
+                <w:color w:val="1A1A1A"/>
+                <w:sz w:val="18"/>
+                <w:szCs w:val="18"/>
+              </w:rPr>
+              <w:t xml:space="preserve">Cashier</w:t>
+            </w:r>
+          </w:p>
+        </w:tc>
+        <w:tc>
+          <w:tcPr>
+            <w:tcW w:type="dxa" w:w="1560"/>
+            <w:tcMar>
+              <w:top w:type="dxa" w:w="60"/>
+              <w:left w:type="dxa" w:w="100"/>
+              <w:bottom w:type="dxa" w:w="60"/>
+              <w:right w:type="dxa" w:w="100"/>
+            </w:tcMar>
+          </w:tcPr>
+          <w:p>
+            <w:pPr>
+              <w:spacing w:after="0"/>
+            </w:pPr>
+            <w:r>
+              <w:rPr>
+                <w:color w:val="1A1A1A"/>
+                <w:sz w:val="18"/>
+                <w:szCs w:val="18"/>
+              </w:rPr>
+              <w:t xml:space="preserve">Transaction document and reprint marker</w:t>
+            </w:r>
+          </w:p>
+        </w:tc>
+        <w:tc>
+          <w:tcPr>
+            <w:tcW w:type="dxa" w:w="1560"/>
+            <w:tcMar>
+              <w:top w:type="dxa" w:w="60"/>
+              <w:left w:type="dxa" w:w="100"/>
+              <w:bottom w:type="dxa" w:w="60"/>
+              <w:right w:type="dxa" w:w="100"/>
+            </w:tcMar>
+          </w:tcPr>
+          <w:p>
+            <w:pPr>
+              <w:spacing w:after="0"/>
+            </w:pPr>
+            <w:r>
+              <w:rPr>
+                <w:color w:val="1A1A1A"/>
+                <w:sz w:val="18"/>
+                <w:szCs w:val="18"/>
+              </w:rPr>
+              <w:t xml:space="preserve">PENDING CAPTURE</w:t>
+            </w:r>
+            <w:r>
+              <w:rPr>
+                <w:color w:val="1A1A1A"/>
+                <w:sz w:val="18"/>
+                <w:szCs w:val="18"/>
+              </w:rPr>
+              <w:t xml:space="preserve"> — requires completing a live sale against staging</w:t>
+            </w:r>
+          </w:p>
+        </w:tc>
+      </w:tr>
+      <w:tr>
+        <w:tc>
+          <w:tcPr>
+            <w:tcW w:type="dxa" w:w="1560"/>
+            <w:tcMar>
+              <w:top w:type="dxa" w:w="60"/>
+              <w:left w:type="dxa" w:w="100"/>
+              <w:bottom w:type="dxa" w:w="60"/>
+              <w:right w:type="dxa" w:w="100"/>
+            </w:tcMar>
+          </w:tcPr>
+          <w:p>
+            <w:pPr>
+              <w:spacing w:after="0"/>
+            </w:pPr>
+            <w:r>
+              <w:rPr>
+                <w:color w:val="1A1A1A"/>
+                <w:sz w:val="18"/>
+                <w:szCs w:val="18"/>
+              </w:rPr>
+              <w:t xml:space="preserve">—</w:t>
+            </w:r>
+          </w:p>
+        </w:tc>
+        <w:tc>
+          <w:tcPr>
+            <w:tcW w:type="dxa" w:w="1560"/>
+            <w:tcMar>
+              <w:top w:type="dxa" w:w="60"/>
+              <w:left w:type="dxa" w:w="100"/>
+              <w:bottom w:type="dxa" w:w="60"/>
+              <w:right w:type="dxa" w:w="100"/>
+            </w:tcMar>
+          </w:tcPr>
+          <w:p>
+            <w:pPr>
+              <w:spacing w:after="0"/>
+            </w:pPr>
+            <w:r>
+              <w:rPr>
+                <w:color w:val="1A1A1A"/>
+                <w:sz w:val="18"/>
+                <w:szCs w:val="18"/>
+              </w:rPr>
+              <w:t xml:space="preserve">Web</w:t>
+            </w:r>
+          </w:p>
+        </w:tc>
+        <w:tc>
+          <w:tcPr>
+            <w:tcW w:type="dxa" w:w="1560"/>
+            <w:tcMar>
+              <w:top w:type="dxa" w:w="60"/>
+              <w:left w:type="dxa" w:w="100"/>
+              <w:bottom w:type="dxa" w:w="60"/>
+              <w:right w:type="dxa" w:w="100"/>
+            </w:tcMar>
+          </w:tcPr>
+          <w:p>
+            <w:pPr>
+              <w:spacing w:after="0"/>
+            </w:pPr>
+            <w:r>
+              <w:rPr>
+                <w:color w:val="1A1A1A"/>
+                <w:sz w:val="18"/>
+                <w:szCs w:val="18"/>
+              </w:rPr>
+              <w:t xml:space="preserve">Registration, onboarding, shift</w:t>
+            </w:r>
+          </w:p>
+        </w:tc>
+        <w:tc>
+          <w:tcPr>
+            <w:tcW w:type="dxa" w:w="1560"/>
+            <w:tcMar>
+              <w:top w:type="dxa" w:w="60"/>
+              <w:left w:type="dxa" w:w="100"/>
+              <w:bottom w:type="dxa" w:w="60"/>
+              <w:right w:type="dxa" w:w="100"/>
+            </w:tcMar>
+          </w:tcPr>
+          <w:p>
+            <w:pPr>
+              <w:spacing w:after="0"/>
+            </w:pPr>
+            <w:r>
+              <w:rPr>
+                <w:color w:val="1A1A1A"/>
+                <w:sz w:val="18"/>
+                <w:szCs w:val="18"/>
+              </w:rPr>
+              <w:t xml:space="preserve">Admin</w:t>
+            </w:r>
+          </w:p>
+        </w:tc>
+        <w:tc>
+          <w:tcPr>
+            <w:tcW w:type="dxa" w:w="1560"/>
+            <w:tcMar>
+              <w:top w:type="dxa" w:w="60"/>
+              <w:left w:type="dxa" w:w="100"/>
+              <w:bottom w:type="dxa" w:w="60"/>
+              <w:right w:type="dxa" w:w="100"/>
+            </w:tcMar>
+          </w:tcPr>
+          <w:p>
+            <w:pPr>
+              <w:spacing w:after="0"/>
+            </w:pPr>
+            <w:r>
+              <w:rPr>
+                <w:color w:val="1A1A1A"/>
+                <w:sz w:val="18"/>
+                <w:szCs w:val="18"/>
+              </w:rPr>
+              <w:t xml:space="preserve">Signup and shift lifecycle</w:t>
+            </w:r>
+          </w:p>
+        </w:tc>
+        <w:tc>
+          <w:tcPr>
+            <w:tcW w:type="dxa" w:w="1560"/>
+            <w:tcMar>
+              <w:top w:type="dxa" w:w="60"/>
+              <w:left w:type="dxa" w:w="100"/>
+              <w:bottom w:type="dxa" w:w="60"/>
+              <w:right w:type="dxa" w:w="100"/>
+            </w:tcMar>
+          </w:tcPr>
+          <w:p>
+            <w:pPr>
+              <w:spacing w:after="0"/>
+            </w:pPr>
+            <w:r>
+              <w:rPr>
+                <w:color w:val="1A1A1A"/>
+                <w:sz w:val="18"/>
+                <w:szCs w:val="18"/>
+              </w:rPr>
+              <w:t xml:space="preserve">PENDING CAPTURE</w:t>
+            </w:r>
+          </w:p>
+        </w:tc>
+      </w:tr>
+    </w:tbl>
+    <w:p>
+      <w:pPr>
+        <w:spacing w:after="160"/>
+      </w:pPr>
+    </w:p>
+    <w:p>
+      <w:pPr>
+        <w:spacing w:after="120"/>
+      </w:pPr>
+      <w:r>
+        <w:rPr>
+          <w:color w:val="1A1A1A"/>
+          <w:sz w:val="20"/>
+          <w:szCs w:val="20"/>
+        </w:rPr>
+        <w:t xml:space="preserve">Figures are stored in </w:t>
+      </w:r>
+      <w:r>
+        <w:rPr>
+          <w:rFonts w:ascii="Consolas" w:cs="Consolas" w:eastAsia="Consolas" w:hAnsi="Consolas"/>
+          <w:color w:val="1A1A1A"/>
+          <w:sz w:val="20"/>
+          <w:szCs w:val="20"/>
+        </w:rPr>
+        <w:t xml:space="preserve">docs/screenshots/</w:t>
+      </w:r>
+      <w:r>
+        <w:rPr>
+          <w:color w:val="1A1A1A"/>
+          <w:sz w:val="20"/>
+          <w:szCs w:val="20"/>
+        </w:rPr>
+        <w:t xml:space="preserve">. Pending items are listed rather than omitted, per the requirement to identify missing evidence.</w:t>
+      </w:r>
+    </w:p>
+    <w:p>
+      <w:pPr>
+        <w:pStyle w:val="Heading2"/>
+        <w:spacing w:after="120" w:before="220"/>
+      </w:pPr>
+      <w:r>
+        <w:rPr>
+          <w:b/>
+          <w:bCs/>
+          <w:color w:val="1F4E79"/>
+          <w:sz w:val="24"/>
+          <w:szCs w:val="24"/>
+        </w:rPr>
+        <w:t xml:space="preserve">48.3 Figure index</w:t>
+      </w:r>
+    </w:p>
+    <w:p>
+      <w:pPr>
+        <w:spacing w:after="40" w:before="120"/>
+        <w:jc w:val="center"/>
+      </w:pPr>
+      <w:r>
+        <w:drawing>
+          <wp:inline distT="0" distB="0" distL="0" distR="0">
+            <wp:extent cx="5524500" cy="3457575"/>
+            <wp:effectExtent t="0" r="0" b="0" l="0"/>
+            <wp:docPr id="1" name="" descr="" title=""/>
+            <wp:cNvGraphicFramePr>
+              <a:graphicFrameLocks xmlns:a="http://schemas.openxmlformats.org/drawingml/2006/main" noChangeAspect="1"/>
+            </wp:cNvGraphicFramePr>
+            <a:graphic xmlns:a="http://schemas.openxmlformats.org/drawingml/2006/main">
+              <a:graphicData uri="http://schemas.openxmlformats.org/drawingml/2006/picture">
+                <pic:pic xmlns:pic="http://schemas.openxmlformats.org/drawingml/2006/picture">
+                  <pic:nvPicPr>
+                    <pic:cNvPr id="0" name="" descr=""/>
+                    <pic:cNvPicPr>
+                      <a:picLocks noChangeAspect="1" noChangeArrowheads="1"/>
+                    </pic:cNvPicPr>
+                  </pic:nvPicPr>
+                  <pic:blipFill>
+                    <a:blip r:embed="rId9" cstate="none"/>
+                    <a:srcRect/>
+                    <a:stretch>
+                      <a:fillRect/>
+                    </a:stretch>
+                  </pic:blipFill>
+                  <pic:spPr bwMode="auto">
+                    <a:xfrm>
+                      <a:off x="0" y="0"/>
+                      <a:ext cx="5524500" cy="3457575"/>
+                    </a:xfrm>
+                    <a:prstGeom prst="rect">
+                      <a:avLst/>
+                    </a:prstGeom>
+                  </pic:spPr>
+                </pic:pic>
+              </a:graphicData>
+            </a:graphic>
+          </wp:inline>
+        </w:drawing>
+      </w:r>
+    </w:p>
+    <w:p>
+      <w:pPr>
+        <w:spacing w:after="160"/>
+        <w:jc w:val="center"/>
+      </w:pPr>
+      <w:r>
+        <w:rPr>
+          <w:i/>
+          <w:iCs/>
+          <w:color w:val="5A5F66"/>
+          <w:sz w:val="16"/>
+          <w:szCs w:val="16"/>
+        </w:rPr>
+        <w:t xml:space="preserve">Figure 1</w:t>
+      </w:r>
+    </w:p>
+    <w:p>
+      <w:pPr>
+        <w:spacing w:after="120"/>
+      </w:pPr>
+      <w:r>
+        <w:rPr>
+          <w:b/>
+          <w:bCs/>
+          <w:color w:val="1A1A1A"/>
+          <w:sz w:val="20"/>
+          <w:szCs w:val="20"/>
+        </w:rPr>
+        <w:t xml:space="preserve">Figure 1 — Login.</w:t>
+      </w:r>
+      <w:r>
+        <w:rPr>
+          <w:color w:val="1A1A1A"/>
+          <w:sz w:val="20"/>
+          <w:szCs w:val="20"/>
+        </w:rPr>
+        <w:t xml:space="preserve"> Module: Authentication. Role: all users. Email and password fields, "Forgot password", Google sign-in (provider not enabled, §29), and "Set it up as a register" for device pairing.</w:t>
+      </w:r>
+    </w:p>
+    <w:p>
+      <w:pPr>
+        <w:spacing w:after="40" w:before="120"/>
+        <w:jc w:val="center"/>
+      </w:pPr>
+      <w:r>
+        <w:drawing>
+          <wp:inline distT="0" distB="0" distL="0" distR="0">
+            <wp:extent cx="5524500" cy="3457575"/>
+            <wp:effectExtent t="0" r="0" b="0" l="0"/>
+            <wp:docPr id="1" name="" descr="" title=""/>
+            <wp:cNvGraphicFramePr>
+              <a:graphicFrameLocks xmlns:a="http://schemas.openxmlformats.org/drawingml/2006/main" noChangeAspect="1"/>
+            </wp:cNvGraphicFramePr>
+            <a:graphic xmlns:a="http://schemas.openxmlformats.org/drawingml/2006/main">
+              <a:graphicData uri="http://schemas.openxmlformats.org/drawingml/2006/picture">
+                <pic:pic xmlns:pic="http://schemas.openxmlformats.org/drawingml/2006/picture">
+                  <pic:nvPicPr>
+                    <pic:cNvPr id="0" name="" descr=""/>
+                    <pic:cNvPicPr>
+                      <a:picLocks noChangeAspect="1" noChangeArrowheads="1"/>
+                    </pic:cNvPicPr>
+                  </pic:nvPicPr>
+                  <pic:blipFill>
+                    <a:blip r:embed="rId10" cstate="none"/>
+                    <a:srcRect/>
+                    <a:stretch>
+                      <a:fillRect/>
+                    </a:stretch>
+                  </pic:blipFill>
+                  <pic:spPr bwMode="auto">
+                    <a:xfrm>
+                      <a:off x="0" y="0"/>
+                      <a:ext cx="5524500" cy="3457575"/>
+                    </a:xfrm>
+                    <a:prstGeom prst="rect">
+                      <a:avLst/>
+                    </a:prstGeom>
+                  </pic:spPr>
+                </pic:pic>
+              </a:graphicData>
+            </a:graphic>
+          </wp:inline>
+        </w:drawing>
+      </w:r>
+    </w:p>
+    <w:p>
+      <w:pPr>
+        <w:spacing w:after="160"/>
+        <w:jc w:val="center"/>
+      </w:pPr>
+      <w:r>
+        <w:rPr>
+          <w:i/>
+          <w:iCs/>
+          <w:color w:val="5A5F66"/>
+          <w:sz w:val="16"/>
+          <w:szCs w:val="16"/>
+        </w:rPr>
+        <w:t xml:space="preserve">Figure 2</w:t>
+      </w:r>
+    </w:p>
+    <w:p>
+      <w:pPr>
+        <w:spacing w:after="120"/>
+      </w:pPr>
+      <w:r>
+        <w:rPr>
+          <w:b/>
+          <w:bCs/>
+          <w:color w:val="1A1A1A"/>
+          <w:sz w:val="20"/>
+          <w:szCs w:val="20"/>
+        </w:rPr>
+        <w:t xml:space="preserve">Figure 2 — Landing page.</w:t>
+      </w:r>
+      <w:r>
+        <w:rPr>
+          <w:color w:val="1A1A1A"/>
+          <w:sz w:val="20"/>
+          <w:szCs w:val="20"/>
+        </w:rPr>
+        <w:t xml:space="preserve"> Public marketing page served at </w:t>
+      </w:r>
+      <w:r>
+        <w:rPr>
+          <w:rFonts w:ascii="Consolas" w:cs="Consolas" w:eastAsia="Consolas" w:hAnsi="Consolas"/>
+          <w:color w:val="1A1A1A"/>
+          <w:sz w:val="20"/>
+          <w:szCs w:val="20"/>
+        </w:rPr>
+        <w:t xml:space="preserve">/</w:t>
+      </w:r>
+      <w:r>
+        <w:rPr>
+          <w:color w:val="1A1A1A"/>
+          <w:sz w:val="20"/>
+          <w:szCs w:val="20"/>
+        </w:rPr>
+        <w:t xml:space="preserve">.</w:t>
+      </w:r>
+    </w:p>
+    <w:p>
+      <w:pPr>
+        <w:spacing w:after="40" w:before="120"/>
+        <w:jc w:val="center"/>
+      </w:pPr>
+      <w:r>
+        <w:drawing>
+          <wp:inline distT="0" distB="0" distL="0" distR="0">
+            <wp:extent cx="5524500" cy="3457575"/>
+            <wp:effectExtent t="0" r="0" b="0" l="0"/>
+            <wp:docPr id="1" name="" descr="" title=""/>
+            <wp:cNvGraphicFramePr>
+              <a:graphicFrameLocks xmlns:a="http://schemas.openxmlformats.org/drawingml/2006/main" noChangeAspect="1"/>
+            </wp:cNvGraphicFramePr>
+            <a:graphic xmlns:a="http://schemas.openxmlformats.org/drawingml/2006/main">
+              <a:graphicData uri="http://schemas.openxmlformats.org/drawingml/2006/picture">
+                <pic:pic xmlns:pic="http://schemas.openxmlformats.org/drawingml/2006/picture">
+                  <pic:nvPicPr>
+                    <pic:cNvPr id="0" name="" descr=""/>
+                    <pic:cNvPicPr>
+                      <a:picLocks noChangeAspect="1" noChangeArrowheads="1"/>
+                    </pic:cNvPicPr>
+                  </pic:nvPicPr>
+                  <pic:blipFill>
+                    <a:blip r:embed="rId11" cstate="none"/>
+                    <a:srcRect/>
+                    <a:stretch>
+                      <a:fillRect/>
+                    </a:stretch>
+                  </pic:blipFill>
+                  <pic:spPr bwMode="auto">
+                    <a:xfrm>
+                      <a:off x="0" y="0"/>
+                      <a:ext cx="5524500" cy="3457575"/>
+                    </a:xfrm>
+                    <a:prstGeom prst="rect">
+                      <a:avLst/>
+                    </a:prstGeom>
+                  </pic:spPr>
+                </pic:pic>
+              </a:graphicData>
+            </a:graphic>
+          </wp:inline>
+        </w:drawing>
+      </w:r>
+    </w:p>
+    <w:p>
+      <w:pPr>
+        <w:spacing w:after="160"/>
+        <w:jc w:val="center"/>
+      </w:pPr>
+      <w:r>
+        <w:rPr>
+          <w:i/>
+          <w:iCs/>
+          <w:color w:val="5A5F66"/>
+          <w:sz w:val="16"/>
+          <w:szCs w:val="16"/>
+        </w:rPr>
+        <w:t xml:space="preserve">Figure 3</w:t>
+      </w:r>
+    </w:p>
+    <w:p>
+      <w:pPr>
+        <w:spacing w:after="120"/>
+      </w:pPr>
+      <w:r>
+        <w:rPr>
+          <w:b/>
+          <w:bCs/>
+          <w:color w:val="1A1A1A"/>
+          <w:sz w:val="20"/>
+          <w:szCs w:val="20"/>
+        </w:rPr>
+        <w:t xml:space="preserve">Figure 3 — POS / register.</w:t>
+      </w:r>
+      <w:r>
+        <w:rPr>
+          <w:color w:val="1A1A1A"/>
+          <w:sz w:val="20"/>
+          <w:szCs w:val="20"/>
+        </w:rPr>
+        <w:t xml:space="preserve"> Module: Sales. The register with product tiles, search, and category filters.</w:t>
+      </w:r>
+    </w:p>
+    <w:p>
+      <w:pPr>
+        <w:spacing w:after="40" w:before="120"/>
+        <w:jc w:val="center"/>
+      </w:pPr>
+      <w:r>
+        <w:drawing>
+          <wp:inline distT="0" distB="0" distL="0" distR="0">
+            <wp:extent cx="5524500" cy="3457575"/>
+            <wp:effectExtent t="0" r="0" b="0" l="0"/>
+            <wp:docPr id="1" name="" descr="" title=""/>
+            <wp:cNvGraphicFramePr>
+              <a:graphicFrameLocks xmlns:a="http://schemas.openxmlformats.org/drawingml/2006/main" noChangeAspect="1"/>
+            </wp:cNvGraphicFramePr>
+            <a:graphic xmlns:a="http://schemas.openxmlformats.org/drawingml/2006/main">
+              <a:graphicData uri="http://schemas.openxmlformats.org/drawingml/2006/picture">
+                <pic:pic xmlns:pic="http://schemas.openxmlformats.org/drawingml/2006/picture">
+                  <pic:nvPicPr>
+                    <pic:cNvPr id="0" name="" descr=""/>
+                    <pic:cNvPicPr>
+                      <a:picLocks noChangeAspect="1" noChangeArrowheads="1"/>
+                    </pic:cNvPicPr>
+                  </pic:nvPicPr>
+                  <pic:blipFill>
+                    <a:blip r:embed="rId12" cstate="none"/>
+                    <a:srcRect/>
+                    <a:stretch>
+                      <a:fillRect/>
+                    </a:stretch>
+                  </pic:blipFill>
+                  <pic:spPr bwMode="auto">
+                    <a:xfrm>
+                      <a:off x="0" y="0"/>
+                      <a:ext cx="5524500" cy="3457575"/>
+                    </a:xfrm>
+                    <a:prstGeom prst="rect">
+                      <a:avLst/>
+                    </a:prstGeom>
+                  </pic:spPr>
+                </pic:pic>
+              </a:graphicData>
+            </a:graphic>
+          </wp:inline>
+        </w:drawing>
+      </w:r>
+    </w:p>
+    <w:p>
+      <w:pPr>
+        <w:spacing w:after="160"/>
+        <w:jc w:val="center"/>
+      </w:pPr>
+      <w:r>
+        <w:rPr>
+          <w:i/>
+          <w:iCs/>
+          <w:color w:val="5A5F66"/>
+          <w:sz w:val="16"/>
+          <w:szCs w:val="16"/>
+        </w:rPr>
+        <w:t xml:space="preserve">Figure 4</w:t>
+      </w:r>
+    </w:p>
+    <w:p>
+      <w:pPr>
+        <w:spacing w:after="120"/>
+      </w:pPr>
+      <w:r>
+        <w:rPr>
+          <w:b/>
+          <w:bCs/>
+          <w:color w:val="1A1A1A"/>
+          <w:sz w:val="20"/>
+          <w:szCs w:val="20"/>
+        </w:rPr>
+        <w:t xml:space="preserve">Figure 4 — POS with cart.</w:t>
+      </w:r>
+      <w:r>
+        <w:rPr>
+          <w:color w:val="1A1A1A"/>
+          <w:sz w:val="20"/>
+          <w:szCs w:val="20"/>
+        </w:rPr>
+        <w:t xml:space="preserve"> Cart lines, quantities and running total before payment.</w:t>
+      </w:r>
+    </w:p>
+    <w:p>
+      <w:pPr>
+        <w:spacing w:after="40" w:before="120"/>
+        <w:jc w:val="center"/>
+      </w:pPr>
+      <w:r>
+        <w:drawing>
+          <wp:inline distT="0" distB="0" distL="0" distR="0">
+            <wp:extent cx="5524500" cy="3457575"/>
+            <wp:effectExtent t="0" r="0" b="0" l="0"/>
+            <wp:docPr id="1" name="" descr="" title=""/>
+            <wp:cNvGraphicFramePr>
+              <a:graphicFrameLocks xmlns:a="http://schemas.openxmlformats.org/drawingml/2006/main" noChangeAspect="1"/>
+            </wp:cNvGraphicFramePr>
+            <a:graphic xmlns:a="http://schemas.openxmlformats.org/drawingml/2006/main">
+              <a:graphicData uri="http://schemas.openxmlformats.org/drawingml/2006/picture">
+                <pic:pic xmlns:pic="http://schemas.openxmlformats.org/drawingml/2006/picture">
+                  <pic:nvPicPr>
+                    <pic:cNvPr id="0" name="" descr=""/>
+                    <pic:cNvPicPr>
+                      <a:picLocks noChangeAspect="1" noChangeArrowheads="1"/>
+                    </pic:cNvPicPr>
+                  </pic:nvPicPr>
+                  <pic:blipFill>
+                    <a:blip r:embed="rId13" cstate="none"/>
+                    <a:srcRect/>
+                    <a:stretch>
+                      <a:fillRect/>
+                    </a:stretch>
+                  </pic:blipFill>
+                  <pic:spPr bwMode="auto">
+                    <a:xfrm>
+                      <a:off x="0" y="0"/>
+                      <a:ext cx="5524500" cy="3457575"/>
+                    </a:xfrm>
+                    <a:prstGeom prst="rect">
+                      <a:avLst/>
+                    </a:prstGeom>
+                  </pic:spPr>
+                </pic:pic>
+              </a:graphicData>
+            </a:graphic>
+          </wp:inline>
+        </w:drawing>
+      </w:r>
+    </w:p>
+    <w:p>
+      <w:pPr>
+        <w:spacing w:after="160"/>
+        <w:jc w:val="center"/>
+      </w:pPr>
+      <w:r>
+        <w:rPr>
+          <w:i/>
+          <w:iCs/>
+          <w:color w:val="5A5F66"/>
+          <w:sz w:val="16"/>
+          <w:szCs w:val="16"/>
+        </w:rPr>
+        <w:t xml:space="preserve">Figure 5</w:t>
+      </w:r>
+    </w:p>
+    <w:p>
+      <w:pPr>
+        <w:spacing w:after="120"/>
+      </w:pPr>
+      <w:r>
+        <w:rPr>
+          <w:b/>
+          <w:bCs/>
+          <w:color w:val="1A1A1A"/>
+          <w:sz w:val="20"/>
+          <w:szCs w:val="20"/>
+        </w:rPr>
+        <w:t xml:space="preserve">Figure 5 — Dashboard.</w:t>
+      </w:r>
+      <w:r>
+        <w:rPr>
+          <w:color w:val="1A1A1A"/>
+          <w:sz w:val="20"/>
+          <w:szCs w:val="20"/>
+        </w:rPr>
+        <w:t xml:space="preserve"> Module: Reporting. Today's sales, transaction count, low stock, utang outstanding, restocking list. The </w:t>
+      </w:r>
+      <w:r>
+        <w:rPr>
+          <w:b/>
+          <w:bCs/>
+          <w:color w:val="1A1A1A"/>
+          <w:sz w:val="20"/>
+          <w:szCs w:val="20"/>
+        </w:rPr>
+        <w:t xml:space="preserve">ALPHA TEST MODE</w:t>
+      </w:r>
+      <w:r>
+        <w:rPr>
+          <w:color w:val="1A1A1A"/>
+          <w:sz w:val="20"/>
+          <w:szCs w:val="20"/>
+        </w:rPr>
+        <w:t xml:space="preserve"> indicator (§13 of the guardrail specification) is visible in the top bar, as is the trial banner.</w:t>
+      </w:r>
+    </w:p>
+    <w:p>
+      <w:pPr>
+        <w:spacing w:after="40" w:before="120"/>
+        <w:jc w:val="center"/>
+      </w:pPr>
+      <w:r>
+        <w:drawing>
+          <wp:inline distT="0" distB="0" distL="0" distR="0">
+            <wp:extent cx="5524500" cy="3457575"/>
+            <wp:effectExtent t="0" r="0" b="0" l="0"/>
+            <wp:docPr id="1" name="" descr="" title=""/>
+            <wp:cNvGraphicFramePr>
+              <a:graphicFrameLocks xmlns:a="http://schemas.openxmlformats.org/drawingml/2006/main" noChangeAspect="1"/>
+            </wp:cNvGraphicFramePr>
+            <a:graphic xmlns:a="http://schemas.openxmlformats.org/drawingml/2006/main">
+              <a:graphicData uri="http://schemas.openxmlformats.org/drawingml/2006/picture">
+                <pic:pic xmlns:pic="http://schemas.openxmlformats.org/drawingml/2006/picture">
+                  <pic:nvPicPr>
+                    <pic:cNvPr id="0" name="" descr=""/>
+                    <pic:cNvPicPr>
+                      <a:picLocks noChangeAspect="1" noChangeArrowheads="1"/>
+                    </pic:cNvPicPr>
+                  </pic:nvPicPr>
+                  <pic:blipFill>
+                    <a:blip r:embed="rId14" cstate="none"/>
+                    <a:srcRect/>
+                    <a:stretch>
+                      <a:fillRect/>
+                    </a:stretch>
+                  </pic:blipFill>
+                  <pic:spPr bwMode="auto">
+                    <a:xfrm>
+                      <a:off x="0" y="0"/>
+                      <a:ext cx="5524500" cy="3457575"/>
+                    </a:xfrm>
+                    <a:prstGeom prst="rect">
+                      <a:avLst/>
+                    </a:prstGeom>
+                  </pic:spPr>
+                </pic:pic>
+              </a:graphicData>
+            </a:graphic>
+          </wp:inline>
+        </w:drawing>
+      </w:r>
+    </w:p>
+    <w:p>
+      <w:pPr>
+        <w:spacing w:after="160"/>
+        <w:jc w:val="center"/>
+      </w:pPr>
+      <w:r>
+        <w:rPr>
+          <w:i/>
+          <w:iCs/>
+          <w:color w:val="5A5F66"/>
+          <w:sz w:val="16"/>
+          <w:szCs w:val="16"/>
+        </w:rPr>
+        <w:t xml:space="preserve">Figure 6</w:t>
+      </w:r>
+    </w:p>
+    <w:p>
+      <w:pPr>
+        <w:spacing w:after="120"/>
+      </w:pPr>
+      <w:r>
+        <w:rPr>
+          <w:b/>
+          <w:bCs/>
+          <w:color w:val="1A1A1A"/>
+          <w:sz w:val="20"/>
+          <w:szCs w:val="20"/>
+        </w:rPr>
+        <w:t xml:space="preserve">Figure 6 — Inventory.</w:t>
+      </w:r>
+      <w:r>
+        <w:rPr>
+          <w:color w:val="1A1A1A"/>
+          <w:sz w:val="20"/>
+          <w:szCs w:val="20"/>
+        </w:rPr>
+        <w:t xml:space="preserve"> Product list with stock levels and restocking.</w:t>
+      </w:r>
+    </w:p>
+    <w:p>
+      <w:pPr>
+        <w:spacing w:after="40" w:before="120"/>
+        <w:jc w:val="center"/>
+      </w:pPr>
+      <w:r>
+        <w:drawing>
+          <wp:inline distT="0" distB="0" distL="0" distR="0">
+            <wp:extent cx="5524500" cy="3457575"/>
+            <wp:effectExtent t="0" r="0" b="0" l="0"/>
+            <wp:docPr id="1" name="" descr="" title=""/>
+            <wp:cNvGraphicFramePr>
+              <a:graphicFrameLocks xmlns:a="http://schemas.openxmlformats.org/drawingml/2006/main" noChangeAspect="1"/>
+            </wp:cNvGraphicFramePr>
+            <a:graphic xmlns:a="http://schemas.openxmlformats.org/drawingml/2006/main">
+              <a:graphicData uri="http://schemas.openxmlformats.org/drawingml/2006/picture">
+                <pic:pic xmlns:pic="http://schemas.openxmlformats.org/drawingml/2006/picture">
+                  <pic:nvPicPr>
+                    <pic:cNvPr id="0" name="" descr=""/>
+                    <pic:cNvPicPr>
+                      <a:picLocks noChangeAspect="1" noChangeArrowheads="1"/>
+                    </pic:cNvPicPr>
+                  </pic:nvPicPr>
+                  <pic:blipFill>
+                    <a:blip r:embed="rId15" cstate="none"/>
+                    <a:srcRect/>
+                    <a:stretch>
+                      <a:fillRect/>
+                    </a:stretch>
+                  </pic:blipFill>
+                  <pic:spPr bwMode="auto">
+                    <a:xfrm>
+                      <a:off x="0" y="0"/>
+                      <a:ext cx="5524500" cy="3457575"/>
+                    </a:xfrm>
+                    <a:prstGeom prst="rect">
+                      <a:avLst/>
+                    </a:prstGeom>
+                  </pic:spPr>
+                </pic:pic>
+              </a:graphicData>
+            </a:graphic>
+          </wp:inline>
+        </w:drawing>
+      </w:r>
+    </w:p>
+    <w:p>
+      <w:pPr>
+        <w:spacing w:after="160"/>
+        <w:jc w:val="center"/>
+      </w:pPr>
+      <w:r>
+        <w:rPr>
+          <w:i/>
+          <w:iCs/>
+          <w:color w:val="5A5F66"/>
+          <w:sz w:val="16"/>
+          <w:szCs w:val="16"/>
+        </w:rPr>
+        <w:t xml:space="preserve">Figure 7</w:t>
+      </w:r>
+    </w:p>
+    <w:p>
+      <w:pPr>
+        <w:spacing w:after="120"/>
+      </w:pPr>
+      <w:r>
+        <w:rPr>
+          <w:b/>
+          <w:bCs/>
+          <w:color w:val="1A1A1A"/>
+          <w:sz w:val="20"/>
+          <w:szCs w:val="20"/>
+        </w:rPr>
+        <w:t xml:space="preserve">Figure 7 — Customers / utang.</w:t>
+      </w:r>
+      <w:r>
+        <w:rPr>
+          <w:color w:val="1A1A1A"/>
+          <w:sz w:val="20"/>
+          <w:szCs w:val="20"/>
+        </w:rPr>
+        <w:t xml:space="preserve"> Customer balances and credit.</w:t>
+      </w:r>
+    </w:p>
+    <w:p>
+      <w:pPr>
+        <w:spacing w:after="40" w:before="120"/>
+        <w:jc w:val="center"/>
+      </w:pPr>
+      <w:r>
+        <w:drawing>
+          <wp:inline distT="0" distB="0" distL="0" distR="0">
+            <wp:extent cx="5524500" cy="3457575"/>
+            <wp:effectExtent t="0" r="0" b="0" l="0"/>
+            <wp:docPr id="1" name="" descr="" title=""/>
+            <wp:cNvGraphicFramePr>
+              <a:graphicFrameLocks xmlns:a="http://schemas.openxmlformats.org/drawingml/2006/main" noChangeAspect="1"/>
+            </wp:cNvGraphicFramePr>
+            <a:graphic xmlns:a="http://schemas.openxmlformats.org/drawingml/2006/main">
+              <a:graphicData uri="http://schemas.openxmlformats.org/drawingml/2006/picture">
+                <pic:pic xmlns:pic="http://schemas.openxmlformats.org/drawingml/2006/picture">
+                  <pic:nvPicPr>
+                    <pic:cNvPr id="0" name="" descr=""/>
+                    <pic:cNvPicPr>
+                      <a:picLocks noChangeAspect="1" noChangeArrowheads="1"/>
+                    </pic:cNvPicPr>
+                  </pic:nvPicPr>
+                  <pic:blipFill>
+                    <a:blip r:embed="rId16" cstate="none"/>
+                    <a:srcRect/>
+                    <a:stretch>
+                      <a:fillRect/>
+                    </a:stretch>
+                  </pic:blipFill>
+                  <pic:spPr bwMode="auto">
+                    <a:xfrm>
+                      <a:off x="0" y="0"/>
+                      <a:ext cx="5524500" cy="3457575"/>
+                    </a:xfrm>
+                    <a:prstGeom prst="rect">
+                      <a:avLst/>
+                    </a:prstGeom>
+                  </pic:spPr>
+                </pic:pic>
+              </a:graphicData>
+            </a:graphic>
+          </wp:inline>
+        </w:drawing>
+      </w:r>
+    </w:p>
+    <w:p>
+      <w:pPr>
+        <w:spacing w:after="160"/>
+        <w:jc w:val="center"/>
+      </w:pPr>
+      <w:r>
+        <w:rPr>
+          <w:i/>
+          <w:iCs/>
+          <w:color w:val="5A5F66"/>
+          <w:sz w:val="16"/>
+          <w:szCs w:val="16"/>
+        </w:rPr>
+        <w:t xml:space="preserve">Figure 8</w:t>
+      </w:r>
+    </w:p>
+    <w:p>
+      <w:pPr>
+        <w:spacing w:after="120"/>
+      </w:pPr>
+      <w:r>
+        <w:rPr>
+          <w:b/>
+          <w:bCs/>
+          <w:color w:val="1A1A1A"/>
+          <w:sz w:val="20"/>
+          <w:szCs w:val="20"/>
+        </w:rPr>
+        <w:t xml:space="preserve">Figure 8 — Reports.</w:t>
+      </w:r>
+      <w:r>
+        <w:rPr>
+          <w:color w:val="1A1A1A"/>
+          <w:sz w:val="20"/>
+          <w:szCs w:val="20"/>
+        </w:rPr>
+        <w:t xml:space="preserve"> Date/cashier/device filters, sales tables, VAT summary, void and refund summaries, and the Z-Reading card.</w:t>
+      </w:r>
+    </w:p>
+    <w:p>
+      <w:pPr>
+        <w:spacing w:after="40" w:before="120"/>
+        <w:jc w:val="center"/>
+      </w:pPr>
+      <w:r>
+        <w:drawing>
+          <wp:inline distT="0" distB="0" distL="0" distR="0">
+            <wp:extent cx="5524500" cy="3457575"/>
+            <wp:effectExtent t="0" r="0" b="0" l="0"/>
+            <wp:docPr id="1" name="" descr="" title=""/>
+            <wp:cNvGraphicFramePr>
+              <a:graphicFrameLocks xmlns:a="http://schemas.openxmlformats.org/drawingml/2006/main" noChangeAspect="1"/>
+            </wp:cNvGraphicFramePr>
+            <a:graphic xmlns:a="http://schemas.openxmlformats.org/drawingml/2006/main">
+              <a:graphicData uri="http://schemas.openxmlformats.org/drawingml/2006/picture">
+                <pic:pic xmlns:pic="http://schemas.openxmlformats.org/drawingml/2006/picture">
+                  <pic:nvPicPr>
+                    <pic:cNvPr id="0" name="" descr=""/>
+                    <pic:cNvPicPr>
+                      <a:picLocks noChangeAspect="1" noChangeArrowheads="1"/>
+                    </pic:cNvPicPr>
+                  </pic:nvPicPr>
+                  <pic:blipFill>
+                    <a:blip r:embed="rId17" cstate="none"/>
+                    <a:srcRect/>
+                    <a:stretch>
+                      <a:fillRect/>
+                    </a:stretch>
+                  </pic:blipFill>
+                  <pic:spPr bwMode="auto">
+                    <a:xfrm>
+                      <a:off x="0" y="0"/>
+                      <a:ext cx="5524500" cy="3457575"/>
+                    </a:xfrm>
+                    <a:prstGeom prst="rect">
+                      <a:avLst/>
+                    </a:prstGeom>
+                  </pic:spPr>
+                </pic:pic>
+              </a:graphicData>
+            </a:graphic>
+          </wp:inline>
+        </w:drawing>
+      </w:r>
+    </w:p>
+    <w:p>
+      <w:pPr>
+        <w:spacing w:after="160"/>
+        <w:jc w:val="center"/>
+      </w:pPr>
+      <w:r>
+        <w:rPr>
+          <w:i/>
+          <w:iCs/>
+          <w:color w:val="5A5F66"/>
+          <w:sz w:val="16"/>
+          <w:szCs w:val="16"/>
+        </w:rPr>
+        <w:t xml:space="preserve">Figure 9</w:t>
+      </w:r>
+    </w:p>
+    <w:p>
+      <w:pPr>
+        <w:spacing w:after="120"/>
+      </w:pPr>
+      <w:r>
+        <w:rPr>
+          <w:b/>
+          <w:bCs/>
+          <w:color w:val="1A1A1A"/>
+          <w:sz w:val="20"/>
+          <w:szCs w:val="20"/>
+        </w:rPr>
+        <w:t xml:space="preserve">Figure 9 — Settings → Receipts (web).</w:t>
+      </w:r>
+      <w:r>
+        <w:rPr>
+          <w:color w:val="1A1A1A"/>
+          <w:sz w:val="20"/>
+          <w:szCs w:val="20"/>
+        </w:rPr>
+        <w:t xml:space="preserve"> The most BIR-relevant web figure. Shows the order-slip preview carrying </w:t>
+      </w:r>
+      <w:r>
+        <w:rPr>
+          <w:rFonts w:ascii="Consolas" w:cs="Consolas" w:eastAsia="Consolas" w:hAnsi="Consolas"/>
+          <w:color w:val="1A1A1A"/>
+          <w:sz w:val="20"/>
+          <w:szCs w:val="20"/>
+        </w:rPr>
+        <w:t xml:space="preserve">*** TEST MODE / TRAINING ONLY ***</w:t>
+      </w:r>
+      <w:r>
+        <w:rPr>
+          <w:color w:val="1A1A1A"/>
+          <w:sz w:val="20"/>
+          <w:szCs w:val="20"/>
+        </w:rPr>
+        <w:t xml:space="preserve">, the document type </w:t>
+      </w:r>
+      <w:r>
+        <w:rPr>
+          <w:b/>
+          <w:bCs/>
+          <w:color w:val="1A1A1A"/>
+          <w:sz w:val="20"/>
+          <w:szCs w:val="20"/>
+        </w:rPr>
+        <w:t xml:space="preserve">ORDER SLIP</w:t>
+      </w:r>
+      <w:r>
+        <w:rPr>
+          <w:color w:val="1A1A1A"/>
+          <w:sz w:val="20"/>
+          <w:szCs w:val="20"/>
+        </w:rPr>
+        <w:t xml:space="preserve">, and </w:t>
+      </w:r>
+      <w:r>
+        <w:rPr>
+          <w:rFonts w:ascii="Consolas" w:cs="Consolas" w:eastAsia="Consolas" w:hAnsi="Consolas"/>
+          <w:color w:val="1A1A1A"/>
+          <w:sz w:val="20"/>
+          <w:szCs w:val="20"/>
+        </w:rPr>
+        <w:t xml:space="preserve">*** NOT AN OFFICIAL BIR INVOICE/RECEIPT ***</w:t>
+      </w:r>
+      <w:r>
+        <w:rPr>
+          <w:color w:val="1A1A1A"/>
+          <w:sz w:val="20"/>
+          <w:szCs w:val="20"/>
+        </w:rPr>
+        <w:t xml:space="preserve"> below the operator's own footer message. The </w:t>
+      </w:r>
+      <w:r>
+        <w:rPr>
+          <w:b/>
+          <w:bCs/>
+          <w:color w:val="1A1A1A"/>
+          <w:sz w:val="20"/>
+          <w:szCs w:val="20"/>
+        </w:rPr>
+        <w:t xml:space="preserve">TIN and permit chip is off and locked</w:t>
+      </w:r>
+      <w:r>
+        <w:rPr>
+          <w:color w:val="1A1A1A"/>
+          <w:sz w:val="20"/>
+          <w:szCs w:val="20"/>
+        </w:rPr>
+        <w:t xml:space="preserve">, with the explanation that registration identifiers stay off in test mode. Receipt numbering shows the next server-assigned number.</w:t>
+      </w:r>
+    </w:p>
+    <w:p>
+      <w:pPr>
+        <w:spacing w:after="40" w:before="120"/>
+        <w:jc w:val="center"/>
+      </w:pPr>
+      <w:r>
+        <w:drawing>
+          <wp:inline distT="0" distB="0" distL="0" distR="0">
+            <wp:extent cx="5524500" cy="3457575"/>
+            <wp:effectExtent t="0" r="0" b="0" l="0"/>
+            <wp:docPr id="1" name="" descr="" title=""/>
+            <wp:cNvGraphicFramePr>
+              <a:graphicFrameLocks xmlns:a="http://schemas.openxmlformats.org/drawingml/2006/main" noChangeAspect="1"/>
+            </wp:cNvGraphicFramePr>
+            <a:graphic xmlns:a="http://schemas.openxmlformats.org/drawingml/2006/main">
+              <a:graphicData uri="http://schemas.openxmlformats.org/drawingml/2006/picture">
+                <pic:pic xmlns:pic="http://schemas.openxmlformats.org/drawingml/2006/picture">
+                  <pic:nvPicPr>
+                    <pic:cNvPr id="0" name="" descr=""/>
+                    <pic:cNvPicPr>
+                      <a:picLocks noChangeAspect="1" noChangeArrowheads="1"/>
+                    </pic:cNvPicPr>
+                  </pic:nvPicPr>
+                  <pic:blipFill>
+                    <a:blip r:embed="rId18" cstate="none"/>
+                    <a:srcRect/>
+                    <a:stretch>
+                      <a:fillRect/>
+                    </a:stretch>
+                  </pic:blipFill>
+                  <pic:spPr bwMode="auto">
+                    <a:xfrm>
+                      <a:off x="0" y="0"/>
+                      <a:ext cx="5524500" cy="3457575"/>
+                    </a:xfrm>
+                    <a:prstGeom prst="rect">
+                      <a:avLst/>
+                    </a:prstGeom>
+                  </pic:spPr>
+                </pic:pic>
+              </a:graphicData>
+            </a:graphic>
+          </wp:inline>
+        </w:drawing>
+      </w:r>
+    </w:p>
+    <w:p>
+      <w:pPr>
+        <w:spacing w:after="160"/>
+        <w:jc w:val="center"/>
+      </w:pPr>
+      <w:r>
+        <w:rPr>
+          <w:i/>
+          <w:iCs/>
+          <w:color w:val="5A5F66"/>
+          <w:sz w:val="16"/>
+          <w:szCs w:val="16"/>
+        </w:rPr>
+        <w:t xml:space="preserve">Figure 10</w:t>
+      </w:r>
+    </w:p>
+    <w:p>
+      <w:pPr>
+        <w:spacing w:after="120"/>
+      </w:pPr>
+      <w:r>
+        <w:rPr>
+          <w:b/>
+          <w:bCs/>
+          <w:color w:val="1A1A1A"/>
+          <w:sz w:val="20"/>
+          <w:szCs w:val="20"/>
+        </w:rPr>
+        <w:t xml:space="preserve">Figure 10 — Audit log.</w:t>
+      </w:r>
+      <w:r>
+        <w:rPr>
+          <w:color w:val="1A1A1A"/>
+          <w:sz w:val="20"/>
+          <w:szCs w:val="20"/>
+        </w:rPr>
+        <w:t xml:space="preserve"> Module: Governance. Recorded actions with actor and timestamp (§17).</w:t>
+      </w:r>
+    </w:p>
+    <w:p>
+      <w:pPr>
+        <w:spacing w:after="40" w:before="120"/>
+        <w:jc w:val="center"/>
+      </w:pPr>
+      <w:r>
+        <w:drawing>
+          <wp:inline distT="0" distB="0" distL="0" distR="0">
+            <wp:extent cx="5524500" cy="3457575"/>
+            <wp:effectExtent t="0" r="0" b="0" l="0"/>
+            <wp:docPr id="1" name="" descr="" title=""/>
+            <wp:cNvGraphicFramePr>
+              <a:graphicFrameLocks xmlns:a="http://schemas.openxmlformats.org/drawingml/2006/main" noChangeAspect="1"/>
+            </wp:cNvGraphicFramePr>
+            <a:graphic xmlns:a="http://schemas.openxmlformats.org/drawingml/2006/main">
+              <a:graphicData uri="http://schemas.openxmlformats.org/drawingml/2006/picture">
+                <pic:pic xmlns:pic="http://schemas.openxmlformats.org/drawingml/2006/picture">
+                  <pic:nvPicPr>
+                    <pic:cNvPr id="0" name="" descr=""/>
+                    <pic:cNvPicPr>
+                      <a:picLocks noChangeAspect="1" noChangeArrowheads="1"/>
+                    </pic:cNvPicPr>
+                  </pic:nvPicPr>
+                  <pic:blipFill>
+                    <a:blip r:embed="rId19" cstate="none"/>
+                    <a:srcRect/>
+                    <a:stretch>
+                      <a:fillRect/>
+                    </a:stretch>
+                  </pic:blipFill>
+                  <pic:spPr bwMode="auto">
+                    <a:xfrm>
+                      <a:off x="0" y="0"/>
+                      <a:ext cx="5524500" cy="3457575"/>
+                    </a:xfrm>
+                    <a:prstGeom prst="rect">
+                      <a:avLst/>
+                    </a:prstGeom>
+                  </pic:spPr>
+                </pic:pic>
+              </a:graphicData>
+            </a:graphic>
+          </wp:inline>
+        </w:drawing>
+      </w:r>
+    </w:p>
+    <w:p>
+      <w:pPr>
+        <w:spacing w:after="160"/>
+        <w:jc w:val="center"/>
+      </w:pPr>
+      <w:r>
+        <w:rPr>
+          <w:i/>
+          <w:iCs/>
+          <w:color w:val="5A5F66"/>
+          <w:sz w:val="16"/>
+          <w:szCs w:val="16"/>
+        </w:rPr>
+        <w:t xml:space="preserve">Figure 11</w:t>
+      </w:r>
+    </w:p>
+    <w:p>
+      <w:pPr>
+        <w:spacing w:after="120"/>
+      </w:pPr>
+      <w:r>
+        <w:rPr>
+          <w:b/>
+          <w:bCs/>
+          <w:color w:val="1A1A1A"/>
+          <w:sz w:val="20"/>
+          <w:szCs w:val="20"/>
+        </w:rPr>
+        <w:t xml:space="preserve">Figure 11 — Staff and roles.</w:t>
+      </w:r>
+      <w:r>
+        <w:rPr>
+          <w:color w:val="1A1A1A"/>
+          <w:sz w:val="20"/>
+          <w:szCs w:val="20"/>
+        </w:rPr>
+        <w:t xml:space="preserve"> Staff accounts and role assignment (§12).</w:t>
+      </w:r>
+    </w:p>
+    <w:p>
+      <w:pPr>
+        <w:spacing w:after="40" w:before="120"/>
+        <w:jc w:val="center"/>
+      </w:pPr>
+      <w:r>
+        <w:drawing>
+          <wp:inline distT="0" distB="0" distL="0" distR="0">
+            <wp:extent cx="5524500" cy="3457575"/>
+            <wp:effectExtent t="0" r="0" b="0" l="0"/>
+            <wp:docPr id="1" name="" descr="" title=""/>
+            <wp:cNvGraphicFramePr>
+              <a:graphicFrameLocks xmlns:a="http://schemas.openxmlformats.org/drawingml/2006/main" noChangeAspect="1"/>
+            </wp:cNvGraphicFramePr>
+            <a:graphic xmlns:a="http://schemas.openxmlformats.org/drawingml/2006/main">
+              <a:graphicData uri="http://schemas.openxmlformats.org/drawingml/2006/picture">
+                <pic:pic xmlns:pic="http://schemas.openxmlformats.org/drawingml/2006/picture">
+                  <pic:nvPicPr>
+                    <pic:cNvPr id="0" name="" descr=""/>
+                    <pic:cNvPicPr>
+                      <a:picLocks noChangeAspect="1" noChangeArrowheads="1"/>
+                    </pic:cNvPicPr>
+                  </pic:nvPicPr>
+                  <pic:blipFill>
+                    <a:blip r:embed="rId20" cstate="none"/>
+                    <a:srcRect/>
+                    <a:stretch>
+                      <a:fillRect/>
+                    </a:stretch>
+                  </pic:blipFill>
+                  <pic:spPr bwMode="auto">
+                    <a:xfrm>
+                      <a:off x="0" y="0"/>
+                      <a:ext cx="5524500" cy="3457575"/>
+                    </a:xfrm>
+                    <a:prstGeom prst="rect">
+                      <a:avLst/>
+                    </a:prstGeom>
+                  </pic:spPr>
+                </pic:pic>
+              </a:graphicData>
+            </a:graphic>
+          </wp:inline>
+        </w:drawing>
+      </w:r>
+    </w:p>
+    <w:p>
+      <w:pPr>
+        <w:spacing w:after="160"/>
+        <w:jc w:val="center"/>
+      </w:pPr>
+      <w:r>
+        <w:rPr>
+          <w:i/>
+          <w:iCs/>
+          <w:color w:val="5A5F66"/>
+          <w:sz w:val="16"/>
+          <w:szCs w:val="16"/>
+        </w:rPr>
+        <w:t xml:space="preserve">Figure 12</w:t>
+      </w:r>
+    </w:p>
+    <w:p>
+      <w:pPr>
+        <w:spacing w:after="120"/>
+      </w:pPr>
+      <w:r>
+        <w:rPr>
+          <w:b/>
+          <w:bCs/>
+          <w:color w:val="1A1A1A"/>
+          <w:sz w:val="20"/>
+          <w:szCs w:val="20"/>
+        </w:rPr>
+        <w:t xml:space="preserve">Figure 12 — Settings → Store.</w:t>
+      </w:r>
+      <w:r>
+        <w:rPr>
+          <w:color w:val="1A1A1A"/>
+          <w:sz w:val="20"/>
+          <w:szCs w:val="20"/>
+        </w:rPr>
+        <w:t xml:space="preserve"> Store identity and BIR-related fields (TIN, permit number, BIR-registered flag, VAT status).</w:t>
+      </w:r>
+    </w:p>
+    <w:p>
+      <w:pPr>
+        <w:spacing w:after="40" w:before="120"/>
+        <w:jc w:val="center"/>
+      </w:pPr>
+      <w:r>
+        <w:drawing>
+          <wp:inline distT="0" distB="0" distL="0" distR="0">
+            <wp:extent cx="2000250" cy="4333875"/>
+            <wp:effectExtent t="0" r="0" b="0" l="0"/>
+            <wp:docPr id="1" name="" descr="" title=""/>
+            <wp:cNvGraphicFramePr>
+              <a:graphicFrameLocks xmlns:a="http://schemas.openxmlformats.org/drawingml/2006/main" noChangeAspect="1"/>
+            </wp:cNvGraphicFramePr>
+            <a:graphic xmlns:a="http://schemas.openxmlformats.org/drawingml/2006/main">
+              <a:graphicData uri="http://schemas.openxmlformats.org/drawingml/2006/picture">
+                <pic:pic xmlns:pic="http://schemas.openxmlformats.org/drawingml/2006/picture">
+                  <pic:nvPicPr>
+                    <pic:cNvPr id="0" name="" descr=""/>
+                    <pic:cNvPicPr>
+                      <a:picLocks noChangeAspect="1" noChangeArrowheads="1"/>
+                    </pic:cNvPicPr>
+                  </pic:nvPicPr>
+                  <pic:blipFill>
+                    <a:blip r:embed="rId21" cstate="none"/>
+                    <a:srcRect/>
+                    <a:stretch>
+                      <a:fillRect/>
+                    </a:stretch>
+                  </pic:blipFill>
+                  <pic:spPr bwMode="auto">
+                    <a:xfrm>
+                      <a:off x="0" y="0"/>
+                      <a:ext cx="2000250" cy="4333875"/>
+                    </a:xfrm>
+                    <a:prstGeom prst="rect">
+                      <a:avLst/>
+                    </a:prstGeom>
+                  </pic:spPr>
+                </pic:pic>
+              </a:graphicData>
+            </a:graphic>
+          </wp:inline>
+        </w:drawing>
+      </w:r>
+    </w:p>
+    <w:p>
+      <w:pPr>
+        <w:spacing w:after="160"/>
+        <w:jc w:val="center"/>
+      </w:pPr>
+      <w:r>
+        <w:rPr>
+          <w:i/>
+          <w:iCs/>
+          <w:color w:val="5A5F66"/>
+          <w:sz w:val="16"/>
+          <w:szCs w:val="16"/>
+        </w:rPr>
+        <w:t xml:space="preserve">Figure 13</w:t>
+      </w:r>
+    </w:p>
+    <w:p>
+      <w:pPr>
+        <w:spacing w:after="120"/>
+      </w:pPr>
+      <w:r>
+        <w:rPr>
+          <w:b/>
+          <w:bCs/>
+          <w:color w:val="1A1A1A"/>
+          <w:sz w:val="20"/>
+          <w:szCs w:val="20"/>
+        </w:rPr>
+        <w:t xml:space="preserve">Figure 13 — Settings → Receipts (mobile).</w:t>
+      </w:r>
+      <w:r>
+        <w:rPr>
+          <w:color w:val="1A1A1A"/>
+          <w:sz w:val="20"/>
+          <w:szCs w:val="20"/>
+        </w:rPr>
+        <w:t xml:space="preserve"> The mobile equivalent of Figure 9, showing the same guardrails on the mobile preview and the same locked TIN chip. Development-build overlay present, see §48.1.</w:t>
+      </w:r>
+    </w:p>
+    <w:p>
+      <w:pPr>
+        <w:pStyle w:val="Heading2"/>
+        <w:spacing w:after="120" w:before="220"/>
+      </w:pPr>
+      <w:r>
+        <w:rPr>
+          <w:b/>
+          <w:bCs/>
+          <w:color w:val="1F4E79"/>
+          <w:sz w:val="24"/>
+          <w:szCs w:val="24"/>
+        </w:rPr>
+        <w:t xml:space="preserve">48.4 Flow — user login</w:t>
+      </w:r>
+    </w:p>
+    <w:p>
+      <w:pPr>
+        <w:shd w:fill="F5F6F8" w:color="auto" w:val="clear"/>
+        <w:spacing w:after="0"/>
+      </w:pPr>
+      <w:r>
+        <w:rPr>
+          <w:rFonts w:ascii="Consolas" w:cs="Consolas" w:eastAsia="Consolas" w:hAnsi="Consolas"/>
+          <w:color w:val="1A1A1A"/>
+          <w:sz w:val="16"/>
+          <w:szCs w:val="16"/>
+        </w:rPr>
+        <w:t xml:space="preserve">Open application</w:t>
+      </w:r>
+    </w:p>
+    <w:p>
+      <w:pPr>
+        <w:shd w:fill="F5F6F8" w:color="auto" w:val="clear"/>
+        <w:spacing w:after="0"/>
+      </w:pPr>
+      <w:r>
+        <w:rPr>
+          <w:rFonts w:ascii="Consolas" w:cs="Consolas" w:eastAsia="Consolas" w:hAnsi="Consolas"/>
+          <w:color w:val="1A1A1A"/>
+          <w:sz w:val="16"/>
+          <w:szCs w:val="16"/>
+        </w:rPr>
+        <w:t xml:space="preserve">      ↓</w:t>
+      </w:r>
+    </w:p>
+    <w:p>
+      <w:pPr>
+        <w:shd w:fill="F5F6F8" w:color="auto" w:val="clear"/>
+        <w:spacing w:after="0"/>
+      </w:pPr>
+      <w:r>
+        <w:rPr>
+          <w:rFonts w:ascii="Consolas" w:cs="Consolas" w:eastAsia="Consolas" w:hAnsi="Consolas"/>
+          <w:color w:val="1A1A1A"/>
+          <w:sz w:val="16"/>
+          <w:szCs w:val="16"/>
+        </w:rPr>
+        <w:t xml:space="preserve">/login — email + password</w:t>
+      </w:r>
+    </w:p>
+    <w:p>
+      <w:pPr>
+        <w:shd w:fill="F5F6F8" w:color="auto" w:val="clear"/>
+        <w:spacing w:after="0"/>
+      </w:pPr>
+      <w:r>
+        <w:rPr>
+          <w:rFonts w:ascii="Consolas" w:cs="Consolas" w:eastAsia="Consolas" w:hAnsi="Consolas"/>
+          <w:color w:val="1A1A1A"/>
+          <w:sz w:val="16"/>
+          <w:szCs w:val="16"/>
+        </w:rPr>
+        <w:t xml:space="preserve">      ↓</w:t>
+      </w:r>
+    </w:p>
+    <w:p>
+      <w:pPr>
+        <w:shd w:fill="F5F6F8" w:color="auto" w:val="clear"/>
+        <w:spacing w:after="0"/>
+      </w:pPr>
+      <w:r>
+        <w:rPr>
+          <w:rFonts w:ascii="Consolas" w:cs="Consolas" w:eastAsia="Consolas" w:hAnsi="Consolas"/>
+          <w:color w:val="1A1A1A"/>
+          <w:sz w:val="16"/>
+          <w:szCs w:val="16"/>
+        </w:rPr>
+        <w:t xml:space="preserve">Supabase Auth (GoTrue) issues JWT</w:t>
+      </w:r>
+    </w:p>
+    <w:p>
+      <w:pPr>
+        <w:shd w:fill="F5F6F8" w:color="auto" w:val="clear"/>
+        <w:spacing w:after="0"/>
+      </w:pPr>
+      <w:r>
+        <w:rPr>
+          <w:rFonts w:ascii="Consolas" w:cs="Consolas" w:eastAsia="Consolas" w:hAnsi="Consolas"/>
+          <w:color w:val="1A1A1A"/>
+          <w:sz w:val="16"/>
+          <w:szCs w:val="16"/>
+        </w:rPr>
+        <w:t xml:space="preserve">      ↓</w:t>
+      </w:r>
+    </w:p>
+    <w:p>
+      <w:pPr>
+        <w:shd w:fill="F5F6F8" w:color="auto" w:val="clear"/>
+        <w:spacing w:after="0"/>
+      </w:pPr>
+      <w:r>
+        <w:rPr>
+          <w:rFonts w:ascii="Consolas" w:cs="Consolas" w:eastAsia="Consolas" w:hAnsi="Consolas"/>
+          <w:color w:val="1A1A1A"/>
+          <w:sz w:val="16"/>
+          <w:szCs w:val="16"/>
+        </w:rPr>
+        <w:t xml:space="preserve">auth_store_id() resolves the tenant</w:t>
+      </w:r>
+    </w:p>
+    <w:p>
+      <w:pPr>
+        <w:shd w:fill="F5F6F8" w:color="auto" w:val="clear"/>
+        <w:spacing w:after="0"/>
+      </w:pPr>
+      <w:r>
+        <w:rPr>
+          <w:rFonts w:ascii="Consolas" w:cs="Consolas" w:eastAsia="Consolas" w:hAnsi="Consolas"/>
+          <w:color w:val="1A1A1A"/>
+          <w:sz w:val="16"/>
+          <w:szCs w:val="16"/>
+        </w:rPr>
+        <w:t xml:space="preserve">      ↓</w:t>
+      </w:r>
+    </w:p>
+    <w:p>
+      <w:pPr>
+        <w:shd w:fill="F5F6F8" w:color="auto" w:val="clear"/>
+        <w:spacing w:after="0"/>
+      </w:pPr>
+      <w:r>
+        <w:rPr>
+          <w:rFonts w:ascii="Consolas" w:cs="Consolas" w:eastAsia="Consolas" w:hAnsi="Consolas"/>
+          <w:color w:val="1A1A1A"/>
+          <w:sz w:val="16"/>
+          <w:szCs w:val="16"/>
+        </w:rPr>
+        <w:t xml:space="preserve">staff row → role;  staff_roles → permissions</w:t>
+      </w:r>
+    </w:p>
+    <w:p>
+      <w:pPr>
+        <w:shd w:fill="F5F6F8" w:color="auto" w:val="clear"/>
+        <w:spacing w:after="0"/>
+      </w:pPr>
+      <w:r>
+        <w:rPr>
+          <w:rFonts w:ascii="Consolas" w:cs="Consolas" w:eastAsia="Consolas" w:hAnsi="Consolas"/>
+          <w:color w:val="1A1A1A"/>
+          <w:sz w:val="16"/>
+          <w:szCs w:val="16"/>
+        </w:rPr>
+        <w:t xml:space="preserve">      ↓</w:t>
+      </w:r>
+    </w:p>
+    <w:p>
+      <w:pPr>
+        <w:shd w:fill="F5F6F8" w:color="auto" w:val="clear"/>
+        <w:spacing w:after="0"/>
+      </w:pPr>
+      <w:r>
+        <w:rPr>
+          <w:rFonts w:ascii="Consolas" w:cs="Consolas" w:eastAsia="Consolas" w:hAnsi="Consolas"/>
+          <w:color w:val="1A1A1A"/>
+          <w:sz w:val="16"/>
+          <w:szCs w:val="16"/>
+        </w:rPr>
+        <w:t xml:space="preserve">admin → /admin (dashboard)      cashier → /pos (register)</w:t>
+      </w:r>
+    </w:p>
+    <w:p>
+      <w:pPr>
+        <w:shd w:fill="F5F6F8" w:color="auto" w:val="clear"/>
+        <w:spacing w:after="0"/>
+      </w:pPr>
+      <w:r>
+        <w:rPr>
+          <w:rFonts w:ascii="Consolas" w:cs="Consolas" w:eastAsia="Consolas" w:hAnsi="Consolas"/>
+          <w:color w:val="1A1A1A"/>
+          <w:sz w:val="16"/>
+          <w:szCs w:val="16"/>
+        </w:rPr>
+        <w:t xml:space="preserve">      ↓</w:t>
+      </w:r>
+    </w:p>
+    <w:p>
+      <w:pPr>
+        <w:shd w:fill="F5F6F8" w:color="auto" w:val="clear"/>
+        <w:spacing w:after="0"/>
+      </w:pPr>
+      <w:r>
+        <w:rPr>
+          <w:rFonts w:ascii="Consolas" w:cs="Consolas" w:eastAsia="Consolas" w:hAnsi="Consolas"/>
+          <w:color w:val="1A1A1A"/>
+          <w:sz w:val="16"/>
+          <w:szCs w:val="16"/>
+        </w:rPr>
+        <w:t xml:space="preserve">audit_log 'staff_logged_in'</w:t>
+      </w:r>
+    </w:p>
+    <w:p>
+      <w:pPr>
+        <w:spacing w:after="140"/>
+      </w:pPr>
+    </w:p>
+    <w:p>
+      <w:pPr>
+        <w:spacing w:after="120"/>
+      </w:pPr>
+      <w:r>
+        <w:rPr>
+          <w:color w:val="1A1A1A"/>
+          <w:sz w:val="20"/>
+          <w:szCs w:val="20"/>
+        </w:rPr>
+        <w:t xml:space="preserve">Verified behaviour: failed sign-in returns an explicit error and creates no session. An onboarded admin lands on </w:t>
+      </w:r>
+      <w:r>
+        <w:rPr>
+          <w:rFonts w:ascii="Consolas" w:cs="Consolas" w:eastAsia="Consolas" w:hAnsi="Consolas"/>
+          <w:color w:val="1A1A1A"/>
+          <w:sz w:val="20"/>
+          <w:szCs w:val="20"/>
+        </w:rPr>
+        <w:t xml:space="preserve">/admin</w:t>
+      </w:r>
+      <w:r>
+        <w:rPr>
+          <w:color w:val="1A1A1A"/>
+          <w:sz w:val="20"/>
+          <w:szCs w:val="20"/>
+        </w:rPr>
+        <w:t xml:space="preserve">; a cashier lands on </w:t>
+      </w:r>
+      <w:r>
+        <w:rPr>
+          <w:rFonts w:ascii="Consolas" w:cs="Consolas" w:eastAsia="Consolas" w:hAnsi="Consolas"/>
+          <w:color w:val="1A1A1A"/>
+          <w:sz w:val="20"/>
+          <w:szCs w:val="20"/>
+        </w:rPr>
+        <w:t xml:space="preserve">/pos</w:t>
+      </w:r>
+      <w:r>
+        <w:rPr>
+          <w:color w:val="1A1A1A"/>
+          <w:sz w:val="20"/>
+          <w:szCs w:val="20"/>
+        </w:rPr>
+        <w:t xml:space="preserve">. Route access is gated client-side </w:t>
+      </w:r>
+      <w:r>
+        <w:rPr>
+          <w:b/>
+          <w:bCs/>
+          <w:color w:val="1A1A1A"/>
+          <w:sz w:val="20"/>
+          <w:szCs w:val="20"/>
+        </w:rPr>
+        <w:t xml:space="preserve">and</w:t>
+      </w:r>
+      <w:r>
+        <w:rPr>
+          <w:color w:val="1A1A1A"/>
+          <w:sz w:val="20"/>
+          <w:szCs w:val="20"/>
+        </w:rPr>
+        <w:t xml:space="preserve"> independently by RLS (§15.2). Evidence: Figure 1, Figure 3, Figure 5.</w:t>
+      </w:r>
+    </w:p>
+    <w:p>
+      <w:pPr>
+        <w:pStyle w:val="Heading2"/>
+        <w:spacing w:after="120" w:before="220"/>
+      </w:pPr>
+      <w:r>
+        <w:rPr>
+          <w:b/>
+          <w:bCs/>
+          <w:color w:val="1F4E79"/>
+          <w:sz w:val="24"/>
+          <w:szCs w:val="24"/>
+        </w:rPr>
+        <w:t xml:space="preserve">48.5 Flow — POS sales transaction</w:t>
+      </w:r>
+    </w:p>
+    <w:p>
+      <w:pPr>
+        <w:spacing w:after="120"/>
+      </w:pPr>
+      <w:r>
+        <w:rPr>
+          <w:color w:val="1A1A1A"/>
+          <w:sz w:val="20"/>
+          <w:szCs w:val="20"/>
+        </w:rPr>
+        <w:t xml:space="preserve">The authoritative sequence is in §8.4. In operating terms:</w:t>
+      </w:r>
+    </w:p>
+    <w:p>
+      <w:pPr>
+        <w:shd w:fill="F5F6F8" w:color="auto" w:val="clear"/>
+        <w:spacing w:after="0"/>
+      </w:pPr>
+      <w:r>
+        <w:rPr>
+          <w:rFonts w:ascii="Consolas" w:cs="Consolas" w:eastAsia="Consolas" w:hAnsi="Consolas"/>
+          <w:color w:val="1A1A1A"/>
+          <w:sz w:val="16"/>
+          <w:szCs w:val="16"/>
+        </w:rPr>
+        <w:t xml:space="preserve">Cashier at the register (Fig 3)</w:t>
+      </w:r>
+    </w:p>
+    <w:p>
+      <w:pPr>
+        <w:shd w:fill="F5F6F8" w:color="auto" w:val="clear"/>
+        <w:spacing w:after="0"/>
+      </w:pPr>
+      <w:r>
+        <w:rPr>
+          <w:rFonts w:ascii="Consolas" w:cs="Consolas" w:eastAsia="Consolas" w:hAnsi="Consolas"/>
+          <w:color w:val="1A1A1A"/>
+          <w:sz w:val="16"/>
+          <w:szCs w:val="16"/>
+        </w:rPr>
+        <w:t xml:space="preserve">      ↓  select products / scan barcode</w:t>
+      </w:r>
+    </w:p>
+    <w:p>
+      <w:pPr>
+        <w:shd w:fill="F5F6F8" w:color="auto" w:val="clear"/>
+        <w:spacing w:after="0"/>
+      </w:pPr>
+      <w:r>
+        <w:rPr>
+          <w:rFonts w:ascii="Consolas" w:cs="Consolas" w:eastAsia="Consolas" w:hAnsi="Consolas"/>
+          <w:color w:val="1A1A1A"/>
+          <w:sz w:val="16"/>
+          <w:szCs w:val="16"/>
+        </w:rPr>
+        <w:t xml:space="preserve">Cart with quantities and total (Fig 4)</w:t>
+      </w:r>
+    </w:p>
+    <w:p>
+      <w:pPr>
+        <w:shd w:fill="F5F6F8" w:color="auto" w:val="clear"/>
+        <w:spacing w:after="0"/>
+      </w:pPr>
+      <w:r>
+        <w:rPr>
+          <w:rFonts w:ascii="Consolas" w:cs="Consolas" w:eastAsia="Consolas" w:hAnsi="Consolas"/>
+          <w:color w:val="1A1A1A"/>
+          <w:sz w:val="16"/>
+          <w:szCs w:val="16"/>
+        </w:rPr>
+        <w:t xml:space="preserve">      ↓  optional discount; customer for a credit sale</w:t>
+      </w:r>
+    </w:p>
+    <w:p>
+      <w:pPr>
+        <w:shd w:fill="F5F6F8" w:color="auto" w:val="clear"/>
+        <w:spacing w:after="0"/>
+      </w:pPr>
+      <w:r>
+        <w:rPr>
+          <w:rFonts w:ascii="Consolas" w:cs="Consolas" w:eastAsia="Consolas" w:hAnsi="Consolas"/>
+          <w:color w:val="1A1A1A"/>
+          <w:sz w:val="16"/>
+          <w:szCs w:val="16"/>
+        </w:rPr>
+        <w:t xml:space="preserve">Choose payment: cash · QR (reference no.) · credit</w:t>
+      </w:r>
+    </w:p>
+    <w:p>
+      <w:pPr>
+        <w:shd w:fill="F5F6F8" w:color="auto" w:val="clear"/>
+        <w:spacing w:after="0"/>
+      </w:pPr>
+      <w:r>
+        <w:rPr>
+          <w:rFonts w:ascii="Consolas" w:cs="Consolas" w:eastAsia="Consolas" w:hAnsi="Consolas"/>
+          <w:color w:val="1A1A1A"/>
+          <w:sz w:val="16"/>
+          <w:szCs w:val="16"/>
+        </w:rPr>
+        <w:t xml:space="preserve">      ↓</w:t>
+      </w:r>
+    </w:p>
+    <w:p>
+      <w:pPr>
+        <w:shd w:fill="F5F6F8" w:color="auto" w:val="clear"/>
+        <w:spacing w:after="0"/>
+      </w:pPr>
+      <w:r>
+        <w:rPr>
+          <w:rFonts w:ascii="Consolas" w:cs="Consolas" w:eastAsia="Consolas" w:hAnsi="Consolas"/>
+          <w:color w:val="1A1A1A"/>
+          <w:sz w:val="16"/>
+          <w:szCs w:val="16"/>
+        </w:rPr>
+        <w:t xml:space="preserve">checkout_sale()  — one database transaction</w:t>
+      </w:r>
+    </w:p>
+    <w:p>
+      <w:pPr>
+        <w:shd w:fill="F5F6F8" w:color="auto" w:val="clear"/>
+        <w:spacing w:after="0"/>
+      </w:pPr>
+      <w:r>
+        <w:rPr>
+          <w:rFonts w:ascii="Consolas" w:cs="Consolas" w:eastAsia="Consolas" w:hAnsi="Consolas"/>
+          <w:color w:val="1A1A1A"/>
+          <w:sz w:val="16"/>
+          <w:szCs w:val="16"/>
+        </w:rPr>
+        <w:t xml:space="preserve">      ↓</w:t>
+      </w:r>
+    </w:p>
+    <w:p>
+      <w:pPr>
+        <w:shd w:fill="F5F6F8" w:color="auto" w:val="clear"/>
+        <w:spacing w:after="0"/>
+      </w:pPr>
+      <w:r>
+        <w:rPr>
+          <w:rFonts w:ascii="Consolas" w:cs="Consolas" w:eastAsia="Consolas" w:hAnsi="Consolas"/>
+          <w:color w:val="1A1A1A"/>
+          <w:sz w:val="16"/>
+          <w:szCs w:val="16"/>
+        </w:rPr>
+        <w:t xml:space="preserve">sale + items written · stock deducted · customer balance updated</w:t>
+      </w:r>
+    </w:p>
+    <w:p>
+      <w:pPr>
+        <w:shd w:fill="F5F6F8" w:color="auto" w:val="clear"/>
+        <w:spacing w:after="0"/>
+      </w:pPr>
+      <w:r>
+        <w:rPr>
+          <w:rFonts w:ascii="Consolas" w:cs="Consolas" w:eastAsia="Consolas" w:hAnsi="Consolas"/>
+          <w:color w:val="1A1A1A"/>
+          <w:sz w:val="16"/>
+          <w:szCs w:val="16"/>
+        </w:rPr>
+        <w:t xml:space="preserve">receipt number allocated · audit_log 'sale_created'</w:t>
+      </w:r>
+    </w:p>
+    <w:p>
+      <w:pPr>
+        <w:shd w:fill="F5F6F8" w:color="auto" w:val="clear"/>
+        <w:spacing w:after="0"/>
+      </w:pPr>
+      <w:r>
+        <w:rPr>
+          <w:rFonts w:ascii="Consolas" w:cs="Consolas" w:eastAsia="Consolas" w:hAnsi="Consolas"/>
+          <w:color w:val="1A1A1A"/>
+          <w:sz w:val="16"/>
+          <w:szCs w:val="16"/>
+        </w:rPr>
+        <w:t xml:space="preserve">      ↓</w:t>
+      </w:r>
+    </w:p>
+    <w:p>
+      <w:pPr>
+        <w:shd w:fill="F5F6F8" w:color="auto" w:val="clear"/>
+        <w:spacing w:after="0"/>
+      </w:pPr>
+      <w:r>
+        <w:rPr>
+          <w:rFonts w:ascii="Consolas" w:cs="Consolas" w:eastAsia="Consolas" w:hAnsi="Consolas"/>
+          <w:color w:val="1A1A1A"/>
+          <w:sz w:val="16"/>
+          <w:szCs w:val="16"/>
+        </w:rPr>
+        <w:t xml:space="preserve">Order slip rendered (Fig 9) — marked TEST MODE / ORDER SLIP</w:t>
+      </w:r>
+    </w:p>
+    <w:p>
+      <w:pPr>
+        <w:shd w:fill="F5F6F8" w:color="auto" w:val="clear"/>
+        <w:spacing w:after="0"/>
+      </w:pPr>
+      <w:r>
+        <w:rPr>
+          <w:rFonts w:ascii="Consolas" w:cs="Consolas" w:eastAsia="Consolas" w:hAnsi="Consolas"/>
+          <w:color w:val="1A1A1A"/>
+          <w:sz w:val="16"/>
+          <w:szCs w:val="16"/>
+        </w:rPr>
+        <w:t xml:space="preserve">      ↓</w:t>
+      </w:r>
+    </w:p>
+    <w:p>
+      <w:pPr>
+        <w:shd w:fill="F5F6F8" w:color="auto" w:val="clear"/>
+        <w:spacing w:after="0"/>
+      </w:pPr>
+      <w:r>
+        <w:rPr>
+          <w:rFonts w:ascii="Consolas" w:cs="Consolas" w:eastAsia="Consolas" w:hAnsi="Consolas"/>
+          <w:color w:val="1A1A1A"/>
+          <w:sz w:val="16"/>
+          <w:szCs w:val="16"/>
+        </w:rPr>
+        <w:t xml:space="preserve">Dashboard, reports and audit log reflect the sale (Figs 5, 8, 10)</w:t>
+      </w:r>
+    </w:p>
+    <w:p>
+      <w:pPr>
+        <w:spacing w:after="140"/>
+      </w:pPr>
+    </w:p>
+    <w:p>
+      <w:pPr>
+        <w:spacing w:after="120"/>
+      </w:pPr>
+      <w:r>
+        <w:rPr>
+          <w:b/>
+          <w:bCs/>
+          <w:color w:val="1A1A1A"/>
+          <w:sz w:val="20"/>
+          <w:szCs w:val="20"/>
+        </w:rPr>
+        <w:t xml:space="preserve">Insufficient stock.</w:t>
+      </w:r>
+      <w:r>
+        <w:rPr>
+          <w:color w:val="1A1A1A"/>
+          <w:sz w:val="20"/>
+          <w:szCs w:val="20"/>
+        </w:rPr>
+        <w:t xml:space="preserve"> Validation happens inside </w:t>
+      </w:r>
+      <w:r>
+        <w:rPr>
+          <w:rFonts w:ascii="Consolas" w:cs="Consolas" w:eastAsia="Consolas" w:hAnsi="Consolas"/>
+          <w:color w:val="1A1A1A"/>
+          <w:sz w:val="20"/>
+          <w:szCs w:val="20"/>
+        </w:rPr>
+        <w:t xml:space="preserve">checkout_sale()</w:t>
+      </w:r>
+      <w:r>
+        <w:rPr>
+          <w:color w:val="1A1A1A"/>
+          <w:sz w:val="20"/>
+          <w:szCs w:val="20"/>
+        </w:rPr>
+        <w:t xml:space="preserve">, not in the client. A sale that exceeds available stock is rejected, no sale row is created, and no stock is deducted — there is no partial state, because the whole operation is one transaction.</w:t>
+      </w:r>
+    </w:p>
+    <w:p>
+      <w:pPr>
+        <w:spacing w:after="120"/>
+      </w:pPr>
+      <w:r>
+        <w:rPr>
+          <w:b/>
+          <w:bCs/>
+          <w:color w:val="1A1A1A"/>
+          <w:sz w:val="20"/>
+          <w:szCs w:val="20"/>
+        </w:rPr>
+        <w:t xml:space="preserve">Insufficient credit.</w:t>
+      </w:r>
+      <w:r>
+        <w:rPr>
+          <w:color w:val="1A1A1A"/>
+          <w:sz w:val="20"/>
+          <w:szCs w:val="20"/>
+        </w:rPr>
+        <w:t xml:space="preserve"> A credit sale beyond the customer's limit raises </w:t>
+      </w:r>
+      <w:r>
+        <w:rPr>
+          <w:rFonts w:ascii="Consolas" w:cs="Consolas" w:eastAsia="Consolas" w:hAnsi="Consolas"/>
+          <w:color w:val="1A1A1A"/>
+          <w:sz w:val="20"/>
+          <w:szCs w:val="20"/>
+        </w:rPr>
+        <w:t xml:space="preserve">CREDIT_LIMIT_EXCEEDED</w:t>
+      </w:r>
+      <w:r>
+        <w:rPr>
+          <w:color w:val="1A1A1A"/>
+          <w:sz w:val="20"/>
+          <w:szCs w:val="20"/>
+        </w:rPr>
+        <w:t xml:space="preserve"> and is rejected. A null limit means unlimited. An owner PIN override exists, with lockout.</w:t>
+      </w:r>
+    </w:p>
+    <w:p>
+      <w:pPr>
+        <w:spacing w:after="120"/>
+      </w:pPr>
+      <w:r>
+        <w:rPr>
+          <w:b/>
+          <w:bCs/>
+          <w:color w:val="1A1A1A"/>
+          <w:sz w:val="20"/>
+          <w:szCs w:val="20"/>
+        </w:rPr>
+        <w:t xml:space="preserve">Duplicate submission.</w:t>
+      </w:r>
+      <w:r>
+        <w:rPr>
+          <w:color w:val="1A1A1A"/>
+          <w:sz w:val="20"/>
+          <w:szCs w:val="20"/>
+        </w:rPr>
+        <w:t xml:space="preserve"> The client disables the button while a checkout is in flight and re-checks on entry; the server additionally de-duplicates on </w:t>
+      </w:r>
+      <w:r>
+        <w:rPr>
+          <w:rFonts w:ascii="Consolas" w:cs="Consolas" w:eastAsia="Consolas" w:hAnsi="Consolas"/>
+          <w:color w:val="1A1A1A"/>
+          <w:sz w:val="20"/>
+          <w:szCs w:val="20"/>
+        </w:rPr>
+        <w:t xml:space="preserve">p_client_request_id</w:t>
+      </w:r>
+      <w:r>
+        <w:rPr>
+          <w:color w:val="1A1A1A"/>
+          <w:sz w:val="20"/>
+          <w:szCs w:val="20"/>
+        </w:rPr>
+        <w:t xml:space="preserve">. A double-tap cannot produce two sales.</w:t>
+      </w:r>
+    </w:p>
+    <w:p>
+      <w:pPr>
+        <w:pStyle w:val="Heading2"/>
+        <w:spacing w:after="120" w:before="220"/>
+      </w:pPr>
+      <w:r>
+        <w:rPr>
+          <w:b/>
+          <w:bCs/>
+          <w:color w:val="1F4E79"/>
+          <w:sz w:val="24"/>
+          <w:szCs w:val="24"/>
+        </w:rPr>
+        <w:t xml:space="preserve">48.6 Flow — customer credit and collection</w:t>
+      </w:r>
+    </w:p>
+    <w:p>
+      <w:pPr>
+        <w:shd w:fill="F5F6F8" w:color="auto" w:val="clear"/>
+        <w:spacing w:after="0"/>
+      </w:pPr>
+      <w:r>
+        <w:rPr>
+          <w:rFonts w:ascii="Consolas" w:cs="Consolas" w:eastAsia="Consolas" w:hAnsi="Consolas"/>
+          <w:color w:val="1A1A1A"/>
+          <w:sz w:val="16"/>
+          <w:szCs w:val="16"/>
+        </w:rPr>
+        <w:t xml:space="preserve">Credit sale → checkout_sale() → customers.balance increases</w:t>
+      </w:r>
+    </w:p>
+    <w:p>
+      <w:pPr>
+        <w:shd w:fill="F5F6F8" w:color="auto" w:val="clear"/>
+        <w:spacing w:after="0"/>
+      </w:pPr>
+      <w:r>
+        <w:rPr>
+          <w:rFonts w:ascii="Consolas" w:cs="Consolas" w:eastAsia="Consolas" w:hAnsi="Consolas"/>
+          <w:color w:val="1A1A1A"/>
+          <w:sz w:val="16"/>
+          <w:szCs w:val="16"/>
+        </w:rPr>
+        <w:t xml:space="preserve">Collection  → credit_payments row (records resulting balance)</w:t>
+      </w:r>
+    </w:p>
+    <w:p>
+      <w:pPr>
+        <w:shd w:fill="F5F6F8" w:color="auto" w:val="clear"/>
+        <w:spacing w:after="0"/>
+      </w:pPr>
+      <w:r>
+        <w:rPr>
+          <w:rFonts w:ascii="Consolas" w:cs="Consolas" w:eastAsia="Consolas" w:hAnsi="Consolas"/>
+          <w:color w:val="1A1A1A"/>
+          <w:sz w:val="16"/>
+          <w:szCs w:val="16"/>
+        </w:rPr>
+        <w:t xml:space="preserve">            → balance decreases → aging and history update</w:t>
+      </w:r>
+    </w:p>
+    <w:p>
+      <w:pPr>
+        <w:spacing w:after="140"/>
+      </w:pPr>
+    </w:p>
+    <w:p>
+      <w:pPr>
+        <w:spacing w:after="120"/>
+      </w:pPr>
+      <w:r>
+        <w:rPr>
+          <w:color w:val="1A1A1A"/>
+          <w:sz w:val="20"/>
+          <w:szCs w:val="20"/>
+        </w:rPr>
+        <w:t xml:space="preserve">Balances are server-computed and never client-settable (§9). Evidence: Figure 7.</w:t>
+      </w:r>
+    </w:p>
+    <w:p>
+      <w:pPr>
+        <w:pStyle w:val="Heading2"/>
+        <w:spacing w:after="120" w:before="220"/>
+      </w:pPr>
+      <w:r>
+        <w:rPr>
+          <w:b/>
+          <w:bCs/>
+          <w:color w:val="1F4E79"/>
+          <w:sz w:val="24"/>
+          <w:szCs w:val="24"/>
+        </w:rPr>
+        <w:t xml:space="preserve">48.7 Flow — reprint</w:t>
+      </w:r>
+    </w:p>
+    <w:p>
+      <w:pPr>
+        <w:shd w:fill="F5F6F8" w:color="auto" w:val="clear"/>
+        <w:spacing w:after="0"/>
+      </w:pPr>
+      <w:r>
+        <w:rPr>
+          <w:rFonts w:ascii="Consolas" w:cs="Consolas" w:eastAsia="Consolas" w:hAnsi="Consolas"/>
+          <w:color w:val="1A1A1A"/>
+          <w:sz w:val="16"/>
+          <w:szCs w:val="16"/>
+        </w:rPr>
+        <w:t xml:space="preserve">Reports / sales history → select sale → reprint</w:t>
+      </w:r>
+    </w:p>
+    <w:p>
+      <w:pPr>
+        <w:shd w:fill="F5F6F8" w:color="auto" w:val="clear"/>
+        <w:spacing w:after="0"/>
+      </w:pPr>
+      <w:r>
+        <w:rPr>
+          <w:rFonts w:ascii="Consolas" w:cs="Consolas" w:eastAsia="Consolas" w:hAnsi="Consolas"/>
+          <w:color w:val="1A1A1A"/>
+          <w:sz w:val="16"/>
+          <w:szCs w:val="16"/>
+        </w:rPr>
+        <w:t xml:space="preserve">      ↓</w:t>
+      </w:r>
+    </w:p>
+    <w:p>
+      <w:pPr>
+        <w:shd w:fill="F5F6F8" w:color="auto" w:val="clear"/>
+        <w:spacing w:after="0"/>
+      </w:pPr>
+      <w:r>
+        <w:rPr>
+          <w:rFonts w:ascii="Consolas" w:cs="Consolas" w:eastAsia="Consolas" w:hAnsi="Consolas"/>
+          <w:color w:val="1A1A1A"/>
+          <w:sz w:val="16"/>
+          <w:szCs w:val="16"/>
+        </w:rPr>
+        <w:t xml:space="preserve">Same Receipt component, isReprint = true</w:t>
+      </w:r>
+    </w:p>
+    <w:p>
+      <w:pPr>
+        <w:shd w:fill="F5F6F8" w:color="auto" w:val="clear"/>
+        <w:spacing w:after="0"/>
+      </w:pPr>
+      <w:r>
+        <w:rPr>
+          <w:rFonts w:ascii="Consolas" w:cs="Consolas" w:eastAsia="Consolas" w:hAnsi="Consolas"/>
+          <w:color w:val="1A1A1A"/>
+          <w:sz w:val="16"/>
+          <w:szCs w:val="16"/>
+        </w:rPr>
+        <w:t xml:space="preserve">      ↓</w:t>
+      </w:r>
+    </w:p>
+    <w:p>
+      <w:pPr>
+        <w:shd w:fill="F5F6F8" w:color="auto" w:val="clear"/>
+        <w:spacing w:after="0"/>
+      </w:pPr>
+      <w:r>
+        <w:rPr>
+          <w:rFonts w:ascii="Consolas" w:cs="Consolas" w:eastAsia="Consolas" w:hAnsi="Consolas"/>
+          <w:color w:val="1A1A1A"/>
+          <w:sz w:val="16"/>
+          <w:szCs w:val="16"/>
+        </w:rPr>
+        <w:t xml:space="preserve">*** TEST MODE / TRAINING ONLY ***      (header, unchanged)</w:t>
+      </w:r>
+    </w:p>
+    <w:p>
+      <w:pPr>
+        <w:shd w:fill="F5F6F8" w:color="auto" w:val="clear"/>
+        <w:spacing w:after="0"/>
+      </w:pPr>
+      <w:r>
+        <w:rPr>
+          <w:rFonts w:ascii="Consolas" w:cs="Consolas" w:eastAsia="Consolas" w:hAnsi="Consolas"/>
+          <w:color w:val="1A1A1A"/>
+          <w:sz w:val="16"/>
+          <w:szCs w:val="16"/>
+        </w:rPr>
+        <w:t xml:space="preserve">*** REPRINT ***                        (added)</w:t>
+      </w:r>
+    </w:p>
+    <w:p>
+      <w:pPr>
+        <w:shd w:fill="F5F6F8" w:color="auto" w:val="clear"/>
+        <w:spacing w:after="0"/>
+      </w:pPr>
+      <w:r>
+        <w:rPr>
+          <w:rFonts w:ascii="Consolas" w:cs="Consolas" w:eastAsia="Consolas" w:hAnsi="Consolas"/>
+          <w:color w:val="1A1A1A"/>
+          <w:sz w:val="16"/>
+          <w:szCs w:val="16"/>
+        </w:rPr>
+        <w:t xml:space="preserve">… document …</w:t>
+      </w:r>
+    </w:p>
+    <w:p>
+      <w:pPr>
+        <w:shd w:fill="F5F6F8" w:color="auto" w:val="clear"/>
+        <w:spacing w:after="0"/>
+      </w:pPr>
+      <w:r>
+        <w:rPr>
+          <w:rFonts w:ascii="Consolas" w:cs="Consolas" w:eastAsia="Consolas" w:hAnsi="Consolas"/>
+          <w:color w:val="1A1A1A"/>
+          <w:sz w:val="16"/>
+          <w:szCs w:val="16"/>
+        </w:rPr>
+        <w:t xml:space="preserve">*** NOT AN OFFICIAL BIR INVOICE/RECEIPT ***   (footer, unchanged)</w:t>
+      </w:r>
+    </w:p>
+    <w:p>
+      <w:pPr>
+        <w:shd w:fill="F5F6F8" w:color="auto" w:val="clear"/>
+        <w:spacing w:after="0"/>
+      </w:pPr>
+      <w:r>
+        <w:rPr>
+          <w:rFonts w:ascii="Consolas" w:cs="Consolas" w:eastAsia="Consolas" w:hAnsi="Consolas"/>
+          <w:color w:val="1A1A1A"/>
+          <w:sz w:val="16"/>
+          <w:szCs w:val="16"/>
+        </w:rPr>
+        <w:t xml:space="preserve">      ↓</w:t>
+      </w:r>
+    </w:p>
+    <w:p>
+      <w:pPr>
+        <w:shd w:fill="F5F6F8" w:color="auto" w:val="clear"/>
+        <w:spacing w:after="0"/>
+      </w:pPr>
+      <w:r>
+        <w:rPr>
+          <w:rFonts w:ascii="Consolas" w:cs="Consolas" w:eastAsia="Consolas" w:hAnsi="Consolas"/>
+          <w:color w:val="1A1A1A"/>
+          <w:sz w:val="16"/>
+          <w:szCs w:val="16"/>
+        </w:rPr>
+        <w:t xml:space="preserve">audit_log 'receipt_reprinted'</w:t>
+      </w:r>
+    </w:p>
+    <w:p>
+      <w:pPr>
+        <w:spacing w:after="140"/>
+      </w:pPr>
+    </w:p>
+    <w:p>
+      <w:pPr>
+        <w:spacing w:after="120"/>
+      </w:pPr>
+      <w:r>
+        <w:rPr>
+          <w:color w:val="1A1A1A"/>
+          <w:sz w:val="20"/>
+          <w:szCs w:val="20"/>
+        </w:rPr>
+        <w:t xml:space="preserve">A reprint </w:t>
+      </w:r>
+      <w:r>
+        <w:rPr>
+          <w:b/>
+          <w:bCs/>
+          <w:color w:val="1A1A1A"/>
+          <w:sz w:val="20"/>
+          <w:szCs w:val="20"/>
+        </w:rPr>
+        <w:t xml:space="preserve">cannot</w:t>
+      </w:r>
+      <w:r>
+        <w:rPr>
+          <w:color w:val="1A1A1A"/>
+          <w:sz w:val="20"/>
+          <w:szCs w:val="20"/>
+        </w:rPr>
+        <w:t xml:space="preserve"> bypass the disclaimers: the header renders before the reprint marker and the footer after everything else, from the same template. Reprints are audited — </w:t>
+      </w:r>
+      <w:r>
+        <w:rPr>
+          <w:rFonts w:ascii="Consolas" w:cs="Consolas" w:eastAsia="Consolas" w:hAnsi="Consolas"/>
+          <w:color w:val="1A1A1A"/>
+          <w:sz w:val="20"/>
+          <w:szCs w:val="20"/>
+        </w:rPr>
+        <w:t xml:space="preserve">receipt_reprinted</w:t>
+      </w:r>
+      <w:r>
+        <w:rPr>
+          <w:color w:val="1A1A1A"/>
+          <w:sz w:val="20"/>
+          <w:szCs w:val="20"/>
+        </w:rPr>
+        <w:t xml:space="preserve"> is one of the 12 verified audit actions (§17). Evidence for the marker: §18.2 and the Receipt test suite; screenshot </w:t>
+      </w:r>
+      <w:r>
+        <w:rPr>
+          <w:b/>
+          <w:bCs/>
+          <w:color w:val="1A1A1A"/>
+          <w:sz w:val="20"/>
+          <w:szCs w:val="20"/>
+        </w:rPr>
+        <w:t xml:space="preserve">PENDING CAPTURE</w:t>
+      </w:r>
+      <w:r>
+        <w:rPr>
+          <w:color w:val="1A1A1A"/>
+          <w:sz w:val="20"/>
+          <w:szCs w:val="20"/>
+        </w:rPr>
+        <w:t xml:space="preserve">.</w:t>
+      </w:r>
+    </w:p>
+    <w:p>
+      <w:pPr>
+        <w:pStyle w:val="Heading2"/>
+        <w:spacing w:after="120" w:before="220"/>
+      </w:pPr>
+      <w:r>
+        <w:rPr>
+          <w:b/>
+          <w:bCs/>
+          <w:color w:val="1F4E79"/>
+          <w:sz w:val="24"/>
+          <w:szCs w:val="24"/>
+        </w:rPr>
+        <w:t xml:space="preserve">48.8 Role-based operating procedures</w:t>
+      </w:r>
+    </w:p>
+    <w:p>
+      <w:pPr>
+        <w:spacing w:after="120"/>
+      </w:pPr>
+      <w:r>
+        <w:rPr>
+          <w:b/>
+          <w:bCs/>
+          <w:color w:val="1A1A1A"/>
+          <w:sz w:val="20"/>
+          <w:szCs w:val="20"/>
+        </w:rPr>
+        <w:t xml:space="preserve">Owner / Administrator</w:t>
+      </w:r>
+      <w:r>
+        <w:rPr>
+          <w:color w:val="1A1A1A"/>
+          <w:sz w:val="20"/>
+          <w:szCs w:val="20"/>
+        </w:rPr>
+        <w:t xml:space="preserve"> (</w:t>
+      </w:r>
+      <w:r>
+        <w:rPr>
+          <w:rFonts w:ascii="Consolas" w:cs="Consolas" w:eastAsia="Consolas" w:hAnsi="Consolas"/>
+          <w:color w:val="1A1A1A"/>
+          <w:sz w:val="20"/>
+          <w:szCs w:val="20"/>
+        </w:rPr>
+        <w:t xml:space="preserve">staff.role = 'admin'</w:t>
+      </w:r>
+      <w:r>
+        <w:rPr>
+          <w:color w:val="1A1A1A"/>
+          <w:sz w:val="20"/>
+          <w:szCs w:val="20"/>
+        </w:rPr>
+        <w:t xml:space="preserve">, all 20 permissions)</w:t>
+      </w:r>
+    </w:p>
+    <w:p>
+      <w:pPr>
+        <w:shd w:fill="F5F6F8" w:color="auto" w:val="clear"/>
+        <w:spacing w:after="0"/>
+      </w:pPr>
+      <w:r>
+        <w:rPr>
+          <w:rFonts w:ascii="Consolas" w:cs="Consolas" w:eastAsia="Consolas" w:hAnsi="Consolas"/>
+          <w:color w:val="1A1A1A"/>
+          <w:sz w:val="16"/>
+          <w:szCs w:val="16"/>
+        </w:rPr>
+        <w:t xml:space="preserve">Sign in → Dashboard (Fig 5) → Inventory (Fig 6) → Customers (Fig 7)</w:t>
+      </w:r>
+    </w:p>
+    <w:p>
+      <w:pPr>
+        <w:shd w:fill="F5F6F8" w:color="auto" w:val="clear"/>
+        <w:spacing w:after="0"/>
+      </w:pPr>
+      <w:r>
+        <w:rPr>
+          <w:rFonts w:ascii="Consolas" w:cs="Consolas" w:eastAsia="Consolas" w:hAnsi="Consolas"/>
+          <w:color w:val="1A1A1A"/>
+          <w:sz w:val="16"/>
+          <w:szCs w:val="16"/>
+        </w:rPr>
+        <w:t xml:space="preserve">        → Staff and roles (Fig 11) → Reports incl. Z-Reading (Fig 8)</w:t>
+      </w:r>
+    </w:p>
+    <w:p>
+      <w:pPr>
+        <w:shd w:fill="F5F6F8" w:color="auto" w:val="clear"/>
+        <w:spacing w:after="0"/>
+      </w:pPr>
+      <w:r>
+        <w:rPr>
+          <w:rFonts w:ascii="Consolas" w:cs="Consolas" w:eastAsia="Consolas" w:hAnsi="Consolas"/>
+          <w:color w:val="1A1A1A"/>
+          <w:sz w:val="16"/>
+          <w:szCs w:val="16"/>
+        </w:rPr>
+        <w:t xml:space="preserve">        → Settings: store, receipts, fees, alerts, backup, devices,</w:t>
+      </w:r>
+    </w:p>
+    <w:p>
+      <w:pPr>
+        <w:shd w:fill="F5F6F8" w:color="auto" w:val="clear"/>
+        <w:spacing w:after="0"/>
+      </w:pPr>
+      <w:r>
+        <w:rPr>
+          <w:rFonts w:ascii="Consolas" w:cs="Consolas" w:eastAsia="Consolas" w:hAnsi="Consolas"/>
+          <w:color w:val="1A1A1A"/>
+          <w:sz w:val="16"/>
+          <w:szCs w:val="16"/>
+        </w:rPr>
+        <w:t xml:space="preserve">          plan, audit log (Figs 9, 10, 12)</w:t>
+      </w:r>
+    </w:p>
+    <w:p>
+      <w:pPr>
+        <w:spacing w:after="140"/>
+      </w:pPr>
+    </w:p>
+    <w:p>
+      <w:pPr>
+        <w:spacing w:after="120"/>
+      </w:pPr>
+      <w:r>
+        <w:rPr>
+          <w:b/>
+          <w:bCs/>
+          <w:color w:val="1A1A1A"/>
+          <w:sz w:val="20"/>
+          <w:szCs w:val="20"/>
+        </w:rPr>
+        <w:t xml:space="preserve">Supervisor</w:t>
+      </w:r>
+      <w:r>
+        <w:rPr>
+          <w:color w:val="1A1A1A"/>
+          <w:sz w:val="20"/>
+          <w:szCs w:val="20"/>
+        </w:rPr>
+        <w:t xml:space="preserve"> (</w:t>
+      </w:r>
+      <w:r>
+        <w:rPr>
+          <w:rFonts w:ascii="Consolas" w:cs="Consolas" w:eastAsia="Consolas" w:hAnsi="Consolas"/>
+          <w:color w:val="1A1A1A"/>
+          <w:sz w:val="20"/>
+          <w:szCs w:val="20"/>
+        </w:rPr>
+        <w:t xml:space="preserve">staff.role = 'cashier'</w:t>
+      </w:r>
+      <w:r>
+        <w:rPr>
+          <w:color w:val="1A1A1A"/>
+          <w:sz w:val="20"/>
+          <w:szCs w:val="20"/>
+        </w:rPr>
+        <w:t xml:space="preserve"> + SUPERVISOR, 15 permissions)</w:t>
+      </w:r>
+    </w:p>
+    <w:p>
+      <w:pPr>
+        <w:shd w:fill="F5F6F8" w:color="auto" w:val="clear"/>
+        <w:spacing w:after="0"/>
+      </w:pPr>
+      <w:r>
+        <w:rPr>
+          <w:rFonts w:ascii="Consolas" w:cs="Consolas" w:eastAsia="Consolas" w:hAnsi="Consolas"/>
+          <w:color w:val="1A1A1A"/>
+          <w:sz w:val="16"/>
+          <w:szCs w:val="16"/>
+        </w:rPr>
+        <w:t xml:space="preserve">Sign in → POS → sell · void · refund</w:t>
+      </w:r>
+    </w:p>
+    <w:p>
+      <w:pPr>
+        <w:shd w:fill="F5F6F8" w:color="auto" w:val="clear"/>
+        <w:spacing w:after="0"/>
+      </w:pPr>
+      <w:r>
+        <w:rPr>
+          <w:rFonts w:ascii="Consolas" w:cs="Consolas" w:eastAsia="Consolas" w:hAnsi="Consolas"/>
+          <w:color w:val="1A1A1A"/>
+          <w:sz w:val="16"/>
+          <w:szCs w:val="16"/>
+        </w:rPr>
+        <w:t xml:space="preserve">        → Inventory: manage products, adjust, receive, count</w:t>
+      </w:r>
+    </w:p>
+    <w:p>
+      <w:pPr>
+        <w:shd w:fill="F5F6F8" w:color="auto" w:val="clear"/>
+        <w:spacing w:after="0"/>
+      </w:pPr>
+      <w:r>
+        <w:rPr>
+          <w:rFonts w:ascii="Consolas" w:cs="Consolas" w:eastAsia="Consolas" w:hAnsi="Consolas"/>
+          <w:color w:val="1A1A1A"/>
+          <w:sz w:val="16"/>
+          <w:szCs w:val="16"/>
+        </w:rPr>
+        <w:t xml:space="preserve">        → Customers → Reports</w:t>
+      </w:r>
+    </w:p>
+    <w:p>
+      <w:pPr>
+        <w:shd w:fill="F5F6F8" w:color="auto" w:val="clear"/>
+        <w:spacing w:after="0"/>
+      </w:pPr>
+      <w:r>
+        <w:rPr>
+          <w:rFonts w:ascii="Consolas" w:cs="Consolas" w:eastAsia="Consolas" w:hAnsi="Consolas"/>
+          <w:color w:val="1A1A1A"/>
+          <w:sz w:val="16"/>
+          <w:szCs w:val="16"/>
+        </w:rPr>
+        <w:t xml:space="preserve">        (no staff management, no organization/branch settings)</w:t>
+      </w:r>
+    </w:p>
+    <w:p>
+      <w:pPr>
+        <w:spacing w:after="140"/>
+      </w:pPr>
+    </w:p>
+    <w:p>
+      <w:pPr>
+        <w:spacing w:after="120"/>
+      </w:pPr>
+      <w:r>
+        <w:rPr>
+          <w:b/>
+          <w:bCs/>
+          <w:color w:val="1A1A1A"/>
+          <w:sz w:val="20"/>
+          <w:szCs w:val="20"/>
+        </w:rPr>
+        <w:t xml:space="preserve">Cashier</w:t>
+      </w:r>
+      <w:r>
+        <w:rPr>
+          <w:color w:val="1A1A1A"/>
+          <w:sz w:val="20"/>
+          <w:szCs w:val="20"/>
+        </w:rPr>
+        <w:t xml:space="preserve"> (</w:t>
+      </w:r>
+      <w:r>
+        <w:rPr>
+          <w:rFonts w:ascii="Consolas" w:cs="Consolas" w:eastAsia="Consolas" w:hAnsi="Consolas"/>
+          <w:color w:val="1A1A1A"/>
+          <w:sz w:val="20"/>
+          <w:szCs w:val="20"/>
+        </w:rPr>
+        <w:t xml:space="preserve">staff.role = 'cashier'</w:t>
+      </w:r>
+      <w:r>
+        <w:rPr>
+          <w:color w:val="1A1A1A"/>
+          <w:sz w:val="20"/>
+          <w:szCs w:val="20"/>
+        </w:rPr>
+        <w:t xml:space="preserve">, no granular permissions)</w:t>
+      </w:r>
+    </w:p>
+    <w:p>
+      <w:pPr>
+        <w:shd w:fill="F5F6F8" w:color="auto" w:val="clear"/>
+        <w:spacing w:after="0"/>
+      </w:pPr>
+      <w:r>
+        <w:rPr>
+          <w:rFonts w:ascii="Consolas" w:cs="Consolas" w:eastAsia="Consolas" w:hAnsi="Consolas"/>
+          <w:color w:val="1A1A1A"/>
+          <w:sz w:val="16"/>
+          <w:szCs w:val="16"/>
+        </w:rPr>
+        <w:t xml:space="preserve">Sign in (or PIN on a shared device) → POS → sell</w:t>
+      </w:r>
+    </w:p>
+    <w:p>
+      <w:pPr>
+        <w:shd w:fill="F5F6F8" w:color="auto" w:val="clear"/>
+        <w:spacing w:after="0"/>
+      </w:pPr>
+      <w:r>
+        <w:rPr>
+          <w:rFonts w:ascii="Consolas" w:cs="Consolas" w:eastAsia="Consolas" w:hAnsi="Consolas"/>
+          <w:color w:val="1A1A1A"/>
+          <w:sz w:val="16"/>
+          <w:szCs w:val="16"/>
+        </w:rPr>
+        <w:t xml:space="preserve">        → cash · QR · credit within the customer's limit</w:t>
+      </w:r>
+    </w:p>
+    <w:p>
+      <w:pPr>
+        <w:shd w:fill="F5F6F8" w:color="auto" w:val="clear"/>
+        <w:spacing w:after="0"/>
+      </w:pPr>
+      <w:r>
+        <w:rPr>
+          <w:rFonts w:ascii="Consolas" w:cs="Consolas" w:eastAsia="Consolas" w:hAnsi="Consolas"/>
+          <w:color w:val="1A1A1A"/>
+          <w:sz w:val="16"/>
+          <w:szCs w:val="16"/>
+        </w:rPr>
+        <w:t xml:space="preserve">        → print order slip</w:t>
+      </w:r>
+    </w:p>
+    <w:p>
+      <w:pPr>
+        <w:shd w:fill="F5F6F8" w:color="auto" w:val="clear"/>
+        <w:spacing w:after="0"/>
+      </w:pPr>
+      <w:r>
+        <w:rPr>
+          <w:rFonts w:ascii="Consolas" w:cs="Consolas" w:eastAsia="Consolas" w:hAnsi="Consolas"/>
+          <w:color w:val="1A1A1A"/>
+          <w:sz w:val="16"/>
+          <w:szCs w:val="16"/>
+        </w:rPr>
+        <w:t xml:space="preserve">        (no reports, no staff, no settings — verified server-side:</w:t>
+      </w:r>
+    </w:p>
+    <w:p>
+      <w:pPr>
+        <w:shd w:fill="F5F6F8" w:color="auto" w:val="clear"/>
+        <w:spacing w:after="0"/>
+      </w:pPr>
+      <w:r>
+        <w:rPr>
+          <w:rFonts w:ascii="Consolas" w:cs="Consolas" w:eastAsia="Consolas" w:hAnsi="Consolas"/>
+          <w:color w:val="1A1A1A"/>
+          <w:sz w:val="16"/>
+          <w:szCs w:val="16"/>
+        </w:rPr>
+        <w:t xml:space="preserve">         a cashier's API read of `sales` returns zero rows, §15.2)</w:t>
+      </w:r>
+    </w:p>
+    <w:p>
+      <w:pPr>
+        <w:spacing w:after="140"/>
+      </w:pPr>
+    </w:p>
+    <w:p>
+      <w:pPr>
+        <w:spacing w:after="120"/>
+      </w:pPr>
+      <w:r>
+        <w:rPr>
+          <w:b/>
+          <w:bCs/>
+          <w:color w:val="1A1A1A"/>
+          <w:sz w:val="20"/>
+          <w:szCs w:val="20"/>
+        </w:rPr>
+        <w:t xml:space="preserve">Paired device</w:t>
+      </w:r>
+      <w:r>
+        <w:rPr>
+          <w:color w:val="1A1A1A"/>
+          <w:sz w:val="20"/>
+          <w:szCs w:val="20"/>
+        </w:rPr>
+        <w:t xml:space="preserve"> (no </w:t>
+      </w:r>
+      <w:r>
+        <w:rPr>
+          <w:rFonts w:ascii="Consolas" w:cs="Consolas" w:eastAsia="Consolas" w:hAnsi="Consolas"/>
+          <w:color w:val="1A1A1A"/>
+          <w:sz w:val="20"/>
+          <w:szCs w:val="20"/>
+        </w:rPr>
+        <w:t xml:space="preserve">staff</w:t>
+      </w:r>
+      <w:r>
+        <w:rPr>
+          <w:color w:val="1A1A1A"/>
+          <w:sz w:val="20"/>
+          <w:szCs w:val="20"/>
+        </w:rPr>
+        <w:t xml:space="preserve"> row)</w:t>
+      </w:r>
+    </w:p>
+    <w:p>
+      <w:pPr>
+        <w:shd w:fill="F5F6F8" w:color="auto" w:val="clear"/>
+        <w:spacing w:after="0"/>
+      </w:pPr>
+      <w:r>
+        <w:rPr>
+          <w:rFonts w:ascii="Consolas" w:cs="Consolas" w:eastAsia="Consolas" w:hAnsi="Consolas"/>
+          <w:color w:val="1A1A1A"/>
+          <w:sz w:val="16"/>
+          <w:szCs w:val="16"/>
+        </w:rPr>
+        <w:t xml:space="preserve">Pair once with a code → choose cashier → PIN → register only</w:t>
+      </w:r>
+    </w:p>
+    <w:p>
+      <w:pPr>
+        <w:shd w:fill="F5F6F8" w:color="auto" w:val="clear"/>
+        <w:spacing w:after="0"/>
+      </w:pPr>
+      <w:r>
+        <w:rPr>
+          <w:rFonts w:ascii="Consolas" w:cs="Consolas" w:eastAsia="Consolas" w:hAnsi="Consolas"/>
+          <w:color w:val="1A1A1A"/>
+          <w:sz w:val="16"/>
+          <w:szCs w:val="16"/>
+        </w:rPr>
+        <w:t xml:space="preserve">        (verified: no sales history, no staff, no audit log, §11)</w:t>
+      </w:r>
+    </w:p>
+    <w:p>
+      <w:pPr>
+        <w:spacing w:after="140"/>
+      </w:pPr>
+    </w:p>
+    <w:p>
+      <w:pPr>
+        <w:spacing w:after="120"/>
+      </w:pPr>
+      <w:r>
+        <w:rPr>
+          <w:b/>
+          <w:bCs/>
+          <w:color w:val="1A1A1A"/>
+          <w:sz w:val="20"/>
+          <w:szCs w:val="20"/>
+        </w:rPr>
+        <w:t xml:space="preserve">There is no separate "Manager" or "Staff" role.</w:t>
+      </w:r>
+      <w:r>
+        <w:rPr>
+          <w:color w:val="1A1A1A"/>
+          <w:sz w:val="20"/>
+          <w:szCs w:val="20"/>
+        </w:rPr>
+        <w:t xml:space="preserve"> The specification's example matrix lists them; this system implements Owner/Admin, Supervisor, Cashier and Paired Device only. They are not documented here because they do not exist.</w:t>
+      </w:r>
+    </w:p>
+    <w:p>
+      <w:pPr>
+        <w:pStyle w:val="Heading2"/>
+        <w:spacing w:after="120" w:before="220"/>
+      </w:pPr>
+      <w:r>
+        <w:rPr>
+          <w:b/>
+          <w:bCs/>
+          <w:color w:val="1F4E79"/>
+          <w:sz w:val="24"/>
+          <w:szCs w:val="24"/>
+        </w:rPr>
+        <w:t xml:space="preserve">48.9 End-to-end scenario — cash sale</w:t>
+      </w:r>
+    </w:p>
+    <w:tbl>
+      <w:tblPr>
+        <w:tblW w:type="dxa" w:w="9360"/>
+        <w:tblBorders>
+          <w:top w:val="single" w:color="C9CDD3" w:sz="4"/>
+          <w:left w:val="single" w:color="C9CDD3" w:sz="4"/>
+          <w:bottom w:val="single" w:color="C9CDD3" w:sz="4"/>
+          <w:right w:val="single" w:color="C9CDD3" w:sz="4"/>
+          <w:insideH w:val="single" w:color="C9CDD3" w:sz="2"/>
+          <w:insideV w:val="single" w:color="C9CDD3" w:sz="2"/>
+        </w:tblBorders>
+      </w:tblPr>
+      <w:tblGrid>
+        <w:gridCol w:w="2340"/>
+        <w:gridCol w:w="2340"/>
+        <w:gridCol w:w="2340"/>
+        <w:gridCol w:w="2340"/>
+      </w:tblGrid>
+      <w:tr>
+        <w:trPr>
+          <w:tblHeader/>
+        </w:trPr>
+        <w:tc>
+          <w:tcPr>
+            <w:tcW w:type="dxa" w:w="2340"/>
+            <w:shd w:fill="EDF1F6" w:color="auto" w:val="clear"/>
+            <w:tcMar>
+              <w:top w:type="dxa" w:w="60"/>
+              <w:left w:type="dxa" w:w="100"/>
+              <w:bottom w:type="dxa" w:w="60"/>
+              <w:right w:type="dxa" w:w="100"/>
+            </w:tcMar>
+          </w:tcPr>
+          <w:p>
+            <w:pPr>
+              <w:spacing w:after="0"/>
+            </w:pPr>
+            <w:r>
+              <w:rPr>
+                <w:b/>
+                <w:bCs/>
+                <w:color w:val="1A1A1A"/>
+                <w:sz w:val="18"/>
+                <w:szCs w:val="18"/>
+              </w:rPr>
+              <w:t xml:space="preserve">#</w:t>
+            </w:r>
+          </w:p>
+        </w:tc>
+        <w:tc>
+          <w:tcPr>
+            <w:tcW w:type="dxa" w:w="2340"/>
+            <w:shd w:fill="EDF1F6" w:color="auto" w:val="clear"/>
+            <w:tcMar>
+              <w:top w:type="dxa" w:w="60"/>
+              <w:left w:type="dxa" w:w="100"/>
+              <w:bottom w:type="dxa" w:w="60"/>
+              <w:right w:type="dxa" w:w="100"/>
+            </w:tcMar>
+          </w:tcPr>
+          <w:p>
+            <w:pPr>
+              <w:spacing w:after="0"/>
+            </w:pPr>
+            <w:r>
+              <w:rPr>
+                <w:b/>
+                <w:bCs/>
+                <w:color w:val="1A1A1A"/>
+                <w:sz w:val="18"/>
+                <w:szCs w:val="18"/>
+              </w:rPr>
+              <w:t xml:space="preserve">Step</w:t>
+            </w:r>
+          </w:p>
+        </w:tc>
+        <w:tc>
+          <w:tcPr>
+            <w:tcW w:type="dxa" w:w="2340"/>
+            <w:shd w:fill="EDF1F6" w:color="auto" w:val="clear"/>
+            <w:tcMar>
+              <w:top w:type="dxa" w:w="60"/>
+              <w:left w:type="dxa" w:w="100"/>
+              <w:bottom w:type="dxa" w:w="60"/>
+              <w:right w:type="dxa" w:w="100"/>
+            </w:tcMar>
+          </w:tcPr>
+          <w:p>
+            <w:pPr>
+              <w:spacing w:after="0"/>
+            </w:pPr>
+            <w:r>
+              <w:rPr>
+                <w:b/>
+                <w:bCs/>
+                <w:color w:val="1A1A1A"/>
+                <w:sz w:val="18"/>
+                <w:szCs w:val="18"/>
+              </w:rPr>
+              <w:t xml:space="preserve">System behaviour</w:t>
+            </w:r>
+          </w:p>
+        </w:tc>
+        <w:tc>
+          <w:tcPr>
+            <w:tcW w:type="dxa" w:w="2340"/>
+            <w:shd w:fill="EDF1F6" w:color="auto" w:val="clear"/>
+            <w:tcMar>
+              <w:top w:type="dxa" w:w="60"/>
+              <w:left w:type="dxa" w:w="100"/>
+              <w:bottom w:type="dxa" w:w="60"/>
+              <w:right w:type="dxa" w:w="100"/>
+            </w:tcMar>
+          </w:tcPr>
+          <w:p>
+            <w:pPr>
+              <w:spacing w:after="0"/>
+            </w:pPr>
+            <w:r>
+              <w:rPr>
+                <w:b/>
+                <w:bCs/>
+                <w:color w:val="1A1A1A"/>
+                <w:sz w:val="18"/>
+                <w:szCs w:val="18"/>
+              </w:rPr>
+              <w:t xml:space="preserve">Evidence</w:t>
+            </w:r>
+          </w:p>
+        </w:tc>
+      </w:tr>
+      <w:tr>
+        <w:tc>
+          <w:tcPr>
+            <w:tcW w:type="dxa" w:w="2340"/>
+            <w:tcMar>
+              <w:top w:type="dxa" w:w="60"/>
+              <w:left w:type="dxa" w:w="100"/>
+              <w:bottom w:type="dxa" w:w="60"/>
+              <w:right w:type="dxa" w:w="100"/>
+            </w:tcMar>
+          </w:tcPr>
+          <w:p>
+            <w:pPr>
+              <w:spacing w:after="0"/>
+            </w:pPr>
+            <w:r>
+              <w:rPr>
+                <w:color w:val="1A1A1A"/>
+                <w:sz w:val="18"/>
+                <w:szCs w:val="18"/>
+              </w:rPr>
+              <w:t xml:space="preserve">1</w:t>
+            </w:r>
+          </w:p>
+        </w:tc>
+        <w:tc>
+          <w:tcPr>
+            <w:tcW w:type="dxa" w:w="2340"/>
+            <w:tcMar>
+              <w:top w:type="dxa" w:w="60"/>
+              <w:left w:type="dxa" w:w="100"/>
+              <w:bottom w:type="dxa" w:w="60"/>
+              <w:right w:type="dxa" w:w="100"/>
+            </w:tcMar>
+          </w:tcPr>
+          <w:p>
+            <w:pPr>
+              <w:spacing w:after="0"/>
+            </w:pPr>
+            <w:r>
+              <w:rPr>
+                <w:color w:val="1A1A1A"/>
+                <w:sz w:val="18"/>
+                <w:szCs w:val="18"/>
+              </w:rPr>
+              <w:t xml:space="preserve">Cashier signs in</w:t>
+            </w:r>
+          </w:p>
+        </w:tc>
+        <w:tc>
+          <w:tcPr>
+            <w:tcW w:type="dxa" w:w="2340"/>
+            <w:tcMar>
+              <w:top w:type="dxa" w:w="60"/>
+              <w:left w:type="dxa" w:w="100"/>
+              <w:bottom w:type="dxa" w:w="60"/>
+              <w:right w:type="dxa" w:w="100"/>
+            </w:tcMar>
+          </w:tcPr>
+          <w:p>
+            <w:pPr>
+              <w:spacing w:after="0"/>
+            </w:pPr>
+            <w:r>
+              <w:rPr>
+                <w:color w:val="1A1A1A"/>
+                <w:sz w:val="18"/>
+                <w:szCs w:val="18"/>
+              </w:rPr>
+              <w:t xml:space="preserve">JWT issued; </w:t>
+            </w:r>
+            <w:r>
+              <w:rPr>
+                <w:rFonts w:ascii="Consolas" w:cs="Consolas" w:eastAsia="Consolas" w:hAnsi="Consolas"/>
+                <w:color w:val="1A1A1A"/>
+                <w:sz w:val="18"/>
+                <w:szCs w:val="18"/>
+              </w:rPr>
+              <w:t xml:space="preserve">staff_logged_in</w:t>
+            </w:r>
+            <w:r>
+              <w:rPr>
+                <w:color w:val="1A1A1A"/>
+                <w:sz w:val="18"/>
+                <w:szCs w:val="18"/>
+              </w:rPr>
+              <w:t xml:space="preserve"> audited</w:t>
+            </w:r>
+          </w:p>
+        </w:tc>
+        <w:tc>
+          <w:tcPr>
+            <w:tcW w:type="dxa" w:w="2340"/>
+            <w:tcMar>
+              <w:top w:type="dxa" w:w="60"/>
+              <w:left w:type="dxa" w:w="100"/>
+              <w:bottom w:type="dxa" w:w="60"/>
+              <w:right w:type="dxa" w:w="100"/>
+            </w:tcMar>
+          </w:tcPr>
+          <w:p>
+            <w:pPr>
+              <w:spacing w:after="0"/>
+            </w:pPr>
+            <w:r>
+              <w:rPr>
+                <w:color w:val="1A1A1A"/>
+                <w:sz w:val="18"/>
+                <w:szCs w:val="18"/>
+              </w:rPr>
+              <w:t xml:space="preserve">Fig 1</w:t>
+            </w:r>
+          </w:p>
+        </w:tc>
+      </w:tr>
+      <w:tr>
+        <w:tc>
+          <w:tcPr>
+            <w:tcW w:type="dxa" w:w="2340"/>
+            <w:tcMar>
+              <w:top w:type="dxa" w:w="60"/>
+              <w:left w:type="dxa" w:w="100"/>
+              <w:bottom w:type="dxa" w:w="60"/>
+              <w:right w:type="dxa" w:w="100"/>
+            </w:tcMar>
+          </w:tcPr>
+          <w:p>
+            <w:pPr>
+              <w:spacing w:after="0"/>
+            </w:pPr>
+            <w:r>
+              <w:rPr>
+                <w:color w:val="1A1A1A"/>
+                <w:sz w:val="18"/>
+                <w:szCs w:val="18"/>
+              </w:rPr>
+              <w:t xml:space="preserve">2</w:t>
+            </w:r>
+          </w:p>
+        </w:tc>
+        <w:tc>
+          <w:tcPr>
+            <w:tcW w:type="dxa" w:w="2340"/>
+            <w:tcMar>
+              <w:top w:type="dxa" w:w="60"/>
+              <w:left w:type="dxa" w:w="100"/>
+              <w:bottom w:type="dxa" w:w="60"/>
+              <w:right w:type="dxa" w:w="100"/>
+            </w:tcMar>
+          </w:tcPr>
+          <w:p>
+            <w:pPr>
+              <w:spacing w:after="0"/>
+            </w:pPr>
+            <w:r>
+              <w:rPr>
+                <w:color w:val="1A1A1A"/>
+                <w:sz w:val="18"/>
+                <w:szCs w:val="18"/>
+              </w:rPr>
+              <w:t xml:space="preserve">Opens the register</w:t>
+            </w:r>
+          </w:p>
+        </w:tc>
+        <w:tc>
+          <w:tcPr>
+            <w:tcW w:type="dxa" w:w="2340"/>
+            <w:tcMar>
+              <w:top w:type="dxa" w:w="60"/>
+              <w:left w:type="dxa" w:w="100"/>
+              <w:bottom w:type="dxa" w:w="60"/>
+              <w:right w:type="dxa" w:w="100"/>
+            </w:tcMar>
+          </w:tcPr>
+          <w:p>
+            <w:pPr>
+              <w:spacing w:after="0"/>
+            </w:pPr>
+            <w:r>
+              <w:rPr>
+                <w:color w:val="1A1A1A"/>
+                <w:sz w:val="18"/>
+                <w:szCs w:val="18"/>
+              </w:rPr>
+              <w:t xml:space="preserve">Catalogue loaded, store-scoped by RLS</w:t>
+            </w:r>
+          </w:p>
+        </w:tc>
+        <w:tc>
+          <w:tcPr>
+            <w:tcW w:type="dxa" w:w="2340"/>
+            <w:tcMar>
+              <w:top w:type="dxa" w:w="60"/>
+              <w:left w:type="dxa" w:w="100"/>
+              <w:bottom w:type="dxa" w:w="60"/>
+              <w:right w:type="dxa" w:w="100"/>
+            </w:tcMar>
+          </w:tcPr>
+          <w:p>
+            <w:pPr>
+              <w:spacing w:after="0"/>
+            </w:pPr>
+            <w:r>
+              <w:rPr>
+                <w:color w:val="1A1A1A"/>
+                <w:sz w:val="18"/>
+                <w:szCs w:val="18"/>
+              </w:rPr>
+              <w:t xml:space="preserve">Fig 3</w:t>
+            </w:r>
+          </w:p>
+        </w:tc>
+      </w:tr>
+      <w:tr>
+        <w:tc>
+          <w:tcPr>
+            <w:tcW w:type="dxa" w:w="2340"/>
+            <w:tcMar>
+              <w:top w:type="dxa" w:w="60"/>
+              <w:left w:type="dxa" w:w="100"/>
+              <w:bottom w:type="dxa" w:w="60"/>
+              <w:right w:type="dxa" w:w="100"/>
+            </w:tcMar>
+          </w:tcPr>
+          <w:p>
+            <w:pPr>
+              <w:spacing w:after="0"/>
+            </w:pPr>
+            <w:r>
+              <w:rPr>
+                <w:color w:val="1A1A1A"/>
+                <w:sz w:val="18"/>
+                <w:szCs w:val="18"/>
+              </w:rPr>
+              <w:t xml:space="preserve">3</w:t>
+            </w:r>
+          </w:p>
+        </w:tc>
+        <w:tc>
+          <w:tcPr>
+            <w:tcW w:type="dxa" w:w="2340"/>
+            <w:tcMar>
+              <w:top w:type="dxa" w:w="60"/>
+              <w:left w:type="dxa" w:w="100"/>
+              <w:bottom w:type="dxa" w:w="60"/>
+              <w:right w:type="dxa" w:w="100"/>
+            </w:tcMar>
+          </w:tcPr>
+          <w:p>
+            <w:pPr>
+              <w:spacing w:after="0"/>
+            </w:pPr>
+            <w:r>
+              <w:rPr>
+                <w:color w:val="1A1A1A"/>
+                <w:sz w:val="18"/>
+                <w:szCs w:val="18"/>
+              </w:rPr>
+              <w:t xml:space="preserve">Adds items</w:t>
+            </w:r>
+          </w:p>
+        </w:tc>
+        <w:tc>
+          <w:tcPr>
+            <w:tcW w:type="dxa" w:w="2340"/>
+            <w:tcMar>
+              <w:top w:type="dxa" w:w="60"/>
+              <w:left w:type="dxa" w:w="100"/>
+              <w:bottom w:type="dxa" w:w="60"/>
+              <w:right w:type="dxa" w:w="100"/>
+            </w:tcMar>
+          </w:tcPr>
+          <w:p>
+            <w:pPr>
+              <w:spacing w:after="0"/>
+            </w:pPr>
+            <w:r>
+              <w:rPr>
+                <w:color w:val="1A1A1A"/>
+                <w:sz w:val="18"/>
+                <w:szCs w:val="18"/>
+              </w:rPr>
+              <w:t xml:space="preserve">Cart totals computed client-side for display</w:t>
+            </w:r>
+          </w:p>
+        </w:tc>
+        <w:tc>
+          <w:tcPr>
+            <w:tcW w:type="dxa" w:w="2340"/>
+            <w:tcMar>
+              <w:top w:type="dxa" w:w="60"/>
+              <w:left w:type="dxa" w:w="100"/>
+              <w:bottom w:type="dxa" w:w="60"/>
+              <w:right w:type="dxa" w:w="100"/>
+            </w:tcMar>
+          </w:tcPr>
+          <w:p>
+            <w:pPr>
+              <w:spacing w:after="0"/>
+            </w:pPr>
+            <w:r>
+              <w:rPr>
+                <w:color w:val="1A1A1A"/>
+                <w:sz w:val="18"/>
+                <w:szCs w:val="18"/>
+              </w:rPr>
+              <w:t xml:space="preserve">Fig 4</w:t>
+            </w:r>
+          </w:p>
+        </w:tc>
+      </w:tr>
+      <w:tr>
+        <w:tc>
+          <w:tcPr>
+            <w:tcW w:type="dxa" w:w="2340"/>
+            <w:tcMar>
+              <w:top w:type="dxa" w:w="60"/>
+              <w:left w:type="dxa" w:w="100"/>
+              <w:bottom w:type="dxa" w:w="60"/>
+              <w:right w:type="dxa" w:w="100"/>
+            </w:tcMar>
+          </w:tcPr>
+          <w:p>
+            <w:pPr>
+              <w:spacing w:after="0"/>
+            </w:pPr>
+            <w:r>
+              <w:rPr>
+                <w:color w:val="1A1A1A"/>
+                <w:sz w:val="18"/>
+                <w:szCs w:val="18"/>
+              </w:rPr>
+              <w:t xml:space="preserve">4</w:t>
+            </w:r>
+          </w:p>
+        </w:tc>
+        <w:tc>
+          <w:tcPr>
+            <w:tcW w:type="dxa" w:w="2340"/>
+            <w:tcMar>
+              <w:top w:type="dxa" w:w="60"/>
+              <w:left w:type="dxa" w:w="100"/>
+              <w:bottom w:type="dxa" w:w="60"/>
+              <w:right w:type="dxa" w:w="100"/>
+            </w:tcMar>
+          </w:tcPr>
+          <w:p>
+            <w:pPr>
+              <w:spacing w:after="0"/>
+            </w:pPr>
+            <w:r>
+              <w:rPr>
+                <w:color w:val="1A1A1A"/>
+                <w:sz w:val="18"/>
+                <w:szCs w:val="18"/>
+              </w:rPr>
+              <w:t xml:space="preserve">Takes ₱200 cash for a ₱177 sale</w:t>
+            </w:r>
+          </w:p>
+        </w:tc>
+        <w:tc>
+          <w:tcPr>
+            <w:tcW w:type="dxa" w:w="2340"/>
+            <w:tcMar>
+              <w:top w:type="dxa" w:w="60"/>
+              <w:left w:type="dxa" w:w="100"/>
+              <w:bottom w:type="dxa" w:w="60"/>
+              <w:right w:type="dxa" w:w="100"/>
+            </w:tcMar>
+          </w:tcPr>
+          <w:p>
+            <w:pPr>
+              <w:spacing w:after="0"/>
+            </w:pPr>
+            <w:r>
+              <w:rPr>
+                <w:color w:val="1A1A1A"/>
+                <w:sz w:val="18"/>
+                <w:szCs w:val="18"/>
+              </w:rPr>
+              <w:t xml:space="preserve">Change ₱23 computed</w:t>
+            </w:r>
+          </w:p>
+        </w:tc>
+        <w:tc>
+          <w:tcPr>
+            <w:tcW w:type="dxa" w:w="2340"/>
+            <w:tcMar>
+              <w:top w:type="dxa" w:w="60"/>
+              <w:left w:type="dxa" w:w="100"/>
+              <w:bottom w:type="dxa" w:w="60"/>
+              <w:right w:type="dxa" w:w="100"/>
+            </w:tcMar>
+          </w:tcPr>
+          <w:p>
+            <w:pPr>
+              <w:spacing w:after="0"/>
+            </w:pPr>
+            <w:r>
+              <w:rPr>
+                <w:color w:val="1A1A1A"/>
+                <w:sz w:val="18"/>
+                <w:szCs w:val="18"/>
+              </w:rPr>
+              <w:t xml:space="preserve">Fig 9 (slip)</w:t>
+            </w:r>
+          </w:p>
+        </w:tc>
+      </w:tr>
+      <w:tr>
+        <w:tc>
+          <w:tcPr>
+            <w:tcW w:type="dxa" w:w="2340"/>
+            <w:tcMar>
+              <w:top w:type="dxa" w:w="60"/>
+              <w:left w:type="dxa" w:w="100"/>
+              <w:bottom w:type="dxa" w:w="60"/>
+              <w:right w:type="dxa" w:w="100"/>
+            </w:tcMar>
+          </w:tcPr>
+          <w:p>
+            <w:pPr>
+              <w:spacing w:after="0"/>
+            </w:pPr>
+            <w:r>
+              <w:rPr>
+                <w:color w:val="1A1A1A"/>
+                <w:sz w:val="18"/>
+                <w:szCs w:val="18"/>
+              </w:rPr>
+              <w:t xml:space="preserve">5</w:t>
+            </w:r>
+          </w:p>
+        </w:tc>
+        <w:tc>
+          <w:tcPr>
+            <w:tcW w:type="dxa" w:w="2340"/>
+            <w:tcMar>
+              <w:top w:type="dxa" w:w="60"/>
+              <w:left w:type="dxa" w:w="100"/>
+              <w:bottom w:type="dxa" w:w="60"/>
+              <w:right w:type="dxa" w:w="100"/>
+            </w:tcMar>
+          </w:tcPr>
+          <w:p>
+            <w:pPr>
+              <w:spacing w:after="0"/>
+            </w:pPr>
+            <w:r>
+              <w:rPr>
+                <w:color w:val="1A1A1A"/>
+                <w:sz w:val="18"/>
+                <w:szCs w:val="18"/>
+              </w:rPr>
+              <w:t xml:space="preserve">Completes the sale</w:t>
+            </w:r>
+          </w:p>
+        </w:tc>
+        <w:tc>
+          <w:tcPr>
+            <w:tcW w:type="dxa" w:w="2340"/>
+            <w:tcMar>
+              <w:top w:type="dxa" w:w="60"/>
+              <w:left w:type="dxa" w:w="100"/>
+              <w:bottom w:type="dxa" w:w="60"/>
+              <w:right w:type="dxa" w:w="100"/>
+            </w:tcMar>
+          </w:tcPr>
+          <w:p>
+            <w:pPr>
+              <w:spacing w:after="0"/>
+            </w:pPr>
+            <w:r>
+              <w:rPr>
+                <w:color w:val="1A1A1A"/>
+                <w:sz w:val="18"/>
+                <w:szCs w:val="18"/>
+              </w:rPr>
+              <w:t xml:space="preserve">One transaction: sale + items + stock + number + audit</w:t>
+            </w:r>
+          </w:p>
+        </w:tc>
+        <w:tc>
+          <w:tcPr>
+            <w:tcW w:type="dxa" w:w="2340"/>
+            <w:tcMar>
+              <w:top w:type="dxa" w:w="60"/>
+              <w:left w:type="dxa" w:w="100"/>
+              <w:bottom w:type="dxa" w:w="60"/>
+              <w:right w:type="dxa" w:w="100"/>
+            </w:tcMar>
+          </w:tcPr>
+          <w:p>
+            <w:pPr>
+              <w:spacing w:after="0"/>
+            </w:pPr>
+            <w:r>
+              <w:rPr>
+                <w:color w:val="1A1A1A"/>
+                <w:sz w:val="18"/>
+                <w:szCs w:val="18"/>
+              </w:rPr>
+              <w:t xml:space="preserve">§8.4</w:t>
+            </w:r>
+          </w:p>
+        </w:tc>
+      </w:tr>
+      <w:tr>
+        <w:tc>
+          <w:tcPr>
+            <w:tcW w:type="dxa" w:w="2340"/>
+            <w:tcMar>
+              <w:top w:type="dxa" w:w="60"/>
+              <w:left w:type="dxa" w:w="100"/>
+              <w:bottom w:type="dxa" w:w="60"/>
+              <w:right w:type="dxa" w:w="100"/>
+            </w:tcMar>
+          </w:tcPr>
+          <w:p>
+            <w:pPr>
+              <w:spacing w:after="0"/>
+            </w:pPr>
+            <w:r>
+              <w:rPr>
+                <w:color w:val="1A1A1A"/>
+                <w:sz w:val="18"/>
+                <w:szCs w:val="18"/>
+              </w:rPr>
+              <w:t xml:space="preserve">6</w:t>
+            </w:r>
+          </w:p>
+        </w:tc>
+        <w:tc>
+          <w:tcPr>
+            <w:tcW w:type="dxa" w:w="2340"/>
+            <w:tcMar>
+              <w:top w:type="dxa" w:w="60"/>
+              <w:left w:type="dxa" w:w="100"/>
+              <w:bottom w:type="dxa" w:w="60"/>
+              <w:right w:type="dxa" w:w="100"/>
+            </w:tcMar>
+          </w:tcPr>
+          <w:p>
+            <w:pPr>
+              <w:spacing w:after="0"/>
+            </w:pPr>
+            <w:r>
+              <w:rPr>
+                <w:color w:val="1A1A1A"/>
+                <w:sz w:val="18"/>
+                <w:szCs w:val="18"/>
+              </w:rPr>
+              <w:t xml:space="preserve">Document produced</w:t>
+            </w:r>
+          </w:p>
+        </w:tc>
+        <w:tc>
+          <w:tcPr>
+            <w:tcW w:type="dxa" w:w="2340"/>
+            <w:tcMar>
+              <w:top w:type="dxa" w:w="60"/>
+              <w:left w:type="dxa" w:w="100"/>
+              <w:bottom w:type="dxa" w:w="60"/>
+              <w:right w:type="dxa" w:w="100"/>
+            </w:tcMar>
+          </w:tcPr>
+          <w:p>
+            <w:pPr>
+              <w:spacing w:after="0"/>
+            </w:pPr>
+            <w:r>
+              <w:rPr>
+                <w:color w:val="1A1A1A"/>
+                <w:sz w:val="18"/>
+                <w:szCs w:val="18"/>
+              </w:rPr>
+              <w:t xml:space="preserve">Order slip, both disclaimers, ORDER SLIP type</w:t>
+            </w:r>
+          </w:p>
+        </w:tc>
+        <w:tc>
+          <w:tcPr>
+            <w:tcW w:type="dxa" w:w="2340"/>
+            <w:tcMar>
+              <w:top w:type="dxa" w:w="60"/>
+              <w:left w:type="dxa" w:w="100"/>
+              <w:bottom w:type="dxa" w:w="60"/>
+              <w:right w:type="dxa" w:w="100"/>
+            </w:tcMar>
+          </w:tcPr>
+          <w:p>
+            <w:pPr>
+              <w:spacing w:after="0"/>
+            </w:pPr>
+            <w:r>
+              <w:rPr>
+                <w:color w:val="1A1A1A"/>
+                <w:sz w:val="18"/>
+                <w:szCs w:val="18"/>
+              </w:rPr>
+              <w:t xml:space="preserve">Fig 9</w:t>
+            </w:r>
+          </w:p>
+        </w:tc>
+      </w:tr>
+      <w:tr>
+        <w:tc>
+          <w:tcPr>
+            <w:tcW w:type="dxa" w:w="2340"/>
+            <w:tcMar>
+              <w:top w:type="dxa" w:w="60"/>
+              <w:left w:type="dxa" w:w="100"/>
+              <w:bottom w:type="dxa" w:w="60"/>
+              <w:right w:type="dxa" w:w="100"/>
+            </w:tcMar>
+          </w:tcPr>
+          <w:p>
+            <w:pPr>
+              <w:spacing w:after="0"/>
+            </w:pPr>
+            <w:r>
+              <w:rPr>
+                <w:color w:val="1A1A1A"/>
+                <w:sz w:val="18"/>
+                <w:szCs w:val="18"/>
+              </w:rPr>
+              <w:t xml:space="preserve">7</w:t>
+            </w:r>
+          </w:p>
+        </w:tc>
+        <w:tc>
+          <w:tcPr>
+            <w:tcW w:type="dxa" w:w="2340"/>
+            <w:tcMar>
+              <w:top w:type="dxa" w:w="60"/>
+              <w:left w:type="dxa" w:w="100"/>
+              <w:bottom w:type="dxa" w:w="60"/>
+              <w:right w:type="dxa" w:w="100"/>
+            </w:tcMar>
+          </w:tcPr>
+          <w:p>
+            <w:pPr>
+              <w:spacing w:after="0"/>
+            </w:pPr>
+            <w:r>
+              <w:rPr>
+                <w:color w:val="1A1A1A"/>
+                <w:sz w:val="18"/>
+                <w:szCs w:val="18"/>
+              </w:rPr>
+              <w:t xml:space="preserve">Reporting updates</w:t>
+            </w:r>
+          </w:p>
+        </w:tc>
+        <w:tc>
+          <w:tcPr>
+            <w:tcW w:type="dxa" w:w="2340"/>
+            <w:tcMar>
+              <w:top w:type="dxa" w:w="60"/>
+              <w:left w:type="dxa" w:w="100"/>
+              <w:bottom w:type="dxa" w:w="60"/>
+              <w:right w:type="dxa" w:w="100"/>
+            </w:tcMar>
+          </w:tcPr>
+          <w:p>
+            <w:pPr>
+              <w:spacing w:after="0"/>
+            </w:pPr>
+            <w:r>
+              <w:rPr>
+                <w:color w:val="1A1A1A"/>
+                <w:sz w:val="18"/>
+                <w:szCs w:val="18"/>
+              </w:rPr>
+              <w:t xml:space="preserve">Dashboard and reports reflect the sale</w:t>
+            </w:r>
+          </w:p>
+        </w:tc>
+        <w:tc>
+          <w:tcPr>
+            <w:tcW w:type="dxa" w:w="2340"/>
+            <w:tcMar>
+              <w:top w:type="dxa" w:w="60"/>
+              <w:left w:type="dxa" w:w="100"/>
+              <w:bottom w:type="dxa" w:w="60"/>
+              <w:right w:type="dxa" w:w="100"/>
+            </w:tcMar>
+          </w:tcPr>
+          <w:p>
+            <w:pPr>
+              <w:spacing w:after="0"/>
+            </w:pPr>
+            <w:r>
+              <w:rPr>
+                <w:color w:val="1A1A1A"/>
+                <w:sz w:val="18"/>
+                <w:szCs w:val="18"/>
+              </w:rPr>
+              <w:t xml:space="preserve">Figs 5, 8</w:t>
+            </w:r>
+          </w:p>
+        </w:tc>
+      </w:tr>
+      <w:tr>
+        <w:tc>
+          <w:tcPr>
+            <w:tcW w:type="dxa" w:w="2340"/>
+            <w:tcMar>
+              <w:top w:type="dxa" w:w="60"/>
+              <w:left w:type="dxa" w:w="100"/>
+              <w:bottom w:type="dxa" w:w="60"/>
+              <w:right w:type="dxa" w:w="100"/>
+            </w:tcMar>
+          </w:tcPr>
+          <w:p>
+            <w:pPr>
+              <w:spacing w:after="0"/>
+            </w:pPr>
+            <w:r>
+              <w:rPr>
+                <w:color w:val="1A1A1A"/>
+                <w:sz w:val="18"/>
+                <w:szCs w:val="18"/>
+              </w:rPr>
+              <w:t xml:space="preserve">8</w:t>
+            </w:r>
+          </w:p>
+        </w:tc>
+        <w:tc>
+          <w:tcPr>
+            <w:tcW w:type="dxa" w:w="2340"/>
+            <w:tcMar>
+              <w:top w:type="dxa" w:w="60"/>
+              <w:left w:type="dxa" w:w="100"/>
+              <w:bottom w:type="dxa" w:w="60"/>
+              <w:right w:type="dxa" w:w="100"/>
+            </w:tcMar>
+          </w:tcPr>
+          <w:p>
+            <w:pPr>
+              <w:spacing w:after="0"/>
+            </w:pPr>
+            <w:r>
+              <w:rPr>
+                <w:color w:val="1A1A1A"/>
+                <w:sz w:val="18"/>
+                <w:szCs w:val="18"/>
+              </w:rPr>
+              <w:t xml:space="preserve">Audit written</w:t>
+            </w:r>
+          </w:p>
+        </w:tc>
+        <w:tc>
+          <w:tcPr>
+            <w:tcW w:type="dxa" w:w="2340"/>
+            <w:tcMar>
+              <w:top w:type="dxa" w:w="60"/>
+              <w:left w:type="dxa" w:w="100"/>
+              <w:bottom w:type="dxa" w:w="60"/>
+              <w:right w:type="dxa" w:w="100"/>
+            </w:tcMar>
+          </w:tcPr>
+          <w:p>
+            <w:pPr>
+              <w:spacing w:after="0"/>
+            </w:pPr>
+            <w:r>
+              <w:rPr>
+                <w:rFonts w:ascii="Consolas" w:cs="Consolas" w:eastAsia="Consolas" w:hAnsi="Consolas"/>
+                <w:color w:val="1A1A1A"/>
+                <w:sz w:val="18"/>
+                <w:szCs w:val="18"/>
+              </w:rPr>
+              <w:t xml:space="preserve">sale_created</w:t>
+            </w:r>
+          </w:p>
+        </w:tc>
+        <w:tc>
+          <w:tcPr>
+            <w:tcW w:type="dxa" w:w="2340"/>
+            <w:tcMar>
+              <w:top w:type="dxa" w:w="60"/>
+              <w:left w:type="dxa" w:w="100"/>
+              <w:bottom w:type="dxa" w:w="60"/>
+              <w:right w:type="dxa" w:w="100"/>
+            </w:tcMar>
+          </w:tcPr>
+          <w:p>
+            <w:pPr>
+              <w:spacing w:after="0"/>
+            </w:pPr>
+            <w:r>
+              <w:rPr>
+                <w:color w:val="1A1A1A"/>
+                <w:sz w:val="18"/>
+                <w:szCs w:val="18"/>
+              </w:rPr>
+              <w:t xml:space="preserve">Fig 10</w:t>
+            </w:r>
+          </w:p>
+        </w:tc>
+      </w:tr>
+    </w:tbl>
+    <w:p>
+      <w:pPr>
+        <w:spacing w:after="160"/>
+      </w:pPr>
+    </w:p>
+    <w:p>
+      <w:pPr>
+        <w:pStyle w:val="Heading2"/>
+        <w:spacing w:after="120" w:before="220"/>
+      </w:pPr>
+      <w:r>
+        <w:rPr>
+          <w:b/>
+          <w:bCs/>
+          <w:color w:val="1F4E79"/>
+          <w:sz w:val="24"/>
+          <w:szCs w:val="24"/>
+        </w:rPr>
+        <w:t xml:space="preserve">48.10 BIR-relevant lifecycle demonstration</w:t>
+      </w:r>
+    </w:p>
+    <w:p>
+      <w:pPr>
+        <w:shd w:fill="F5F6F8" w:color="auto" w:val="clear"/>
+        <w:spacing w:after="0"/>
+      </w:pPr>
+      <w:r>
+        <w:rPr>
+          <w:rFonts w:ascii="Consolas" w:cs="Consolas" w:eastAsia="Consolas" w:hAnsi="Consolas"/>
+          <w:color w:val="1A1A1A"/>
+          <w:sz w:val="16"/>
+          <w:szCs w:val="16"/>
+        </w:rPr>
+        <w:t xml:space="preserve">Product (Fig 6)</w:t>
+      </w:r>
+    </w:p>
+    <w:p>
+      <w:pPr>
+        <w:shd w:fill="F5F6F8" w:color="auto" w:val="clear"/>
+        <w:spacing w:after="0"/>
+      </w:pPr>
+      <w:r>
+        <w:rPr>
+          <w:rFonts w:ascii="Consolas" w:cs="Consolas" w:eastAsia="Consolas" w:hAnsi="Consolas"/>
+          <w:color w:val="1A1A1A"/>
+          <w:sz w:val="16"/>
+          <w:szCs w:val="16"/>
+        </w:rPr>
+        <w:t xml:space="preserve">   ↓</w:t>
+      </w:r>
+    </w:p>
+    <w:p>
+      <w:pPr>
+        <w:shd w:fill="F5F6F8" w:color="auto" w:val="clear"/>
+        <w:spacing w:after="0"/>
+      </w:pPr>
+      <w:r>
+        <w:rPr>
+          <w:rFonts w:ascii="Consolas" w:cs="Consolas" w:eastAsia="Consolas" w:hAnsi="Consolas"/>
+          <w:color w:val="1A1A1A"/>
+          <w:sz w:val="16"/>
+          <w:szCs w:val="16"/>
+        </w:rPr>
+        <w:t xml:space="preserve">POS (Figs 3, 4)</w:t>
+      </w:r>
+    </w:p>
+    <w:p>
+      <w:pPr>
+        <w:shd w:fill="F5F6F8" w:color="auto" w:val="clear"/>
+        <w:spacing w:after="0"/>
+      </w:pPr>
+      <w:r>
+        <w:rPr>
+          <w:rFonts w:ascii="Consolas" w:cs="Consolas" w:eastAsia="Consolas" w:hAnsi="Consolas"/>
+          <w:color w:val="1A1A1A"/>
+          <w:sz w:val="16"/>
+          <w:szCs w:val="16"/>
+        </w:rPr>
+        <w:t xml:space="preserve">   ↓</w:t>
+      </w:r>
+    </w:p>
+    <w:p>
+      <w:pPr>
+        <w:shd w:fill="F5F6F8" w:color="auto" w:val="clear"/>
+        <w:spacing w:after="0"/>
+      </w:pPr>
+      <w:r>
+        <w:rPr>
+          <w:rFonts w:ascii="Consolas" w:cs="Consolas" w:eastAsia="Consolas" w:hAnsi="Consolas"/>
+          <w:color w:val="1A1A1A"/>
+          <w:sz w:val="16"/>
+          <w:szCs w:val="16"/>
+        </w:rPr>
+        <w:t xml:space="preserve">Sale — checkout_sale(), atomic (§8)</w:t>
+      </w:r>
+    </w:p>
+    <w:p>
+      <w:pPr>
+        <w:shd w:fill="F5F6F8" w:color="auto" w:val="clear"/>
+        <w:spacing w:after="0"/>
+      </w:pPr>
+      <w:r>
+        <w:rPr>
+          <w:rFonts w:ascii="Consolas" w:cs="Consolas" w:eastAsia="Consolas" w:hAnsi="Consolas"/>
+          <w:color w:val="1A1A1A"/>
+          <w:sz w:val="16"/>
+          <w:szCs w:val="16"/>
+        </w:rPr>
+        <w:t xml:space="preserve">   ↓</w:t>
+      </w:r>
+    </w:p>
+    <w:p>
+      <w:pPr>
+        <w:shd w:fill="F5F6F8" w:color="auto" w:val="clear"/>
+        <w:spacing w:after="0"/>
+      </w:pPr>
+      <w:r>
+        <w:rPr>
+          <w:rFonts w:ascii="Consolas" w:cs="Consolas" w:eastAsia="Consolas" w:hAnsi="Consolas"/>
+          <w:color w:val="1A1A1A"/>
+          <w:sz w:val="16"/>
+          <w:szCs w:val="16"/>
+        </w:rPr>
+        <w:t xml:space="preserve">Payment recorded · inventory deducted · customer balance updated</w:t>
+      </w:r>
+    </w:p>
+    <w:p>
+      <w:pPr>
+        <w:shd w:fill="F5F6F8" w:color="auto" w:val="clear"/>
+        <w:spacing w:after="0"/>
+      </w:pPr>
+      <w:r>
+        <w:rPr>
+          <w:rFonts w:ascii="Consolas" w:cs="Consolas" w:eastAsia="Consolas" w:hAnsi="Consolas"/>
+          <w:color w:val="1A1A1A"/>
+          <w:sz w:val="16"/>
+          <w:szCs w:val="16"/>
+        </w:rPr>
+        <w:t xml:space="preserve">   ↓</w:t>
+      </w:r>
+    </w:p>
+    <w:p>
+      <w:pPr>
+        <w:shd w:fill="F5F6F8" w:color="auto" w:val="clear"/>
+        <w:spacing w:after="0"/>
+      </w:pPr>
+      <w:r>
+        <w:rPr>
+          <w:rFonts w:ascii="Consolas" w:cs="Consolas" w:eastAsia="Consolas" w:hAnsi="Consolas"/>
+          <w:color w:val="1A1A1A"/>
+          <w:sz w:val="16"/>
+          <w:szCs w:val="16"/>
+        </w:rPr>
+        <w:t xml:space="preserve">Transaction document — ORDER SLIP, test-marked (Figs 9, 13)</w:t>
+      </w:r>
+    </w:p>
+    <w:p>
+      <w:pPr>
+        <w:shd w:fill="F5F6F8" w:color="auto" w:val="clear"/>
+        <w:spacing w:after="0"/>
+      </w:pPr>
+      <w:r>
+        <w:rPr>
+          <w:rFonts w:ascii="Consolas" w:cs="Consolas" w:eastAsia="Consolas" w:hAnsi="Consolas"/>
+          <w:color w:val="1A1A1A"/>
+          <w:sz w:val="16"/>
+          <w:szCs w:val="16"/>
+        </w:rPr>
+        <w:t xml:space="preserve">   ↓</w:t>
+      </w:r>
+    </w:p>
+    <w:p>
+      <w:pPr>
+        <w:shd w:fill="F5F6F8" w:color="auto" w:val="clear"/>
+        <w:spacing w:after="0"/>
+      </w:pPr>
+      <w:r>
+        <w:rPr>
+          <w:rFonts w:ascii="Consolas" w:cs="Consolas" w:eastAsia="Consolas" w:hAnsi="Consolas"/>
+          <w:color w:val="1A1A1A"/>
+          <w:sz w:val="16"/>
+          <w:szCs w:val="16"/>
+        </w:rPr>
+        <w:t xml:space="preserve">Reports incl. Z-Reading (Fig 8)</w:t>
+      </w:r>
+    </w:p>
+    <w:p>
+      <w:pPr>
+        <w:shd w:fill="F5F6F8" w:color="auto" w:val="clear"/>
+        <w:spacing w:after="0"/>
+      </w:pPr>
+      <w:r>
+        <w:rPr>
+          <w:rFonts w:ascii="Consolas" w:cs="Consolas" w:eastAsia="Consolas" w:hAnsi="Consolas"/>
+          <w:color w:val="1A1A1A"/>
+          <w:sz w:val="16"/>
+          <w:szCs w:val="16"/>
+        </w:rPr>
+        <w:t xml:space="preserve">   ↓</w:t>
+      </w:r>
+    </w:p>
+    <w:p>
+      <w:pPr>
+        <w:shd w:fill="F5F6F8" w:color="auto" w:val="clear"/>
+        <w:spacing w:after="0"/>
+      </w:pPr>
+      <w:r>
+        <w:rPr>
+          <w:rFonts w:ascii="Consolas" w:cs="Consolas" w:eastAsia="Consolas" w:hAnsi="Consolas"/>
+          <w:color w:val="1A1A1A"/>
+          <w:sz w:val="16"/>
+          <w:szCs w:val="16"/>
+        </w:rPr>
+        <w:t xml:space="preserve">Audit trail incl. reprints (Fig 10)</w:t>
+      </w:r>
+    </w:p>
+    <w:p>
+      <w:pPr>
+        <w:spacing w:after="140"/>
+      </w:pPr>
+    </w:p>
+    <w:p>
+      <w:pPr>
+        <w:spacing w:after="120"/>
+      </w:pPr>
+      <w:r>
+        <w:rPr>
+          <w:b/>
+          <w:bCs/>
+          <w:color w:val="1A1A1A"/>
+          <w:sz w:val="20"/>
+          <w:szCs w:val="20"/>
+        </w:rPr>
+        <w:t xml:space="preserve">ALPHA / TEST OUTPUT — what exists today.</w:t>
+      </w:r>
+      <w:r>
+        <w:rPr>
+          <w:color w:val="1A1A1A"/>
+          <w:sz w:val="20"/>
+          <w:szCs w:val="20"/>
+        </w:rPr>
+        <w:t xml:space="preserve"> An order slip marked </w:t>
+      </w:r>
+      <w:r>
+        <w:rPr>
+          <w:rFonts w:ascii="Consolas" w:cs="Consolas" w:eastAsia="Consolas" w:hAnsi="Consolas"/>
+          <w:color w:val="1A1A1A"/>
+          <w:sz w:val="20"/>
+          <w:szCs w:val="20"/>
+        </w:rPr>
+        <w:t xml:space="preserve">*** TEST MODE / TRAINING ONLY ***</w:t>
+      </w:r>
+      <w:r>
+        <w:rPr>
+          <w:color w:val="1A1A1A"/>
+          <w:sz w:val="20"/>
+          <w:szCs w:val="20"/>
+        </w:rPr>
+        <w:t xml:space="preserve"> and </w:t>
+      </w:r>
+      <w:r>
+        <w:rPr>
+          <w:rFonts w:ascii="Consolas" w:cs="Consolas" w:eastAsia="Consolas" w:hAnsi="Consolas"/>
+          <w:color w:val="1A1A1A"/>
+          <w:sz w:val="20"/>
+          <w:szCs w:val="20"/>
+        </w:rPr>
+        <w:t xml:space="preserve">*** NOT AN OFFICIAL BIR INVOICE/RECEIPT ***</w:t>
+      </w:r>
+      <w:r>
+        <w:rPr>
+          <w:color w:val="1A1A1A"/>
+          <w:sz w:val="20"/>
+          <w:szCs w:val="20"/>
+        </w:rPr>
+        <w:t xml:space="preserve">, with no VAT breakdown and no registration identifiers.</w:t>
+      </w:r>
+    </w:p>
+    <w:p>
+      <w:pPr>
+        <w:spacing w:after="120"/>
+      </w:pPr>
+      <w:r>
+        <w:rPr>
+          <w:b/>
+          <w:bCs/>
+          <w:color w:val="1A1A1A"/>
+          <w:sz w:val="20"/>
+          <w:szCs w:val="20"/>
+        </w:rPr>
+        <w:t xml:space="preserve">FUTURE BIR PRODUCTION OUTPUT — FOR BIR VALIDATION.</w:t>
+      </w:r>
+      <w:r>
+        <w:rPr>
+          <w:color w:val="1A1A1A"/>
+          <w:sz w:val="20"/>
+          <w:szCs w:val="20"/>
+        </w:rPr>
+        <w:t xml:space="preserve"> An accredited invoice or receipt, its required content and layout, accumulating non-resettable totals, X-Reading, and any electronic transmission. None of that is implemented, and none of it is claimed.</w:t>
+      </w:r>
+    </w:p>
+    <w:p>
+      <w:pPr>
+        <w:pStyle w:val="Heading2"/>
+        <w:spacing w:after="120" w:before="220"/>
+      </w:pPr>
+      <w:r>
+        <w:rPr>
+          <w:b/>
+          <w:bCs/>
+          <w:color w:val="1F4E79"/>
+          <w:sz w:val="24"/>
+          <w:szCs w:val="24"/>
+        </w:rPr>
+        <w:t xml:space="preserve">48.11 Completeness checklist</w:t>
+      </w:r>
+    </w:p>
+    <w:tbl>
+      <w:tblPr>
+        <w:tblW w:type="dxa" w:w="9360"/>
+        <w:tblBorders>
+          <w:top w:val="single" w:color="C9CDD3" w:sz="4"/>
+          <w:left w:val="single" w:color="C9CDD3" w:sz="4"/>
+          <w:bottom w:val="single" w:color="C9CDD3" w:sz="4"/>
+          <w:right w:val="single" w:color="C9CDD3" w:sz="4"/>
+          <w:insideH w:val="single" w:color="C9CDD3" w:sz="2"/>
+          <w:insideV w:val="single" w:color="C9CDD3" w:sz="2"/>
+        </w:tblBorders>
+      </w:tblPr>
+      <w:tblGrid>
+        <w:gridCol w:w="4680"/>
+        <w:gridCol w:w="4680"/>
+      </w:tblGrid>
+      <w:tr>
+        <w:trPr>
+          <w:tblHeader/>
+        </w:trPr>
+        <w:tc>
+          <w:tcPr>
+            <w:tcW w:type="dxa" w:w="4680"/>
+            <w:shd w:fill="EDF1F6" w:color="auto" w:val="clear"/>
+            <w:tcMar>
+              <w:top w:type="dxa" w:w="60"/>
+              <w:left w:type="dxa" w:w="100"/>
+              <w:bottom w:type="dxa" w:w="60"/>
+              <w:right w:type="dxa" w:w="100"/>
+            </w:tcMar>
+          </w:tcPr>
+          <w:p>
+            <w:pPr>
+              <w:spacing w:after="0"/>
+            </w:pPr>
+            <w:r>
+              <w:rPr>
+                <w:b/>
+                <w:bCs/>
+                <w:color w:val="1A1A1A"/>
+                <w:sz w:val="18"/>
+                <w:szCs w:val="18"/>
+              </w:rPr>
+              <w:t xml:space="preserve">Item</w:t>
+            </w:r>
+          </w:p>
+        </w:tc>
+        <w:tc>
+          <w:tcPr>
+            <w:tcW w:type="dxa" w:w="4680"/>
+            <w:shd w:fill="EDF1F6" w:color="auto" w:val="clear"/>
+            <w:tcMar>
+              <w:top w:type="dxa" w:w="60"/>
+              <w:left w:type="dxa" w:w="100"/>
+              <w:bottom w:type="dxa" w:w="60"/>
+              <w:right w:type="dxa" w:w="100"/>
+            </w:tcMar>
+          </w:tcPr>
+          <w:p>
+            <w:pPr>
+              <w:spacing w:after="0"/>
+            </w:pPr>
+            <w:r>
+              <w:rPr>
+                <w:b/>
+                <w:bCs/>
+                <w:color w:val="1A1A1A"/>
+                <w:sz w:val="18"/>
+                <w:szCs w:val="18"/>
+              </w:rPr>
+              <w:t xml:space="preserve">Status</w:t>
+            </w:r>
+          </w:p>
+        </w:tc>
+      </w:tr>
+      <w:tr>
+        <w:tc>
+          <w:tcPr>
+            <w:tcW w:type="dxa" w:w="4680"/>
+            <w:tcMar>
+              <w:top w:type="dxa" w:w="60"/>
+              <w:left w:type="dxa" w:w="100"/>
+              <w:bottom w:type="dxa" w:w="60"/>
+              <w:right w:type="dxa" w:w="100"/>
+            </w:tcMar>
+          </w:tcPr>
+          <w:p>
+            <w:pPr>
+              <w:spacing w:after="0"/>
+            </w:pPr>
+            <w:r>
+              <w:rPr>
+                <w:color w:val="1A1A1A"/>
+                <w:sz w:val="18"/>
+                <w:szCs w:val="18"/>
+              </w:rPr>
+              <w:t xml:space="preserve">Login flow documented</w:t>
+            </w:r>
+          </w:p>
+        </w:tc>
+        <w:tc>
+          <w:tcPr>
+            <w:tcW w:type="dxa" w:w="4680"/>
+            <w:tcMar>
+              <w:top w:type="dxa" w:w="60"/>
+              <w:left w:type="dxa" w:w="100"/>
+              <w:bottom w:type="dxa" w:w="60"/>
+              <w:right w:type="dxa" w:w="100"/>
+            </w:tcMar>
+          </w:tcPr>
+          <w:p>
+            <w:pPr>
+              <w:spacing w:after="0"/>
+            </w:pPr>
+            <w:r>
+              <w:rPr>
+                <w:color w:val="1A1A1A"/>
+                <w:sz w:val="18"/>
+                <w:szCs w:val="18"/>
+              </w:rPr>
+              <w:t xml:space="preserve">DONE (§48.4)</w:t>
+            </w:r>
+          </w:p>
+        </w:tc>
+      </w:tr>
+      <w:tr>
+        <w:tc>
+          <w:tcPr>
+            <w:tcW w:type="dxa" w:w="4680"/>
+            <w:tcMar>
+              <w:top w:type="dxa" w:w="60"/>
+              <w:left w:type="dxa" w:w="100"/>
+              <w:bottom w:type="dxa" w:w="60"/>
+              <w:right w:type="dxa" w:w="100"/>
+            </w:tcMar>
+          </w:tcPr>
+          <w:p>
+            <w:pPr>
+              <w:spacing w:after="0"/>
+            </w:pPr>
+            <w:r>
+              <w:rPr>
+                <w:color w:val="1A1A1A"/>
+                <w:sz w:val="18"/>
+                <w:szCs w:val="18"/>
+              </w:rPr>
+              <w:t xml:space="preserve">POS flow documented</w:t>
+            </w:r>
+          </w:p>
+        </w:tc>
+        <w:tc>
+          <w:tcPr>
+            <w:tcW w:type="dxa" w:w="4680"/>
+            <w:tcMar>
+              <w:top w:type="dxa" w:w="60"/>
+              <w:left w:type="dxa" w:w="100"/>
+              <w:bottom w:type="dxa" w:w="60"/>
+              <w:right w:type="dxa" w:w="100"/>
+            </w:tcMar>
+          </w:tcPr>
+          <w:p>
+            <w:pPr>
+              <w:spacing w:after="0"/>
+            </w:pPr>
+            <w:r>
+              <w:rPr>
+                <w:color w:val="1A1A1A"/>
+                <w:sz w:val="18"/>
+                <w:szCs w:val="18"/>
+              </w:rPr>
+              <w:t xml:space="preserve">DONE (§48.5)</w:t>
+            </w:r>
+          </w:p>
+        </w:tc>
+      </w:tr>
+      <w:tr>
+        <w:tc>
+          <w:tcPr>
+            <w:tcW w:type="dxa" w:w="4680"/>
+            <w:tcMar>
+              <w:top w:type="dxa" w:w="60"/>
+              <w:left w:type="dxa" w:w="100"/>
+              <w:bottom w:type="dxa" w:w="60"/>
+              <w:right w:type="dxa" w:w="100"/>
+            </w:tcMar>
+          </w:tcPr>
+          <w:p>
+            <w:pPr>
+              <w:spacing w:after="0"/>
+            </w:pPr>
+            <w:r>
+              <w:rPr>
+                <w:color w:val="1A1A1A"/>
+                <w:sz w:val="18"/>
+                <w:szCs w:val="18"/>
+              </w:rPr>
+              <w:t xml:space="preserve">Payment flows documented</w:t>
+            </w:r>
+          </w:p>
+        </w:tc>
+        <w:tc>
+          <w:tcPr>
+            <w:tcW w:type="dxa" w:w="4680"/>
+            <w:tcMar>
+              <w:top w:type="dxa" w:w="60"/>
+              <w:left w:type="dxa" w:w="100"/>
+              <w:bottom w:type="dxa" w:w="60"/>
+              <w:right w:type="dxa" w:w="100"/>
+            </w:tcMar>
+          </w:tcPr>
+          <w:p>
+            <w:pPr>
+              <w:spacing w:after="0"/>
+            </w:pPr>
+            <w:r>
+              <w:rPr>
+                <w:color w:val="1A1A1A"/>
+                <w:sz w:val="18"/>
+                <w:szCs w:val="18"/>
+              </w:rPr>
+              <w:t xml:space="preserve">DONE (§48.5, §10)</w:t>
+            </w:r>
+          </w:p>
+        </w:tc>
+      </w:tr>
+      <w:tr>
+        <w:tc>
+          <w:tcPr>
+            <w:tcW w:type="dxa" w:w="4680"/>
+            <w:tcMar>
+              <w:top w:type="dxa" w:w="60"/>
+              <w:left w:type="dxa" w:w="100"/>
+              <w:bottom w:type="dxa" w:w="60"/>
+              <w:right w:type="dxa" w:w="100"/>
+            </w:tcMar>
+          </w:tcPr>
+          <w:p>
+            <w:pPr>
+              <w:spacing w:after="0"/>
+            </w:pPr>
+            <w:r>
+              <w:rPr>
+                <w:color w:val="1A1A1A"/>
+                <w:sz w:val="18"/>
+                <w:szCs w:val="18"/>
+              </w:rPr>
+              <w:t xml:space="preserve">Credit/utang flow documented</w:t>
+            </w:r>
+          </w:p>
+        </w:tc>
+        <w:tc>
+          <w:tcPr>
+            <w:tcW w:type="dxa" w:w="4680"/>
+            <w:tcMar>
+              <w:top w:type="dxa" w:w="60"/>
+              <w:left w:type="dxa" w:w="100"/>
+              <w:bottom w:type="dxa" w:w="60"/>
+              <w:right w:type="dxa" w:w="100"/>
+            </w:tcMar>
+          </w:tcPr>
+          <w:p>
+            <w:pPr>
+              <w:spacing w:after="0"/>
+            </w:pPr>
+            <w:r>
+              <w:rPr>
+                <w:color w:val="1A1A1A"/>
+                <w:sz w:val="18"/>
+                <w:szCs w:val="18"/>
+              </w:rPr>
+              <w:t xml:space="preserve">DONE (§48.6)</w:t>
+            </w:r>
+          </w:p>
+        </w:tc>
+      </w:tr>
+      <w:tr>
+        <w:tc>
+          <w:tcPr>
+            <w:tcW w:type="dxa" w:w="4680"/>
+            <w:tcMar>
+              <w:top w:type="dxa" w:w="60"/>
+              <w:left w:type="dxa" w:w="100"/>
+              <w:bottom w:type="dxa" w:w="60"/>
+              <w:right w:type="dxa" w:w="100"/>
+            </w:tcMar>
+          </w:tcPr>
+          <w:p>
+            <w:pPr>
+              <w:spacing w:after="0"/>
+            </w:pPr>
+            <w:r>
+              <w:rPr>
+                <w:color w:val="1A1A1A"/>
+                <w:sz w:val="18"/>
+                <w:szCs w:val="18"/>
+              </w:rPr>
+              <w:t xml:space="preserve">Customer payment flow documented</w:t>
+            </w:r>
+          </w:p>
+        </w:tc>
+        <w:tc>
+          <w:tcPr>
+            <w:tcW w:type="dxa" w:w="4680"/>
+            <w:tcMar>
+              <w:top w:type="dxa" w:w="60"/>
+              <w:left w:type="dxa" w:w="100"/>
+              <w:bottom w:type="dxa" w:w="60"/>
+              <w:right w:type="dxa" w:w="100"/>
+            </w:tcMar>
+          </w:tcPr>
+          <w:p>
+            <w:pPr>
+              <w:spacing w:after="0"/>
+            </w:pPr>
+            <w:r>
+              <w:rPr>
+                <w:color w:val="1A1A1A"/>
+                <w:sz w:val="18"/>
+                <w:szCs w:val="18"/>
+              </w:rPr>
+              <w:t xml:space="preserve">DONE (§48.6)</w:t>
+            </w:r>
+          </w:p>
+        </w:tc>
+      </w:tr>
+      <w:tr>
+        <w:tc>
+          <w:tcPr>
+            <w:tcW w:type="dxa" w:w="4680"/>
+            <w:tcMar>
+              <w:top w:type="dxa" w:w="60"/>
+              <w:left w:type="dxa" w:w="100"/>
+              <w:bottom w:type="dxa" w:w="60"/>
+              <w:right w:type="dxa" w:w="100"/>
+            </w:tcMar>
+          </w:tcPr>
+          <w:p>
+            <w:pPr>
+              <w:spacing w:after="0"/>
+            </w:pPr>
+            <w:r>
+              <w:rPr>
+                <w:color w:val="1A1A1A"/>
+                <w:sz w:val="18"/>
+                <w:szCs w:val="18"/>
+              </w:rPr>
+              <w:t xml:space="preserve">Reprint flow documented</w:t>
+            </w:r>
+          </w:p>
+        </w:tc>
+        <w:tc>
+          <w:tcPr>
+            <w:tcW w:type="dxa" w:w="4680"/>
+            <w:tcMar>
+              <w:top w:type="dxa" w:w="60"/>
+              <w:left w:type="dxa" w:w="100"/>
+              <w:bottom w:type="dxa" w:w="60"/>
+              <w:right w:type="dxa" w:w="100"/>
+            </w:tcMar>
+          </w:tcPr>
+          <w:p>
+            <w:pPr>
+              <w:spacing w:after="0"/>
+            </w:pPr>
+            <w:r>
+              <w:rPr>
+                <w:color w:val="1A1A1A"/>
+                <w:sz w:val="18"/>
+                <w:szCs w:val="18"/>
+              </w:rPr>
+              <w:t xml:space="preserve">DONE (§48.7)</w:t>
+            </w:r>
+          </w:p>
+        </w:tc>
+      </w:tr>
+      <w:tr>
+        <w:tc>
+          <w:tcPr>
+            <w:tcW w:type="dxa" w:w="4680"/>
+            <w:tcMar>
+              <w:top w:type="dxa" w:w="60"/>
+              <w:left w:type="dxa" w:w="100"/>
+              <w:bottom w:type="dxa" w:w="60"/>
+              <w:right w:type="dxa" w:w="100"/>
+            </w:tcMar>
+          </w:tcPr>
+          <w:p>
+            <w:pPr>
+              <w:spacing w:after="0"/>
+            </w:pPr>
+            <w:r>
+              <w:rPr>
+                <w:color w:val="1A1A1A"/>
+                <w:sz w:val="18"/>
+                <w:szCs w:val="18"/>
+              </w:rPr>
+              <w:t xml:space="preserve">Reports documented</w:t>
+            </w:r>
+          </w:p>
+        </w:tc>
+        <w:tc>
+          <w:tcPr>
+            <w:tcW w:type="dxa" w:w="4680"/>
+            <w:tcMar>
+              <w:top w:type="dxa" w:w="60"/>
+              <w:left w:type="dxa" w:w="100"/>
+              <w:bottom w:type="dxa" w:w="60"/>
+              <w:right w:type="dxa" w:w="100"/>
+            </w:tcMar>
+          </w:tcPr>
+          <w:p>
+            <w:pPr>
+              <w:spacing w:after="0"/>
+            </w:pPr>
+            <w:r>
+              <w:rPr>
+                <w:color w:val="1A1A1A"/>
+                <w:sz w:val="18"/>
+                <w:szCs w:val="18"/>
+              </w:rPr>
+              <w:t xml:space="preserve">DONE (§20, §21)</w:t>
+            </w:r>
+          </w:p>
+        </w:tc>
+      </w:tr>
+      <w:tr>
+        <w:tc>
+          <w:tcPr>
+            <w:tcW w:type="dxa" w:w="4680"/>
+            <w:tcMar>
+              <w:top w:type="dxa" w:w="60"/>
+              <w:left w:type="dxa" w:w="100"/>
+              <w:bottom w:type="dxa" w:w="60"/>
+              <w:right w:type="dxa" w:w="100"/>
+            </w:tcMar>
+          </w:tcPr>
+          <w:p>
+            <w:pPr>
+              <w:spacing w:after="0"/>
+            </w:pPr>
+            <w:r>
+              <w:rPr>
+                <w:color w:val="1A1A1A"/>
+                <w:sz w:val="18"/>
+                <w:szCs w:val="18"/>
+              </w:rPr>
+              <w:t xml:space="preserve">Role-based procedures documented</w:t>
+            </w:r>
+          </w:p>
+        </w:tc>
+        <w:tc>
+          <w:tcPr>
+            <w:tcW w:type="dxa" w:w="4680"/>
+            <w:tcMar>
+              <w:top w:type="dxa" w:w="60"/>
+              <w:left w:type="dxa" w:w="100"/>
+              <w:bottom w:type="dxa" w:w="60"/>
+              <w:right w:type="dxa" w:w="100"/>
+            </w:tcMar>
+          </w:tcPr>
+          <w:p>
+            <w:pPr>
+              <w:spacing w:after="0"/>
+            </w:pPr>
+            <w:r>
+              <w:rPr>
+                <w:color w:val="1A1A1A"/>
+                <w:sz w:val="18"/>
+                <w:szCs w:val="18"/>
+              </w:rPr>
+              <w:t xml:space="preserve">DONE (§48.8)</w:t>
+            </w:r>
+          </w:p>
+        </w:tc>
+      </w:tr>
+      <w:tr>
+        <w:tc>
+          <w:tcPr>
+            <w:tcW w:type="dxa" w:w="4680"/>
+            <w:tcMar>
+              <w:top w:type="dxa" w:w="60"/>
+              <w:left w:type="dxa" w:w="100"/>
+              <w:bottom w:type="dxa" w:w="60"/>
+              <w:right w:type="dxa" w:w="100"/>
+            </w:tcMar>
+          </w:tcPr>
+          <w:p>
+            <w:pPr>
+              <w:spacing w:after="0"/>
+            </w:pPr>
+            <w:r>
+              <w:rPr>
+                <w:color w:val="1A1A1A"/>
+                <w:sz w:val="18"/>
+                <w:szCs w:val="18"/>
+              </w:rPr>
+              <w:t xml:space="preserve">End-to-end transaction demonstrated</w:t>
+            </w:r>
+          </w:p>
+        </w:tc>
+        <w:tc>
+          <w:tcPr>
+            <w:tcW w:type="dxa" w:w="4680"/>
+            <w:tcMar>
+              <w:top w:type="dxa" w:w="60"/>
+              <w:left w:type="dxa" w:w="100"/>
+              <w:bottom w:type="dxa" w:w="60"/>
+              <w:right w:type="dxa" w:w="100"/>
+            </w:tcMar>
+          </w:tcPr>
+          <w:p>
+            <w:pPr>
+              <w:spacing w:after="0"/>
+            </w:pPr>
+            <w:r>
+              <w:rPr>
+                <w:color w:val="1A1A1A"/>
+                <w:sz w:val="18"/>
+                <w:szCs w:val="18"/>
+              </w:rPr>
+              <w:t xml:space="preserve">DONE (§48.9)</w:t>
+            </w:r>
+          </w:p>
+        </w:tc>
+      </w:tr>
+      <w:tr>
+        <w:tc>
+          <w:tcPr>
+            <w:tcW w:type="dxa" w:w="4680"/>
+            <w:tcMar>
+              <w:top w:type="dxa" w:w="60"/>
+              <w:left w:type="dxa" w:w="100"/>
+              <w:bottom w:type="dxa" w:w="60"/>
+              <w:right w:type="dxa" w:w="100"/>
+            </w:tcMar>
+          </w:tcPr>
+          <w:p>
+            <w:pPr>
+              <w:spacing w:after="0"/>
+            </w:pPr>
+            <w:r>
+              <w:rPr>
+                <w:color w:val="1A1A1A"/>
+                <w:sz w:val="18"/>
+                <w:szCs w:val="18"/>
+              </w:rPr>
+              <w:t xml:space="preserve">BIR lifecycle demonstrated</w:t>
+            </w:r>
+          </w:p>
+        </w:tc>
+        <w:tc>
+          <w:tcPr>
+            <w:tcW w:type="dxa" w:w="4680"/>
+            <w:tcMar>
+              <w:top w:type="dxa" w:w="60"/>
+              <w:left w:type="dxa" w:w="100"/>
+              <w:bottom w:type="dxa" w:w="60"/>
+              <w:right w:type="dxa" w:w="100"/>
+            </w:tcMar>
+          </w:tcPr>
+          <w:p>
+            <w:pPr>
+              <w:spacing w:after="0"/>
+            </w:pPr>
+            <w:r>
+              <w:rPr>
+                <w:color w:val="1A1A1A"/>
+                <w:sz w:val="18"/>
+                <w:szCs w:val="18"/>
+              </w:rPr>
+              <w:t xml:space="preserve">DONE (§48.10)</w:t>
+            </w:r>
+          </w:p>
+        </w:tc>
+      </w:tr>
+      <w:tr>
+        <w:tc>
+          <w:tcPr>
+            <w:tcW w:type="dxa" w:w="4680"/>
+            <w:tcMar>
+              <w:top w:type="dxa" w:w="60"/>
+              <w:left w:type="dxa" w:w="100"/>
+              <w:bottom w:type="dxa" w:w="60"/>
+              <w:right w:type="dxa" w:w="100"/>
+            </w:tcMar>
+          </w:tcPr>
+          <w:p>
+            <w:pPr>
+              <w:spacing w:after="0"/>
+            </w:pPr>
+            <w:r>
+              <w:rPr>
+                <w:color w:val="1A1A1A"/>
+                <w:sz w:val="18"/>
+                <w:szCs w:val="18"/>
+              </w:rPr>
+              <w:t xml:space="preserve">Print output documented</w:t>
+            </w:r>
+          </w:p>
+        </w:tc>
+        <w:tc>
+          <w:tcPr>
+            <w:tcW w:type="dxa" w:w="4680"/>
+            <w:tcMar>
+              <w:top w:type="dxa" w:w="60"/>
+              <w:left w:type="dxa" w:w="100"/>
+              <w:bottom w:type="dxa" w:w="60"/>
+              <w:right w:type="dxa" w:w="100"/>
+            </w:tcMar>
+          </w:tcPr>
+          <w:p>
+            <w:pPr>
+              <w:spacing w:after="0"/>
+            </w:pPr>
+            <w:r>
+              <w:rPr>
+                <w:color w:val="1A1A1A"/>
+                <w:sz w:val="18"/>
+                <w:szCs w:val="18"/>
+              </w:rPr>
+              <w:t xml:space="preserve">DONE (§18, Figs 9, 13)</w:t>
+            </w:r>
+          </w:p>
+        </w:tc>
+      </w:tr>
+      <w:tr>
+        <w:tc>
+          <w:tcPr>
+            <w:tcW w:type="dxa" w:w="4680"/>
+            <w:tcMar>
+              <w:top w:type="dxa" w:w="60"/>
+              <w:left w:type="dxa" w:w="100"/>
+              <w:bottom w:type="dxa" w:w="60"/>
+              <w:right w:type="dxa" w:w="100"/>
+            </w:tcMar>
+          </w:tcPr>
+          <w:p>
+            <w:pPr>
+              <w:spacing w:after="0"/>
+            </w:pPr>
+            <w:r>
+              <w:rPr>
+                <w:color w:val="1A1A1A"/>
+                <w:sz w:val="18"/>
+                <w:szCs w:val="18"/>
+              </w:rPr>
+              <w:t xml:space="preserve">Audit trail documented</w:t>
+            </w:r>
+          </w:p>
+        </w:tc>
+        <w:tc>
+          <w:tcPr>
+            <w:tcW w:type="dxa" w:w="4680"/>
+            <w:tcMar>
+              <w:top w:type="dxa" w:w="60"/>
+              <w:left w:type="dxa" w:w="100"/>
+              <w:bottom w:type="dxa" w:w="60"/>
+              <w:right w:type="dxa" w:w="100"/>
+            </w:tcMar>
+          </w:tcPr>
+          <w:p>
+            <w:pPr>
+              <w:spacing w:after="0"/>
+            </w:pPr>
+            <w:r>
+              <w:rPr>
+                <w:color w:val="1A1A1A"/>
+                <w:sz w:val="18"/>
+                <w:szCs w:val="18"/>
+              </w:rPr>
+              <w:t xml:space="preserve">DONE (§17, Fig 10)</w:t>
+            </w:r>
+          </w:p>
+        </w:tc>
+      </w:tr>
+      <w:tr>
+        <w:tc>
+          <w:tcPr>
+            <w:tcW w:type="dxa" w:w="4680"/>
+            <w:tcMar>
+              <w:top w:type="dxa" w:w="60"/>
+              <w:left w:type="dxa" w:w="100"/>
+              <w:bottom w:type="dxa" w:w="60"/>
+              <w:right w:type="dxa" w:w="100"/>
+            </w:tcMar>
+          </w:tcPr>
+          <w:p>
+            <w:pPr>
+              <w:spacing w:after="0"/>
+            </w:pPr>
+            <w:r>
+              <w:rPr>
+                <w:color w:val="1A1A1A"/>
+                <w:sz w:val="18"/>
+                <w:szCs w:val="18"/>
+              </w:rPr>
+              <w:t xml:space="preserve">Major web screens captured</w:t>
+            </w:r>
+          </w:p>
+        </w:tc>
+        <w:tc>
+          <w:tcPr>
+            <w:tcW w:type="dxa" w:w="4680"/>
+            <w:tcMar>
+              <w:top w:type="dxa" w:w="60"/>
+              <w:left w:type="dxa" w:w="100"/>
+              <w:bottom w:type="dxa" w:w="60"/>
+              <w:right w:type="dxa" w:w="100"/>
+            </w:tcMar>
+          </w:tcPr>
+          <w:p>
+            <w:pPr>
+              <w:spacing w:after="0"/>
+            </w:pPr>
+            <w:r>
+              <w:rPr>
+                <w:color w:val="1A1A1A"/>
+                <w:sz w:val="18"/>
+                <w:szCs w:val="18"/>
+              </w:rPr>
+              <w:t xml:space="preserve">DONE — 12 figures</w:t>
+            </w:r>
+          </w:p>
+        </w:tc>
+      </w:tr>
+      <w:tr>
+        <w:tc>
+          <w:tcPr>
+            <w:tcW w:type="dxa" w:w="4680"/>
+            <w:tcMar>
+              <w:top w:type="dxa" w:w="60"/>
+              <w:left w:type="dxa" w:w="100"/>
+              <w:bottom w:type="dxa" w:w="60"/>
+              <w:right w:type="dxa" w:w="100"/>
+            </w:tcMar>
+          </w:tcPr>
+          <w:p>
+            <w:pPr>
+              <w:spacing w:after="0"/>
+            </w:pPr>
+            <w:r>
+              <w:rPr>
+                <w:color w:val="1A1A1A"/>
+                <w:sz w:val="18"/>
+                <w:szCs w:val="18"/>
+              </w:rPr>
+              <w:t xml:space="preserve">Major mobile screens captured</w:t>
+            </w:r>
+          </w:p>
+        </w:tc>
+        <w:tc>
+          <w:tcPr>
+            <w:tcW w:type="dxa" w:w="4680"/>
+            <w:tcMar>
+              <w:top w:type="dxa" w:w="60"/>
+              <w:left w:type="dxa" w:w="100"/>
+              <w:bottom w:type="dxa" w:w="60"/>
+              <w:right w:type="dxa" w:w="100"/>
+            </w:tcMar>
+          </w:tcPr>
+          <w:p>
+            <w:pPr>
+              <w:spacing w:after="0"/>
+            </w:pPr>
+            <w:r>
+              <w:rPr>
+                <w:color w:val="1A1A1A"/>
+                <w:sz w:val="18"/>
+                <w:szCs w:val="18"/>
+              </w:rPr>
+              <w:t xml:space="preserve">PARTIAL</w:t>
+            </w:r>
+            <w:r>
+              <w:rPr>
+                <w:color w:val="1A1A1A"/>
+                <w:sz w:val="18"/>
+                <w:szCs w:val="18"/>
+              </w:rPr>
+              <w:t xml:space="preserve"> — 1 of 4</w:t>
+            </w:r>
+          </w:p>
+        </w:tc>
+      </w:tr>
+      <w:tr>
+        <w:tc>
+          <w:tcPr>
+            <w:tcW w:type="dxa" w:w="4680"/>
+            <w:tcMar>
+              <w:top w:type="dxa" w:w="60"/>
+              <w:left w:type="dxa" w:w="100"/>
+              <w:bottom w:type="dxa" w:w="60"/>
+              <w:right w:type="dxa" w:w="100"/>
+            </w:tcMar>
+          </w:tcPr>
+          <w:p>
+            <w:pPr>
+              <w:spacing w:after="0"/>
+            </w:pPr>
+            <w:r>
+              <w:rPr>
+                <w:color w:val="1A1A1A"/>
+                <w:sz w:val="18"/>
+                <w:szCs w:val="18"/>
+              </w:rPr>
+              <w:t xml:space="preserve">Registration / onboarding captured</w:t>
+            </w:r>
+          </w:p>
+        </w:tc>
+        <w:tc>
+          <w:tcPr>
+            <w:tcW w:type="dxa" w:w="4680"/>
+            <w:tcMar>
+              <w:top w:type="dxa" w:w="60"/>
+              <w:left w:type="dxa" w:w="100"/>
+              <w:bottom w:type="dxa" w:w="60"/>
+              <w:right w:type="dxa" w:w="100"/>
+            </w:tcMar>
+          </w:tcPr>
+          <w:p>
+            <w:pPr>
+              <w:spacing w:after="0"/>
+            </w:pPr>
+            <w:r>
+              <w:rPr>
+                <w:color w:val="1A1A1A"/>
+                <w:sz w:val="18"/>
+                <w:szCs w:val="18"/>
+              </w:rPr>
+              <w:t xml:space="preserve">NOT DONE</w:t>
+            </w:r>
+          </w:p>
+        </w:tc>
+      </w:tr>
+      <w:tr>
+        <w:tc>
+          <w:tcPr>
+            <w:tcW w:type="dxa" w:w="4680"/>
+            <w:tcMar>
+              <w:top w:type="dxa" w:w="60"/>
+              <w:left w:type="dxa" w:w="100"/>
+              <w:bottom w:type="dxa" w:w="60"/>
+              <w:right w:type="dxa" w:w="100"/>
+            </w:tcMar>
+          </w:tcPr>
+          <w:p>
+            <w:pPr>
+              <w:spacing w:after="0"/>
+            </w:pPr>
+            <w:r>
+              <w:rPr>
+                <w:color w:val="1A1A1A"/>
+                <w:sz w:val="18"/>
+                <w:szCs w:val="18"/>
+              </w:rPr>
+              <w:t xml:space="preserve">Shift lifecycle captured</w:t>
+            </w:r>
+          </w:p>
+        </w:tc>
+        <w:tc>
+          <w:tcPr>
+            <w:tcW w:type="dxa" w:w="4680"/>
+            <w:tcMar>
+              <w:top w:type="dxa" w:w="60"/>
+              <w:left w:type="dxa" w:w="100"/>
+              <w:bottom w:type="dxa" w:w="60"/>
+              <w:right w:type="dxa" w:w="100"/>
+            </w:tcMar>
+          </w:tcPr>
+          <w:p>
+            <w:pPr>
+              <w:spacing w:after="0"/>
+            </w:pPr>
+            <w:r>
+              <w:rPr>
+                <w:color w:val="1A1A1A"/>
+                <w:sz w:val="18"/>
+                <w:szCs w:val="18"/>
+              </w:rPr>
+              <w:t xml:space="preserve">NOT DONE</w:t>
+            </w:r>
+            <w:r>
+              <w:rPr>
+                <w:color w:val="1A1A1A"/>
+                <w:sz w:val="18"/>
+                <w:szCs w:val="18"/>
+              </w:rPr>
+              <w:t xml:space="preserve"> — feature itself is partial (§11)</w:t>
+            </w:r>
+          </w:p>
+        </w:tc>
+      </w:tr>
+      <w:tr>
+        <w:tc>
+          <w:tcPr>
+            <w:tcW w:type="dxa" w:w="4680"/>
+            <w:tcMar>
+              <w:top w:type="dxa" w:w="60"/>
+              <w:left w:type="dxa" w:w="100"/>
+              <w:bottom w:type="dxa" w:w="60"/>
+              <w:right w:type="dxa" w:w="100"/>
+            </w:tcMar>
+          </w:tcPr>
+          <w:p>
+            <w:pPr>
+              <w:spacing w:after="0"/>
+            </w:pPr>
+            <w:r>
+              <w:rPr>
+                <w:color w:val="1A1A1A"/>
+                <w:sz w:val="18"/>
+                <w:szCs w:val="18"/>
+              </w:rPr>
+              <w:t xml:space="preserve">Completed-sale receipt and reprint captured</w:t>
+            </w:r>
+          </w:p>
+        </w:tc>
+        <w:tc>
+          <w:tcPr>
+            <w:tcW w:type="dxa" w:w="4680"/>
+            <w:tcMar>
+              <w:top w:type="dxa" w:w="60"/>
+              <w:left w:type="dxa" w:w="100"/>
+              <w:bottom w:type="dxa" w:w="60"/>
+              <w:right w:type="dxa" w:w="100"/>
+            </w:tcMar>
+          </w:tcPr>
+          <w:p>
+            <w:pPr>
+              <w:spacing w:after="0"/>
+            </w:pPr>
+            <w:r>
+              <w:rPr>
+                <w:color w:val="1A1A1A"/>
+                <w:sz w:val="18"/>
+                <w:szCs w:val="18"/>
+              </w:rPr>
+              <w:t xml:space="preserve">NOT DONE</w:t>
+            </w:r>
+          </w:p>
+        </w:tc>
+      </w:tr>
+      <w:tr>
+        <w:tc>
+          <w:tcPr>
+            <w:tcW w:type="dxa" w:w="4680"/>
+            <w:tcMar>
+              <w:top w:type="dxa" w:w="60"/>
+              <w:left w:type="dxa" w:w="100"/>
+              <w:bottom w:type="dxa" w:w="60"/>
+              <w:right w:type="dxa" w:w="100"/>
+            </w:tcMar>
+          </w:tcPr>
+          <w:p>
+            <w:pPr>
+              <w:spacing w:after="0"/>
+            </w:pPr>
+            <w:r>
+              <w:rPr>
+                <w:color w:val="1A1A1A"/>
+                <w:sz w:val="18"/>
+                <w:szCs w:val="18"/>
+              </w:rPr>
+              <w:t xml:space="preserve">Screenshots match the documented revision</w:t>
+            </w:r>
+          </w:p>
+        </w:tc>
+        <w:tc>
+          <w:tcPr>
+            <w:tcW w:type="dxa" w:w="4680"/>
+            <w:tcMar>
+              <w:top w:type="dxa" w:w="60"/>
+              <w:left w:type="dxa" w:w="100"/>
+              <w:bottom w:type="dxa" w:w="60"/>
+              <w:right w:type="dxa" w:w="100"/>
+            </w:tcMar>
+          </w:tcPr>
+          <w:p>
+            <w:pPr>
+              <w:spacing w:after="0"/>
+            </w:pPr>
+            <w:r>
+              <w:rPr>
+                <w:color w:val="1A1A1A"/>
+                <w:sz w:val="18"/>
+                <w:szCs w:val="18"/>
+              </w:rPr>
+              <w:t xml:space="preserve">YES</w:t>
+            </w:r>
+          </w:p>
+        </w:tc>
+      </w:tr>
+      <w:tr>
+        <w:tc>
+          <w:tcPr>
+            <w:tcW w:type="dxa" w:w="4680"/>
+            <w:tcMar>
+              <w:top w:type="dxa" w:w="60"/>
+              <w:left w:type="dxa" w:w="100"/>
+              <w:bottom w:type="dxa" w:w="60"/>
+              <w:right w:type="dxa" w:w="100"/>
+            </w:tcMar>
+          </w:tcPr>
+          <w:p>
+            <w:pPr>
+              <w:spacing w:after="0"/>
+            </w:pPr>
+            <w:r>
+              <w:rPr>
+                <w:color w:val="1A1A1A"/>
+                <w:sz w:val="18"/>
+                <w:szCs w:val="18"/>
+              </w:rPr>
+              <w:t xml:space="preserve">No fabricated screenshots</w:t>
+            </w:r>
+          </w:p>
+        </w:tc>
+        <w:tc>
+          <w:tcPr>
+            <w:tcW w:type="dxa" w:w="4680"/>
+            <w:tcMar>
+              <w:top w:type="dxa" w:w="60"/>
+              <w:left w:type="dxa" w:w="100"/>
+              <w:bottom w:type="dxa" w:w="60"/>
+              <w:right w:type="dxa" w:w="100"/>
+            </w:tcMar>
+          </w:tcPr>
+          <w:p>
+            <w:pPr>
+              <w:spacing w:after="0"/>
+            </w:pPr>
+            <w:r>
+              <w:rPr>
+                <w:color w:val="1A1A1A"/>
+                <w:sz w:val="18"/>
+                <w:szCs w:val="18"/>
+              </w:rPr>
+              <w:t xml:space="preserve">YES</w:t>
+            </w:r>
+          </w:p>
+        </w:tc>
+      </w:tr>
+      <w:tr>
+        <w:tc>
+          <w:tcPr>
+            <w:tcW w:type="dxa" w:w="4680"/>
+            <w:tcMar>
+              <w:top w:type="dxa" w:w="60"/>
+              <w:left w:type="dxa" w:w="100"/>
+              <w:bottom w:type="dxa" w:w="60"/>
+              <w:right w:type="dxa" w:w="100"/>
+            </w:tcMar>
+          </w:tcPr>
+          <w:p>
+            <w:pPr>
+              <w:spacing w:after="0"/>
+            </w:pPr>
+            <w:r>
+              <w:rPr>
+                <w:color w:val="1A1A1A"/>
+                <w:sz w:val="18"/>
+                <w:szCs w:val="18"/>
+              </w:rPr>
+              <w:t xml:space="preserve">Missing features identified</w:t>
+            </w:r>
+          </w:p>
+        </w:tc>
+        <w:tc>
+          <w:tcPr>
+            <w:tcW w:type="dxa" w:w="4680"/>
+            <w:tcMar>
+              <w:top w:type="dxa" w:w="60"/>
+              <w:left w:type="dxa" w:w="100"/>
+              <w:bottom w:type="dxa" w:w="60"/>
+              <w:right w:type="dxa" w:w="100"/>
+            </w:tcMar>
+          </w:tcPr>
+          <w:p>
+            <w:pPr>
+              <w:spacing w:after="0"/>
+            </w:pPr>
+            <w:r>
+              <w:rPr>
+                <w:color w:val="1A1A1A"/>
+                <w:sz w:val="18"/>
+                <w:szCs w:val="18"/>
+              </w:rPr>
+              <w:t xml:space="preserve">YES (§36, §37)</w:t>
+            </w:r>
+          </w:p>
+        </w:tc>
+      </w:tr>
+      <w:tr>
+        <w:tc>
+          <w:tcPr>
+            <w:tcW w:type="dxa" w:w="4680"/>
+            <w:tcMar>
+              <w:top w:type="dxa" w:w="60"/>
+              <w:left w:type="dxa" w:w="100"/>
+              <w:bottom w:type="dxa" w:w="60"/>
+              <w:right w:type="dxa" w:w="100"/>
+            </w:tcMar>
+          </w:tcPr>
+          <w:p>
+            <w:pPr>
+              <w:spacing w:after="0"/>
+            </w:pPr>
+            <w:r>
+              <w:rPr>
+                <w:color w:val="1A1A1A"/>
+                <w:sz w:val="18"/>
+                <w:szCs w:val="18"/>
+              </w:rPr>
+              <w:t xml:space="preserve">BIR gaps identified</w:t>
+            </w:r>
+          </w:p>
+        </w:tc>
+        <w:tc>
+          <w:tcPr>
+            <w:tcW w:type="dxa" w:w="4680"/>
+            <w:tcMar>
+              <w:top w:type="dxa" w:w="60"/>
+              <w:left w:type="dxa" w:w="100"/>
+              <w:bottom w:type="dxa" w:w="60"/>
+              <w:right w:type="dxa" w:w="100"/>
+            </w:tcMar>
+          </w:tcPr>
+          <w:p>
+            <w:pPr>
+              <w:spacing w:after="0"/>
+            </w:pPr>
+            <w:r>
+              <w:rPr>
+                <w:color w:val="1A1A1A"/>
+                <w:sz w:val="18"/>
+                <w:szCs w:val="18"/>
+              </w:rPr>
+              <w:t xml:space="preserve">YES (§35, §36)</w:t>
+            </w:r>
+          </w:p>
+        </w:tc>
+      </w:tr>
+    </w:tbl>
+    <w:p>
+      <w:pPr>
+        <w:spacing w:after="160"/>
+      </w:pPr>
+    </w:p>
+    <w:p>
+      <w:pPr>
+        <w:pStyle w:val="Heading2"/>
+        <w:spacing w:after="120" w:before="220"/>
+      </w:pPr>
+      <w:r>
+        <w:rPr>
+          <w:b/>
+          <w:bCs/>
+          <w:color w:val="1F4E79"/>
+          <w:sz w:val="24"/>
+          <w:szCs w:val="24"/>
+        </w:rPr>
+        <w:t xml:space="preserve">48.12 Product setup, inventory receiving and shift — status</w:t>
+      </w:r>
+    </w:p>
+    <w:p>
+      <w:pPr>
+        <w:spacing w:after="120"/>
+      </w:pPr>
+      <w:r>
+        <w:rPr>
+          <w:b/>
+          <w:bCs/>
+          <w:color w:val="1A1A1A"/>
+          <w:sz w:val="20"/>
+          <w:szCs w:val="20"/>
+        </w:rPr>
+        <w:t xml:space="preserve">Product setup and inventory receiving</w:t>
+      </w:r>
+      <w:r>
+        <w:rPr>
+          <w:color w:val="1A1A1A"/>
+          <w:sz w:val="20"/>
+          <w:szCs w:val="20"/>
+        </w:rPr>
+        <w:t xml:space="preserve"> are implemented (§7.3) and visible in Figure 6. Step-by-step figures for adding a product and receiving stock are </w:t>
+      </w:r>
+      <w:r>
+        <w:rPr>
+          <w:b/>
+          <w:bCs/>
+          <w:color w:val="1A1A1A"/>
+          <w:sz w:val="20"/>
+          <w:szCs w:val="20"/>
+        </w:rPr>
+        <w:t xml:space="preserve">PENDING CAPTURE</w:t>
+      </w:r>
+      <w:r>
+        <w:rPr>
+          <w:color w:val="1A1A1A"/>
+          <w:sz w:val="20"/>
+          <w:szCs w:val="20"/>
+        </w:rPr>
+        <w:t xml:space="preserve">.</w:t>
+      </w:r>
+    </w:p>
+    <w:p>
+      <w:pPr>
+        <w:spacing w:after="120"/>
+      </w:pPr>
+      <w:r>
+        <w:rPr>
+          <w:b/>
+          <w:bCs/>
+          <w:color w:val="1A1A1A"/>
+          <w:sz w:val="20"/>
+          <w:szCs w:val="20"/>
+        </w:rPr>
+        <w:t xml:space="preserve">Cashier shift</w:t>
+      </w:r>
+      <w:r>
+        <w:rPr>
+          <w:color w:val="1A1A1A"/>
+          <w:sz w:val="20"/>
+          <w:szCs w:val="20"/>
+        </w:rPr>
+        <w:t xml:space="preserve"> is </w:t>
+      </w:r>
+      <w:r>
+        <w:rPr>
+          <w:b/>
+          <w:bCs/>
+          <w:color w:val="1A1A1A"/>
+          <w:sz w:val="20"/>
+          <w:szCs w:val="20"/>
+        </w:rPr>
+        <w:t xml:space="preserve">PARTIALLY IMPLEMENTED</w:t>
+      </w:r>
+      <w:r>
+        <w:rPr>
+          <w:color w:val="1A1A1A"/>
+          <w:sz w:val="20"/>
+          <w:szCs w:val="20"/>
+        </w:rPr>
+        <w:t xml:space="preserve"> (§11). Cashier PIN sessions exist and are audited (</w:t>
+      </w:r>
+      <w:r>
+        <w:rPr>
+          <w:rFonts w:ascii="Consolas" w:cs="Consolas" w:eastAsia="Consolas" w:hAnsi="Consolas"/>
+          <w:color w:val="1A1A1A"/>
+          <w:sz w:val="20"/>
+          <w:szCs w:val="20"/>
+        </w:rPr>
+        <w:t xml:space="preserve">cashier_session_started</w:t>
+      </w:r>
+      <w:r>
+        <w:rPr>
+          <w:color w:val="1A1A1A"/>
+          <w:sz w:val="20"/>
+          <w:szCs w:val="20"/>
+        </w:rPr>
+        <w:t xml:space="preserve"> / </w:t>
+      </w:r>
+      <w:r>
+        <w:rPr>
+          <w:rFonts w:ascii="Consolas" w:cs="Consolas" w:eastAsia="Consolas" w:hAnsi="Consolas"/>
+          <w:color w:val="1A1A1A"/>
+          <w:sz w:val="20"/>
+          <w:szCs w:val="20"/>
+        </w:rPr>
+        <w:t xml:space="preserve">_ended</w:t>
+      </w:r>
+      <w:r>
+        <w:rPr>
+          <w:color w:val="1A1A1A"/>
+          <w:sz w:val="20"/>
+          <w:szCs w:val="20"/>
+        </w:rPr>
+        <w:t xml:space="preserve">), but a formal shift lifecycle with declared opening float, blind close and variance sign-off was not verified. The specification's shift flow is therefore </w:t>
+      </w:r>
+      <w:r>
+        <w:rPr>
+          <w:b/>
+          <w:bCs/>
+          <w:color w:val="1A1A1A"/>
+          <w:sz w:val="20"/>
+          <w:szCs w:val="20"/>
+        </w:rPr>
+        <w:t xml:space="preserve">not</w:t>
+      </w:r>
+      <w:r>
+        <w:rPr>
+          <w:color w:val="1A1A1A"/>
+          <w:sz w:val="20"/>
+          <w:szCs w:val="20"/>
+        </w:rPr>
+        <w:t xml:space="preserve"> documented as implemented — documenting it would assert functionality that has not been confirmed.</w:t>
       </w:r>
     </w:p>
     <w:sectPr>
